--- a/pr-preview/pr-551/UCD-SeRG-Lab-Manual-tracked-changes.docx
+++ b/pr-preview/pr-551/UCD-SeRG-Lab-Manual-tracked-changes.docx
@@ -4120,7 +4120,7 @@
       </w:r>
     </w:p>
     <w:bookmarkEnd w:id="94"/>
-    <w:bookmarkStart w:id="309" w:name="sec-r-coding-practices"/>
+    <w:bookmarkStart w:id="311" w:name="sec-r-coding-practices"/>
     <w:p>
       <w:pPr>
         <w:pStyle w:val="Heading1"/>
@@ -5464,6 +5464,20 @@
       </w:ins>
       <w:bookmarkStart w:id="274" w:name="git-and-version-control"/>
       <w:bookmarkEnd w:id="274"/>
+      <w:ins w:id="191" w:author="PR Preview" w:date="2024-01-01T00:00:00Z">
+        <w:r>
+          <w:t xml:space="preserve"> </w:t>
+        </w:r>
+      </w:ins>
+      <w:bookmarkStart w:id="275" w:name="tbl-snapshot-vs-explicit"/>
+      <w:bookmarkEnd w:id="275"/>
+      <w:ins w:id="191" w:author="PR Preview" w:date="2024-01-01T00:00:00Z">
+        <w:r>
+          <w:t xml:space="preserve"> </w:t>
+        </w:r>
+      </w:ins>
+      <w:bookmarkStart w:id="276" w:name="tbl-keywords-internal-vs-nord"/>
+      <w:bookmarkEnd w:id="276"/>
     </w:p>
     <w:p>
       <w:pPr>
@@ -5483,7 +5497,7 @@
           <w:numId w:val="1027"/>
         </w:numPr>
       </w:pPr>
-      <w:hyperlink r:id="rId275">
+      <w:hyperlink r:id="rId277">
         <w:r>
           <w:rPr>
             <w:rStyle w:val="Hyperlink"/>
@@ -5500,7 +5514,7 @@
           <w:numId w:val="1027"/>
         </w:numPr>
       </w:pPr>
-      <w:hyperlink r:id="rId276">
+      <w:hyperlink r:id="rId278">
         <w:r>
           <w:rPr>
             <w:rStyle w:val="Hyperlink"/>
@@ -5517,7 +5531,7 @@
           <w:numId w:val="1027"/>
         </w:numPr>
       </w:pPr>
-      <w:hyperlink r:id="rId277">
+      <w:hyperlink r:id="rId279">
         <w:r>
           <w:rPr>
             <w:rStyle w:val="Hyperlink"/>
@@ -5534,7 +5548,7 @@
           <w:numId w:val="1027"/>
         </w:numPr>
       </w:pPr>
-      <w:hyperlink r:id="rId278">
+      <w:hyperlink r:id="rId280">
         <w:r>
           <w:rPr>
             <w:rStyle w:val="Hyperlink"/>
@@ -5551,7 +5565,7 @@
           <w:numId w:val="1027"/>
         </w:numPr>
       </w:pPr>
-      <w:hyperlink r:id="rId279">
+      <w:hyperlink r:id="rId281">
         <w:r>
           <w:rPr>
             <w:rStyle w:val="Hyperlink"/>
@@ -5568,7 +5582,7 @@
           <w:numId w:val="1027"/>
         </w:numPr>
       </w:pPr>
-      <w:hyperlink r:id="rId280">
+      <w:hyperlink r:id="rId282">
         <w:r>
           <w:rPr>
             <w:rStyle w:val="Hyperlink"/>
@@ -5585,7 +5599,7 @@
           <w:numId w:val="1027"/>
         </w:numPr>
       </w:pPr>
-      <w:hyperlink r:id="rId281">
+      <w:hyperlink r:id="rId283">
         <w:r>
           <w:rPr>
             <w:rStyle w:val="Hyperlink"/>
@@ -5602,7 +5616,7 @@
           <w:numId w:val="1027"/>
         </w:numPr>
       </w:pPr>
-      <w:hyperlink r:id="rId282">
+      <w:hyperlink r:id="rId284">
         <w:r>
           <w:rPr>
             <w:rStyle w:val="Hyperlink"/>
@@ -5619,7 +5633,7 @@
           <w:numId w:val="1027"/>
         </w:numPr>
       </w:pPr>
-      <w:hyperlink r:id="rId283">
+      <w:hyperlink r:id="rId285">
         <w:r>
           <w:rPr>
             <w:rStyle w:val="Hyperlink"/>
@@ -5636,7 +5650,7 @@
           <w:numId w:val="1027"/>
         </w:numPr>
       </w:pPr>
-      <w:hyperlink r:id="rId284">
+      <w:hyperlink r:id="rId286">
         <w:r>
           <w:rPr>
             <w:rStyle w:val="Hyperlink"/>
@@ -5653,7 +5667,7 @@
           <w:numId w:val="1027"/>
         </w:numPr>
       </w:pPr>
-      <w:hyperlink r:id="rId285">
+      <w:hyperlink r:id="rId287">
         <w:r>
           <w:rPr>
             <w:rStyle w:val="Hyperlink"/>
@@ -5670,7 +5684,7 @@
           <w:numId w:val="1027"/>
         </w:numPr>
       </w:pPr>
-      <w:hyperlink r:id="rId286">
+      <w:hyperlink r:id="rId288">
         <w:r>
           <w:rPr>
             <w:rStyle w:val="Hyperlink"/>
@@ -5687,7 +5701,7 @@
           <w:numId w:val="1027"/>
         </w:numPr>
       </w:pPr>
-      <w:hyperlink r:id="rId287">
+      <w:hyperlink r:id="rId289">
         <w:r>
           <w:rPr>
             <w:rStyle w:val="Hyperlink"/>
@@ -5704,7 +5718,7 @@
           <w:numId w:val="1027"/>
         </w:numPr>
       </w:pPr>
-      <w:hyperlink r:id="rId288">
+      <w:hyperlink r:id="rId290">
         <w:r>
           <w:rPr>
             <w:rStyle w:val="Hyperlink"/>
@@ -5721,7 +5735,7 @@
           <w:numId w:val="1027"/>
         </w:numPr>
       </w:pPr>
-      <w:hyperlink r:id="rId289">
+      <w:hyperlink r:id="rId291">
         <w:r>
           <w:rPr>
             <w:rStyle w:val="Hyperlink"/>
@@ -5738,7 +5752,7 @@
           <w:numId w:val="1027"/>
         </w:numPr>
       </w:pPr>
-      <w:hyperlink r:id="rId290">
+      <w:hyperlink r:id="rId292">
         <w:r>
           <w:rPr>
             <w:rStyle w:val="Hyperlink"/>
@@ -5755,7 +5769,7 @@
           <w:numId w:val="1027"/>
         </w:numPr>
       </w:pPr>
-      <w:hyperlink r:id="rId291">
+      <w:hyperlink r:id="rId293">
         <w:r>
           <w:rPr>
             <w:rStyle w:val="Hyperlink"/>
@@ -5772,7 +5786,7 @@
           <w:numId w:val="1027"/>
         </w:numPr>
       </w:pPr>
-      <w:hyperlink r:id="rId292">
+      <w:hyperlink r:id="rId294">
         <w:r>
           <w:rPr>
             <w:rStyle w:val="Hyperlink"/>
@@ -5789,7 +5803,7 @@
           <w:numId w:val="1027"/>
         </w:numPr>
       </w:pPr>
-      <w:hyperlink r:id="rId293">
+      <w:hyperlink r:id="rId295">
         <w:r>
           <w:rPr>
             <w:rStyle w:val="Hyperlink"/>
@@ -5806,7 +5820,7 @@
           <w:numId w:val="1027"/>
         </w:numPr>
       </w:pPr>
-      <w:hyperlink r:id="rId294">
+      <w:hyperlink r:id="rId296">
         <w:r>
           <w:rPr>
             <w:rStyle w:val="Hyperlink"/>
@@ -5823,7 +5837,7 @@
           <w:numId w:val="1027"/>
         </w:numPr>
       </w:pPr>
-      <w:hyperlink r:id="rId295">
+      <w:hyperlink r:id="rId297">
         <w:r>
           <w:rPr>
             <w:rStyle w:val="Hyperlink"/>
@@ -5840,7 +5854,7 @@
           <w:numId w:val="1027"/>
         </w:numPr>
       </w:pPr>
-      <w:hyperlink r:id="rId296">
+      <w:hyperlink r:id="rId298">
         <w:r>
           <w:rPr>
             <w:rStyle w:val="Hyperlink"/>
@@ -5857,7 +5871,7 @@
           <w:numId w:val="1027"/>
         </w:numPr>
       </w:pPr>
-      <w:hyperlink r:id="rId297">
+      <w:hyperlink r:id="rId299">
         <w:r>
           <w:rPr>
             <w:rStyle w:val="Hyperlink"/>
@@ -5874,7 +5888,7 @@
           <w:numId w:val="1027"/>
         </w:numPr>
       </w:pPr>
-      <w:hyperlink r:id="rId298">
+      <w:hyperlink r:id="rId300">
         <w:r>
           <w:rPr>
             <w:rStyle w:val="Hyperlink"/>
@@ -5891,7 +5905,7 @@
           <w:numId w:val="1027"/>
         </w:numPr>
       </w:pPr>
-      <w:hyperlink r:id="rId299">
+      <w:hyperlink r:id="rId301">
         <w:r>
           <w:rPr>
             <w:rStyle w:val="Hyperlink"/>
@@ -5908,7 +5922,7 @@
           <w:numId w:val="1027"/>
         </w:numPr>
       </w:pPr>
-      <w:hyperlink r:id="rId300">
+      <w:hyperlink r:id="rId302">
         <w:r>
           <w:rPr>
             <w:rStyle w:val="Hyperlink"/>
@@ -5925,7 +5939,7 @@
           <w:numId w:val="1027"/>
         </w:numPr>
       </w:pPr>
-      <w:hyperlink r:id="rId301">
+      <w:hyperlink r:id="rId303">
         <w:r>
           <w:rPr>
             <w:rStyle w:val="Hyperlink"/>
@@ -5942,7 +5956,7 @@
           <w:numId w:val="1027"/>
         </w:numPr>
       </w:pPr>
-      <w:hyperlink r:id="rId302">
+      <w:hyperlink r:id="rId304">
         <w:r>
           <w:rPr>
             <w:rStyle w:val="Hyperlink"/>
@@ -5959,7 +5973,7 @@
           <w:numId w:val="1027"/>
         </w:numPr>
       </w:pPr>
-      <w:hyperlink r:id="rId303">
+      <w:hyperlink r:id="rId305">
         <w:r>
           <w:rPr>
             <w:rStyle w:val="Hyperlink"/>
@@ -5976,7 +5990,7 @@
           <w:numId w:val="1027"/>
         </w:numPr>
       </w:pPr>
-      <w:hyperlink r:id="rId304">
+      <w:hyperlink r:id="rId306">
         <w:r>
           <w:rPr>
             <w:rStyle w:val="Hyperlink"/>
@@ -5993,7 +6007,7 @@
           <w:numId w:val="1027"/>
         </w:numPr>
       </w:pPr>
-      <w:hyperlink r:id="rId305">
+      <w:hyperlink r:id="rId307">
         <w:r>
           <w:rPr>
             <w:rStyle w:val="Hyperlink"/>
@@ -6010,7 +6024,7 @@
           <w:numId w:val="1027"/>
         </w:numPr>
       </w:pPr>
-      <w:hyperlink r:id="rId306">
+      <w:hyperlink r:id="rId308">
         <w:r>
           <w:rPr>
             <w:rStyle w:val="Hyperlink"/>
@@ -6060,12 +6074,12 @@
                 <wp:inline>
                   <wp:extent cx="152400" cy="152400"/>
                   <wp:effectExtent b="0" l="0" r="0" t="0"/>
-                  <wp:docPr descr="" title="" id="307" name="Picture"/>
+                  <wp:docPr descr="" title="" id="309" name="Picture"/>
                   <a:graphic>
                     <a:graphicData uri="http://schemas.openxmlformats.org/drawingml/2006/picture">
                       <pic:pic>
                         <pic:nvPicPr>
-                          <pic:cNvPr descr="/opt/quarto/share/formats/docx/note.png" id="308" name="Picture"/>
+                          <pic:cNvPr descr="/opt/quarto/share/formats/docx/note.png" id="310" name="Picture"/>
                           <pic:cNvPicPr>
                             <a:picLocks noChangeArrowheads="1" noChangeAspect="1"/>
                           </pic:cNvPicPr>
@@ -6194,8 +6208,8 @@
         <w:br w:type="page"/>
       </w:r>
     </w:p>
-    <w:bookmarkEnd w:id="309"/>
-    <w:bookmarkStart w:id="385" w:name="sec-r-code-style"/>
+    <w:bookmarkEnd w:id="311"/>
+    <w:bookmarkStart w:id="387" w:name="sec-r-code-style"/>
     <w:p>
       <w:pPr>
         <w:pStyle w:val="Heading1"/>
@@ -6248,7 +6262,7 @@
           <w:t xml:space="preserve"> </w:t>
         </w:r>
       </w:ins>
-      <w:hyperlink r:id="rId310">
+      <w:hyperlink r:id="rId312">
         <w:r>
           <w:rPr>
             <w:rStyle w:val="Hyperlink"/>
@@ -6291,372 +6305,372 @@
       <w:pPr>
         <w:pStyle w:val="BodyText"/>
       </w:pPr>
-      <w:bookmarkStart w:id="311" w:name="sec-assertions-input-validation"/>
-      <w:bookmarkEnd w:id="311"/>
-      <w:ins w:id="228" w:author="PR Preview" w:date="2024-01-01T00:00:00Z">
-        <w:r>
-          <w:t xml:space="preserve"> </w:t>
-        </w:r>
-      </w:ins>
-      <w:bookmarkStart w:id="312" w:name="sec-avoid-hardcoding-external-data"/>
-      <w:bookmarkEnd w:id="312"/>
-      <w:ins w:id="228" w:author="PR Preview" w:date="2024-01-01T00:00:00Z">
-        <w:r>
-          <w:t xml:space="preserve"> </w:t>
-        </w:r>
-      </w:ins>
-      <w:bookmarkStart w:id="313" w:name="sec-avoid-nesting"/>
+      <w:bookmarkStart w:id="313" w:name="sec-assertions-input-validation"/>
       <w:bookmarkEnd w:id="313"/>
       <w:ins w:id="228" w:author="PR Preview" w:date="2024-01-01T00:00:00Z">
         <w:r>
           <w:t xml:space="preserve"> </w:t>
         </w:r>
       </w:ins>
-      <w:bookmarkStart w:id="314" w:name="sec-clean-code"/>
+      <w:bookmarkStart w:id="314" w:name="sec-avoid-hardcoding-external-data"/>
       <w:bookmarkEnd w:id="314"/>
       <w:ins w:id="228" w:author="PR Preview" w:date="2024-01-01T00:00:00Z">
         <w:r>
           <w:t xml:space="preserve"> </w:t>
         </w:r>
       </w:ins>
-      <w:bookmarkStart w:id="315" w:name="sec-cli-styling-progress-outcomes"/>
+      <w:bookmarkStart w:id="315" w:name="sec-avoid-nesting"/>
       <w:bookmarkEnd w:id="315"/>
       <w:ins w:id="228" w:author="PR Preview" w:date="2024-01-01T00:00:00Z">
         <w:r>
           <w:t xml:space="preserve"> </w:t>
         </w:r>
       </w:ins>
-      <w:bookmarkStart w:id="316" w:name="sec-comments"/>
+      <w:bookmarkStart w:id="316" w:name="sec-clean-code"/>
       <w:bookmarkEnd w:id="316"/>
       <w:ins w:id="228" w:author="PR Preview" w:date="2024-01-01T00:00:00Z">
         <w:r>
           <w:t xml:space="preserve"> </w:t>
         </w:r>
       </w:ins>
-      <w:bookmarkStart w:id="317" w:name="sec-construct-inputs"/>
+      <w:bookmarkStart w:id="317" w:name="sec-cli-styling-progress-outcomes"/>
       <w:bookmarkEnd w:id="317"/>
       <w:ins w:id="228" w:author="PR Preview" w:date="2024-01-01T00:00:00Z">
         <w:r>
           <w:t xml:space="preserve"> </w:t>
         </w:r>
       </w:ins>
-      <w:bookmarkStart w:id="318" w:name="sec-function-docs"/>
+      <w:bookmarkStart w:id="318" w:name="sec-comments"/>
       <w:bookmarkEnd w:id="318"/>
       <w:ins w:id="228" w:author="PR Preview" w:date="2024-01-01T00:00:00Z">
         <w:r>
           <w:t xml:space="preserve"> </w:t>
         </w:r>
       </w:ins>
-      <w:bookmarkStart w:id="319" w:name="sec-here-package-style"/>
+      <w:bookmarkStart w:id="319" w:name="sec-construct-inputs"/>
       <w:bookmarkEnd w:id="319"/>
       <w:ins w:id="228" w:author="PR Preview" w:date="2024-01-01T00:00:00Z">
         <w:r>
           <w:t xml:space="preserve"> </w:t>
         </w:r>
       </w:ins>
-      <w:bookmarkStart w:id="320" w:name="sec-here-subpath"/>
+      <w:bookmarkStart w:id="320" w:name="sec-function-docs"/>
       <w:bookmarkEnd w:id="320"/>
       <w:ins w:id="228" w:author="PR Preview" w:date="2024-01-01T00:00:00Z">
         <w:r>
           <w:t xml:space="preserve"> </w:t>
         </w:r>
       </w:ins>
-      <w:bookmarkStart w:id="321" w:name="sec-object-naming"/>
+      <w:bookmarkStart w:id="321" w:name="sec-here-package-style"/>
       <w:bookmarkEnd w:id="321"/>
       <w:ins w:id="228" w:author="PR Preview" w:date="2024-01-01T00:00:00Z">
         <w:r>
           <w:t xml:space="preserve"> </w:t>
         </w:r>
       </w:ins>
-      <w:bookmarkStart w:id="322" w:name="sec-package-code-practices"/>
+      <w:bookmarkStart w:id="322" w:name="sec-here-subpath"/>
       <w:bookmarkEnd w:id="322"/>
       <w:ins w:id="228" w:author="PR Preview" w:date="2024-01-01T00:00:00Z">
         <w:r>
           <w:t xml:space="preserve"> </w:t>
         </w:r>
       </w:ins>
-      <w:bookmarkStart w:id="323" w:name="sec-per-operation-grouping"/>
+      <w:bookmarkStart w:id="323" w:name="sec-object-naming"/>
       <w:bookmarkEnd w:id="323"/>
       <w:ins w:id="228" w:author="PR Preview" w:date="2024-01-01T00:00:00Z">
         <w:r>
           <w:t xml:space="preserve"> </w:t>
         </w:r>
       </w:ins>
-      <w:bookmarkStart w:id="324" w:name="sec-prefer-packaged-functions"/>
+      <w:bookmarkStart w:id="324" w:name="sec-package-code-practices"/>
       <w:bookmarkEnd w:id="324"/>
       <w:ins w:id="228" w:author="PR Preview" w:date="2024-01-01T00:00:00Z">
         <w:r>
           <w:t xml:space="preserve"> </w:t>
         </w:r>
       </w:ins>
-      <w:bookmarkStart w:id="325" w:name="sec-r-resources-style"/>
+      <w:bookmarkStart w:id="325" w:name="sec-per-operation-grouping"/>
       <w:bookmarkEnd w:id="325"/>
       <w:ins w:id="228" w:author="PR Preview" w:date="2024-01-01T00:00:00Z">
         <w:r>
           <w:t xml:space="preserve"> </w:t>
         </w:r>
       </w:ins>
-      <w:bookmarkStart w:id="326" w:name="sec-semantic-line-breaks"/>
+      <w:bookmarkStart w:id="326" w:name="sec-prefer-packaged-functions"/>
       <w:bookmarkEnd w:id="326"/>
       <w:ins w:id="228" w:author="PR Preview" w:date="2024-01-01T00:00:00Z">
         <w:r>
           <w:t xml:space="preserve"> </w:t>
         </w:r>
       </w:ins>
-      <w:bookmarkStart w:id="327" w:name="sec-style-auto-style"/>
+      <w:bookmarkStart w:id="327" w:name="sec-r-resources-style"/>
       <w:bookmarkEnd w:id="327"/>
       <w:ins w:id="228" w:author="PR Preview" w:date="2024-01-01T00:00:00Z">
         <w:r>
           <w:t xml:space="preserve"> </w:t>
         </w:r>
       </w:ins>
-      <w:bookmarkStart w:id="328" w:name="sec-tidyverse-replacements"/>
+      <w:bookmarkStart w:id="328" w:name="sec-semantic-line-breaks"/>
       <w:bookmarkEnd w:id="328"/>
       <w:ins w:id="228" w:author="PR Preview" w:date="2024-01-01T00:00:00Z">
         <w:r>
           <w:t xml:space="preserve"> </w:t>
         </w:r>
       </w:ins>
-      <w:bookmarkStart w:id="329" w:name="general-principles"/>
+      <w:bookmarkStart w:id="329" w:name="sec-style-auto-style"/>
       <w:bookmarkEnd w:id="329"/>
       <w:ins w:id="228" w:author="PR Preview" w:date="2024-01-01T00:00:00Z">
         <w:r>
           <w:t xml:space="preserve"> </w:t>
         </w:r>
       </w:ins>
-      <w:bookmarkStart w:id="330" w:name="meaningful-names"/>
+      <w:bookmarkStart w:id="330" w:name="sec-tidyverse-replacements"/>
       <w:bookmarkEnd w:id="330"/>
       <w:ins w:id="228" w:author="PR Preview" w:date="2024-01-01T00:00:00Z">
         <w:r>
           <w:t xml:space="preserve"> </w:t>
         </w:r>
       </w:ins>
-      <w:bookmarkStart w:id="331" w:name="functions"/>
+      <w:bookmarkStart w:id="331" w:name="general-principles"/>
       <w:bookmarkEnd w:id="331"/>
       <w:ins w:id="228" w:author="PR Preview" w:date="2024-01-01T00:00:00Z">
         <w:r>
           <w:t xml:space="preserve"> </w:t>
         </w:r>
       </w:ins>
-      <w:bookmarkStart w:id="332" w:name="comments"/>
+      <w:bookmarkStart w:id="332" w:name="meaningful-names"/>
       <w:bookmarkEnd w:id="332"/>
       <w:ins w:id="228" w:author="PR Preview" w:date="2024-01-01T00:00:00Z">
         <w:r>
           <w:t xml:space="preserve"> </w:t>
         </w:r>
       </w:ins>
-      <w:bookmarkStart w:id="333" w:name="the-boy-scout-rule"/>
+      <w:bookmarkStart w:id="333" w:name="functions"/>
       <w:bookmarkEnd w:id="333"/>
       <w:ins w:id="228" w:author="PR Preview" w:date="2024-01-01T00:00:00Z">
         <w:r>
           <w:t xml:space="preserve"> </w:t>
         </w:r>
       </w:ins>
-      <w:bookmarkStart w:id="334" w:name="dont-repeat-yourself-dry"/>
+      <w:bookmarkStart w:id="334" w:name="comments"/>
       <w:bookmarkEnd w:id="334"/>
       <w:ins w:id="228" w:author="PR Preview" w:date="2024-01-01T00:00:00Z">
         <w:r>
           <w:t xml:space="preserve"> </w:t>
         </w:r>
       </w:ins>
-      <w:bookmarkStart w:id="335" w:name="explicit-return-statements"/>
+      <w:bookmarkStart w:id="335" w:name="the-boy-scout-rule"/>
       <w:bookmarkEnd w:id="335"/>
       <w:ins w:id="228" w:author="PR Preview" w:date="2024-01-01T00:00:00Z">
         <w:r>
           <w:t xml:space="preserve"> </w:t>
         </w:r>
       </w:ins>
-      <w:bookmarkStart w:id="336" w:name="base-r-stopifnot"/>
+      <w:bookmarkStart w:id="336" w:name="dont-repeat-yourself-dry"/>
       <w:bookmarkEnd w:id="336"/>
       <w:ins w:id="228" w:author="PR Preview" w:date="2024-01-01T00:00:00Z">
         <w:r>
           <w:t xml:space="preserve"> </w:t>
         </w:r>
       </w:ins>
-      <w:bookmarkStart w:id="337" w:name="X61299030cb8ff94ada56d4bdbd93b8d1b32c6e5"/>
+      <w:bookmarkStart w:id="337" w:name="explicit-return-statements"/>
       <w:bookmarkEnd w:id="337"/>
       <w:ins w:id="228" w:author="PR Preview" w:date="2024-01-01T00:00:00Z">
         <w:r>
           <w:t xml:space="preserve"> </w:t>
         </w:r>
       </w:ins>
-      <w:bookmarkStart w:id="338" w:name="X457f54817b75c878d21e6b46cc6bdb759c8b265"/>
+      <w:bookmarkStart w:id="338" w:name="base-r-stopifnot"/>
       <w:bookmarkEnd w:id="338"/>
       <w:ins w:id="228" w:author="PR Preview" w:date="2024-01-01T00:00:00Z">
         <w:r>
           <w:t xml:space="preserve"> </w:t>
         </w:r>
       </w:ins>
-      <w:bookmarkStart w:id="339" w:name="decomposing-validation-into-helpers"/>
+      <w:bookmarkStart w:id="339" w:name="X61299030cb8ff94ada56d4bdbd93b8d1b32c6e5"/>
       <w:bookmarkEnd w:id="339"/>
       <w:ins w:id="228" w:author="PR Preview" w:date="2024-01-01T00:00:00Z">
         <w:r>
           <w:t xml:space="preserve"> </w:t>
         </w:r>
       </w:ins>
-      <w:bookmarkStart w:id="340" w:name="note-on-assertthat"/>
+      <w:bookmarkStart w:id="340" w:name="X457f54817b75c878d21e6b46cc6bdb759c8b265"/>
       <w:bookmarkEnd w:id="340"/>
       <w:ins w:id="228" w:author="PR Preview" w:date="2024-01-01T00:00:00Z">
         <w:r>
           <w:t xml:space="preserve"> </w:t>
         </w:r>
       </w:ins>
-      <w:bookmarkStart w:id="341" w:name="Xe498262ae6be61f401e18dbcc7cafd360e15ce1"/>
+      <w:bookmarkStart w:id="341" w:name="decomposing-validation-into-helpers"/>
       <w:bookmarkEnd w:id="341"/>
       <w:ins w:id="228" w:author="PR Preview" w:date="2024-01-01T00:00:00Z">
         <w:r>
           <w:t xml:space="preserve"> </w:t>
         </w:r>
       </w:ins>
-      <w:bookmarkStart w:id="342" w:name="lambdas-in-map-and-apply-family-calls"/>
+      <w:bookmarkStart w:id="342" w:name="note-on-assertthat"/>
       <w:bookmarkEnd w:id="342"/>
       <w:ins w:id="228" w:author="PR Preview" w:date="2024-01-01T00:00:00Z">
         <w:r>
           <w:t xml:space="preserve"> </w:t>
         </w:r>
       </w:ins>
-      <w:bookmarkStart w:id="343" w:name="X6cd99ac23357f519341a53b23e138c646ea1c45"/>
+      <w:bookmarkStart w:id="343" w:name="Xe498262ae6be61f401e18dbcc7cafd360e15ce1"/>
       <w:bookmarkEnd w:id="343"/>
       <w:ins w:id="228" w:author="PR Preview" w:date="2024-01-01T00:00:00Z">
         <w:r>
           <w:t xml:space="preserve"> </w:t>
         </w:r>
       </w:ins>
-      <w:bookmarkStart w:id="344" w:name="X45da8616c13d9849c5079b09e6f10b14b1e8a62"/>
+      <w:bookmarkStart w:id="344" w:name="lambdas-in-map-and-apply-family-calls"/>
       <w:bookmarkEnd w:id="344"/>
       <w:ins w:id="228" w:author="PR Preview" w:date="2024-01-01T00:00:00Z">
         <w:r>
           <w:t xml:space="preserve"> </w:t>
         </w:r>
       </w:ins>
-      <w:bookmarkStart w:id="345" w:name="X72c8559fef7141ca39114dc26401b510adc0c7e"/>
+      <w:bookmarkStart w:id="345" w:name="X6cd99ac23357f519341a53b23e138c646ea1c45"/>
       <w:bookmarkEnd w:id="345"/>
       <w:ins w:id="228" w:author="PR Preview" w:date="2024-01-01T00:00:00Z">
         <w:r>
           <w:t xml:space="preserve"> </w:t>
         </w:r>
       </w:ins>
-      <w:bookmarkStart w:id="346" w:name="X4e174cb9149f2b2e14b36b2edf87964fcbfdad4"/>
+      <w:bookmarkStart w:id="346" w:name="X45da8616c13d9849c5079b09e6f10b14b1e8a62"/>
       <w:bookmarkEnd w:id="346"/>
       <w:ins w:id="228" w:author="PR Preview" w:date="2024-01-01T00:00:00Z">
         <w:r>
           <w:t xml:space="preserve"> </w:t>
         </w:r>
       </w:ins>
-      <w:bookmarkStart w:id="347" w:name="line-breaks-and-formatting"/>
+      <w:bookmarkStart w:id="347" w:name="X72c8559fef7141ca39114dc26401b510adc0c7e"/>
       <w:bookmarkEnd w:id="347"/>
       <w:ins w:id="228" w:author="PR Preview" w:date="2024-01-01T00:00:00Z">
         <w:r>
           <w:t xml:space="preserve"> </w:t>
         </w:r>
       </w:ins>
-      <w:bookmarkStart w:id="348" w:name="blank-lines-before-lists"/>
+      <w:bookmarkStart w:id="348" w:name="X4e174cb9149f2b2e14b36b2edf87964fcbfdad4"/>
       <w:bookmarkEnd w:id="348"/>
       <w:ins w:id="228" w:author="PR Preview" w:date="2024-01-01T00:00:00Z">
         <w:r>
           <w:t xml:space="preserve"> </w:t>
         </w:r>
       </w:ins>
-      <w:bookmarkStart w:id="349" w:name="line-breaks-in-code"/>
+      <w:bookmarkStart w:id="349" w:name="line-breaks-and-formatting"/>
       <w:bookmarkEnd w:id="349"/>
       <w:ins w:id="228" w:author="PR Preview" w:date="2024-01-01T00:00:00Z">
         <w:r>
           <w:t xml:space="preserve"> </w:t>
         </w:r>
       </w:ins>
-      <w:bookmarkStart w:id="350" w:name="markdown-and-quarto-formatting"/>
+      <w:bookmarkStart w:id="350" w:name="blank-lines-before-lists"/>
       <w:bookmarkEnd w:id="350"/>
       <w:ins w:id="228" w:author="PR Preview" w:date="2024-01-01T00:00:00Z">
         <w:r>
           <w:t xml:space="preserve"> </w:t>
         </w:r>
       </w:ins>
-      <w:bookmarkStart w:id="351" w:name="writing-about-code-in-quarto-documents"/>
+      <w:bookmarkStart w:id="351" w:name="line-breaks-in-code"/>
       <w:bookmarkEnd w:id="351"/>
       <w:ins w:id="228" w:author="PR Preview" w:date="2024-01-01T00:00:00Z">
         <w:r>
           <w:t xml:space="preserve"> </w:t>
         </w:r>
       </w:ins>
-      <w:bookmarkStart w:id="352" w:name="messaging-and-user-communication"/>
+      <w:bookmarkStart w:id="352" w:name="markdown-and-quarto-formatting"/>
       <w:bookmarkEnd w:id="352"/>
       <w:ins w:id="228" w:author="PR Preview" w:date="2024-01-01T00:00:00Z">
         <w:r>
           <w:t xml:space="preserve"> </w:t>
         </w:r>
       </w:ins>
-      <w:bookmarkStart w:id="353" w:name="styling"/>
+      <w:bookmarkStart w:id="353" w:name="writing-about-code-in-quarto-documents"/>
       <w:bookmarkEnd w:id="353"/>
       <w:ins w:id="228" w:author="PR Preview" w:date="2024-01-01T00:00:00Z">
         <w:r>
           <w:t xml:space="preserve"> </w:t>
         </w:r>
       </w:ins>
-      <w:bookmarkStart w:id="354" w:name="rstudio-shortcuts"/>
+      <w:bookmarkStart w:id="354" w:name="messaging-and-user-communication"/>
       <w:bookmarkEnd w:id="354"/>
       <w:ins w:id="228" w:author="PR Preview" w:date="2024-01-01T00:00:00Z">
         <w:r>
           <w:t xml:space="preserve"> </w:t>
         </w:r>
       </w:ins>
-      <w:bookmarkStart w:id="355" w:name="styler"/>
+      <w:bookmarkStart w:id="355" w:name="styling"/>
       <w:bookmarkEnd w:id="355"/>
       <w:ins w:id="228" w:author="PR Preview" w:date="2024-01-01T00:00:00Z">
         <w:r>
           <w:t xml:space="preserve"> </w:t>
         </w:r>
       </w:ins>
-      <w:bookmarkStart w:id="356" w:name="lintr"/>
+      <w:bookmarkStart w:id="356" w:name="rstudio-shortcuts"/>
       <w:bookmarkEnd w:id="356"/>
       <w:ins w:id="228" w:author="PR Preview" w:date="2024-01-01T00:00:00Z">
         <w:r>
           <w:t xml:space="preserve"> </w:t>
         </w:r>
       </w:ins>
-      <w:bookmarkStart w:id="357" w:name="using-lintr"/>
+      <w:bookmarkStart w:id="357" w:name="styler"/>
       <w:bookmarkEnd w:id="357"/>
       <w:ins w:id="228" w:author="PR Preview" w:date="2024-01-01T00:00:00Z">
         <w:r>
           <w:t xml:space="preserve"> </w:t>
         </w:r>
       </w:ins>
-      <w:bookmarkStart w:id="358" w:name="our-labs-lintr-configuration"/>
+      <w:bookmarkStart w:id="358" w:name="lintr"/>
       <w:bookmarkEnd w:id="358"/>
       <w:ins w:id="228" w:author="PR Preview" w:date="2024-01-01T00:00:00Z">
         <w:r>
           <w:t xml:space="preserve"> </w:t>
         </w:r>
       </w:ins>
-      <w:bookmarkStart w:id="359" w:name="jarl"/>
+      <w:bookmarkStart w:id="359" w:name="using-lintr"/>
       <w:bookmarkEnd w:id="359"/>
       <w:ins w:id="228" w:author="PR Preview" w:date="2024-01-01T00:00:00Z">
         <w:r>
           <w:t xml:space="preserve"> </w:t>
         </w:r>
       </w:ins>
-      <w:bookmarkStart w:id="360" w:name="key-features"/>
+      <w:bookmarkStart w:id="360" w:name="our-labs-lintr-configuration"/>
       <w:bookmarkEnd w:id="360"/>
       <w:ins w:id="228" w:author="PR Preview" w:date="2024-01-01T00:00:00Z">
         <w:r>
           <w:t xml:space="preserve"> </w:t>
         </w:r>
       </w:ins>
-      <w:bookmarkStart w:id="361" w:name="basic-usage"/>
+      <w:bookmarkStart w:id="361" w:name="jarl"/>
       <w:bookmarkEnd w:id="361"/>
       <w:ins w:id="228" w:author="PR Preview" w:date="2024-01-01T00:00:00Z">
         <w:r>
           <w:t xml:space="preserve"> </w:t>
         </w:r>
       </w:ins>
-      <w:bookmarkStart w:id="362" w:name="comparison-with-lintr"/>
+      <w:bookmarkStart w:id="362" w:name="key-features"/>
       <w:bookmarkEnd w:id="362"/>
       <w:ins w:id="228" w:author="PR Preview" w:date="2024-01-01T00:00:00Z">
         <w:r>
           <w:t xml:space="preserve"> </w:t>
         </w:r>
       </w:ins>
-      <w:bookmarkStart w:id="363" w:name="X20514c3690be0e3afe0e3453b36bf4daf01ce44"/>
+      <w:bookmarkStart w:id="363" w:name="basic-usage"/>
       <w:bookmarkEnd w:id="363"/>
+      <w:ins w:id="228" w:author="PR Preview" w:date="2024-01-01T00:00:00Z">
+        <w:r>
+          <w:t xml:space="preserve"> </w:t>
+        </w:r>
+      </w:ins>
+      <w:bookmarkStart w:id="364" w:name="comparison-with-lintr"/>
+      <w:bookmarkEnd w:id="364"/>
+      <w:ins w:id="228" w:author="PR Preview" w:date="2024-01-01T00:00:00Z">
+        <w:r>
+          <w:t xml:space="preserve"> </w:t>
+        </w:r>
+      </w:ins>
+      <w:bookmarkStart w:id="365" w:name="X20514c3690be0e3afe0e3453b36bf4daf01ce44"/>
+      <w:bookmarkEnd w:id="365"/>
     </w:p>
     <w:p>
       <w:pPr>
@@ -6676,7 +6690,7 @@
           <w:numId w:val="1028"/>
         </w:numPr>
       </w:pPr>
-      <w:hyperlink r:id="rId364">
+      <w:hyperlink r:id="rId366">
         <w:r>
           <w:rPr>
             <w:rStyle w:val="Hyperlink"/>
@@ -6693,7 +6707,7 @@
           <w:numId w:val="1028"/>
         </w:numPr>
       </w:pPr>
-      <w:hyperlink r:id="rId365">
+      <w:hyperlink r:id="rId367">
         <w:r>
           <w:rPr>
             <w:rStyle w:val="Hyperlink"/>
@@ -6710,7 +6724,7 @@
           <w:numId w:val="1028"/>
         </w:numPr>
       </w:pPr>
-      <w:hyperlink r:id="rId366">
+      <w:hyperlink r:id="rId368">
         <w:r>
           <w:rPr>
             <w:rStyle w:val="Hyperlink"/>
@@ -6727,7 +6741,7 @@
           <w:numId w:val="1028"/>
         </w:numPr>
       </w:pPr>
-      <w:hyperlink r:id="rId367">
+      <w:hyperlink r:id="rId369">
         <w:r>
           <w:rPr>
             <w:rStyle w:val="Hyperlink"/>
@@ -6744,7 +6758,7 @@
           <w:numId w:val="1028"/>
         </w:numPr>
       </w:pPr>
-      <w:hyperlink r:id="rId368">
+      <w:hyperlink r:id="rId370">
         <w:r>
           <w:rPr>
             <w:rStyle w:val="Hyperlink"/>
@@ -6761,7 +6775,7 @@
           <w:numId w:val="1028"/>
         </w:numPr>
       </w:pPr>
-      <w:hyperlink r:id="rId369">
+      <w:hyperlink r:id="rId371">
         <w:r>
           <w:rPr>
             <w:rStyle w:val="Hyperlink"/>
@@ -6778,7 +6792,7 @@
           <w:numId w:val="1028"/>
         </w:numPr>
       </w:pPr>
-      <w:hyperlink r:id="rId370">
+      <w:hyperlink r:id="rId372">
         <w:r>
           <w:rPr>
             <w:rStyle w:val="Hyperlink"/>
@@ -6795,7 +6809,7 @@
           <w:numId w:val="1028"/>
         </w:numPr>
       </w:pPr>
-      <w:hyperlink r:id="rId371">
+      <w:hyperlink r:id="rId373">
         <w:r>
           <w:rPr>
             <w:rStyle w:val="Hyperlink"/>
@@ -6812,7 +6826,7 @@
           <w:numId w:val="1028"/>
         </w:numPr>
       </w:pPr>
-      <w:hyperlink r:id="rId372">
+      <w:hyperlink r:id="rId374">
         <w:r>
           <w:rPr>
             <w:rStyle w:val="Hyperlink"/>
@@ -6829,7 +6843,7 @@
           <w:numId w:val="1028"/>
         </w:numPr>
       </w:pPr>
-      <w:hyperlink r:id="rId373">
+      <w:hyperlink r:id="rId375">
         <w:r>
           <w:rPr>
             <w:rStyle w:val="Hyperlink"/>
@@ -6846,7 +6860,7 @@
           <w:numId w:val="1028"/>
         </w:numPr>
       </w:pPr>
-      <w:hyperlink r:id="rId374">
+      <w:hyperlink r:id="rId376">
         <w:r>
           <w:rPr>
             <w:rStyle w:val="Hyperlink"/>
@@ -6863,7 +6877,7 @@
           <w:numId w:val="1028"/>
         </w:numPr>
       </w:pPr>
-      <w:hyperlink r:id="rId375">
+      <w:hyperlink r:id="rId377">
         <w:r>
           <w:rPr>
             <w:rStyle w:val="Hyperlink"/>
@@ -6880,7 +6894,7 @@
           <w:numId w:val="1028"/>
         </w:numPr>
       </w:pPr>
-      <w:hyperlink r:id="rId376">
+      <w:hyperlink r:id="rId378">
         <w:r>
           <w:rPr>
             <w:rStyle w:val="Hyperlink"/>
@@ -6897,7 +6911,7 @@
           <w:numId w:val="1028"/>
         </w:numPr>
       </w:pPr>
-      <w:hyperlink r:id="rId377">
+      <w:hyperlink r:id="rId379">
         <w:r>
           <w:rPr>
             <w:rStyle w:val="Hyperlink"/>
@@ -6914,7 +6928,7 @@
           <w:numId w:val="1028"/>
         </w:numPr>
       </w:pPr>
-      <w:hyperlink r:id="rId378">
+      <w:hyperlink r:id="rId380">
         <w:r>
           <w:rPr>
             <w:rStyle w:val="Hyperlink"/>
@@ -6931,7 +6945,7 @@
           <w:numId w:val="1028"/>
         </w:numPr>
       </w:pPr>
-      <w:hyperlink r:id="rId379">
+      <w:hyperlink r:id="rId381">
         <w:r>
           <w:rPr>
             <w:rStyle w:val="Hyperlink"/>
@@ -6948,7 +6962,7 @@
           <w:numId w:val="1028"/>
         </w:numPr>
       </w:pPr>
-      <w:hyperlink r:id="rId380">
+      <w:hyperlink r:id="rId382">
         <w:r>
           <w:rPr>
             <w:rStyle w:val="Hyperlink"/>
@@ -6965,7 +6979,7 @@
           <w:numId w:val="1028"/>
         </w:numPr>
       </w:pPr>
-      <w:hyperlink r:id="rId381">
+      <w:hyperlink r:id="rId383">
         <w:r>
           <w:rPr>
             <w:rStyle w:val="Hyperlink"/>
@@ -6982,7 +6996,7 @@
           <w:numId w:val="1028"/>
         </w:numPr>
       </w:pPr>
-      <w:hyperlink r:id="rId382">
+      <w:hyperlink r:id="rId384">
         <w:r>
           <w:rPr>
             <w:rStyle w:val="Hyperlink"/>
@@ -7032,12 +7046,12 @@
                 <wp:inline>
                   <wp:extent cx="152400" cy="152400"/>
                   <wp:effectExtent b="0" l="0" r="0" t="0"/>
-                  <wp:docPr descr="" title="" id="383" name="Picture"/>
+                  <wp:docPr descr="" title="" id="385" name="Picture"/>
                   <a:graphic>
                     <a:graphicData uri="http://schemas.openxmlformats.org/drawingml/2006/picture">
                       <pic:pic>
                         <pic:nvPicPr>
-                          <pic:cNvPr descr="/opt/quarto/share/formats/docx/note.png" id="384" name="Picture"/>
+                          <pic:cNvPr descr="/opt/quarto/share/formats/docx/note.png" id="386" name="Picture"/>
                           <pic:cNvPicPr>
                             <a:picLocks noChangeArrowheads="1" noChangeAspect="1"/>
                           </pic:cNvPicPr>
@@ -7166,8 +7180,8 @@
         <w:br w:type="page"/>
       </w:r>
     </w:p>
-    <w:bookmarkEnd w:id="385"/>
-    <w:bookmarkStart w:id="393" w:name="big-data"/>
+    <w:bookmarkEnd w:id="387"/>
+    <w:bookmarkStart w:id="395" w:name="big-data"/>
     <w:p>
       <w:pPr>
         <w:pStyle w:val="Heading1"/>
@@ -7220,7 +7234,7 @@
           <w:t xml:space="preserve"> </w:t>
         </w:r>
       </w:ins>
-      <w:hyperlink r:id="rId386">
+      <w:hyperlink r:id="rId388">
         <w:r>
           <w:rPr>
             <w:rStyle w:val="Hyperlink"/>
@@ -7263,22 +7277,22 @@
       <w:pPr>
         <w:pStyle w:val="BodyText"/>
       </w:pPr>
-      <w:bookmarkStart w:id="387" w:name="the-data.table-package"/>
-      <w:bookmarkEnd w:id="387"/>
+      <w:bookmarkStart w:id="389" w:name="the-data.table-package"/>
+      <w:bookmarkEnd w:id="389"/>
       <w:ins w:id="252" w:author="PR Preview" w:date="2024-01-01T00:00:00Z">
         <w:r>
           <w:t xml:space="preserve"> </w:t>
         </w:r>
       </w:ins>
-      <w:bookmarkStart w:id="388" w:name="using-downsampled-data"/>
-      <w:bookmarkEnd w:id="388"/>
+      <w:bookmarkStart w:id="390" w:name="using-downsampled-data"/>
+      <w:bookmarkEnd w:id="390"/>
       <w:ins w:id="252" w:author="PR Preview" w:date="2024-01-01T00:00:00Z">
         <w:r>
           <w:t xml:space="preserve"> </w:t>
         </w:r>
       </w:ins>
-      <w:bookmarkStart w:id="389" w:name="optimal-rstudio-set-up"/>
-      <w:bookmarkEnd w:id="389"/>
+      <w:bookmarkStart w:id="391" w:name="optimal-rstudio-set-up"/>
+      <w:bookmarkEnd w:id="391"/>
     </w:p>
     <w:p>
       <w:pPr>
@@ -7298,7 +7312,7 @@
           <w:numId w:val="1029"/>
         </w:numPr>
       </w:pPr>
-      <w:hyperlink r:id="rId390">
+      <w:hyperlink r:id="rId392">
         <w:r>
           <w:rPr>
             <w:rStyle w:val="Hyperlink"/>
@@ -7315,7 +7329,7 @@
           <w:numId w:val="1029"/>
         </w:numPr>
       </w:pPr>
-      <w:hyperlink r:id="rId391">
+      <w:hyperlink r:id="rId393">
         <w:r>
           <w:rPr>
             <w:rStyle w:val="Hyperlink"/>
@@ -7332,7 +7346,7 @@
           <w:numId w:val="1029"/>
         </w:numPr>
       </w:pPr>
-      <w:hyperlink r:id="rId392">
+      <w:hyperlink r:id="rId394">
         <w:r>
           <w:rPr>
             <w:rStyle w:val="Hyperlink"/>
@@ -7346,8 +7360,8 @@
         <w:br w:type="page"/>
       </w:r>
     </w:p>
-    <w:bookmarkEnd w:id="393"/>
-    <w:bookmarkStart w:id="407" w:name="data-masking"/>
+    <w:bookmarkEnd w:id="395"/>
+    <w:bookmarkStart w:id="411" w:name="data-masking"/>
     <w:p>
       <w:pPr>
         <w:pStyle w:val="Heading1"/>
@@ -7400,7 +7414,7 @@
           <w:t xml:space="preserve"> </w:t>
         </w:r>
       </w:ins>
-      <w:hyperlink r:id="rId394">
+      <w:hyperlink r:id="rId396">
         <w:r>
           <w:rPr>
             <w:rStyle w:val="Hyperlink"/>
@@ -7443,50 +7457,64 @@
       <w:pPr>
         <w:pStyle w:val="BodyText"/>
       </w:pPr>
-      <w:bookmarkStart w:id="395" w:name="sec-data-masking-vs-tidy-selection"/>
-      <w:bookmarkEnd w:id="395"/>
-      <w:ins w:id="260" w:author="PR Preview" w:date="2024-01-01T00:00:00Z">
-        <w:r>
-          <w:t xml:space="preserve"> </w:t>
-        </w:r>
-      </w:ins>
-      <w:bookmarkStart w:id="396" w:name="general-overview"/>
-      <w:bookmarkEnd w:id="396"/>
-      <w:ins w:id="260" w:author="PR Preview" w:date="2024-01-01T00:00:00Z">
-        <w:r>
-          <w:t xml:space="preserve"> </w:t>
-        </w:r>
-      </w:ins>
-      <w:bookmarkStart w:id="397" w:name="what-is-data-masking"/>
+      <w:bookmarkStart w:id="397" w:name="sec-data-masking-vs-tidy-selection"/>
       <w:bookmarkEnd w:id="397"/>
       <w:ins w:id="260" w:author="PR Preview" w:date="2024-01-01T00:00:00Z">
         <w:r>
           <w:t xml:space="preserve"> </w:t>
         </w:r>
       </w:ins>
-      <w:bookmarkStart w:id="398" w:name="using-tidy-evaluation-for-data-masking"/>
+      <w:bookmarkStart w:id="398" w:name="general-overview"/>
       <w:bookmarkEnd w:id="398"/>
       <w:ins w:id="260" w:author="PR Preview" w:date="2024-01-01T00:00:00Z">
         <w:r>
           <w:t xml:space="preserve"> </w:t>
         </w:r>
       </w:ins>
-      <w:bookmarkStart w:id="399" w:name="X118ff09008793bb586a8982fedb3eb2b41d1fc5"/>
+      <w:bookmarkStart w:id="399" w:name="what-is-data-masking"/>
       <w:bookmarkEnd w:id="399"/>
       <w:ins w:id="260" w:author="PR Preview" w:date="2024-01-01T00:00:00Z">
         <w:r>
           <w:t xml:space="preserve"> </w:t>
         </w:r>
       </w:ins>
-      <w:bookmarkStart w:id="400" w:name="technical-overview"/>
+      <w:bookmarkStart w:id="400" w:name="using-tidy-evaluation-for-data-masking"/>
       <w:bookmarkEnd w:id="400"/>
       <w:ins w:id="260" w:author="PR Preview" w:date="2024-01-01T00:00:00Z">
         <w:r>
           <w:t xml:space="preserve"> </w:t>
         </w:r>
       </w:ins>
-      <w:bookmarkStart w:id="401" w:name="example"/>
+      <w:bookmarkStart w:id="401" w:name="X118ff09008793bb586a8982fedb3eb2b41d1fc5"/>
       <w:bookmarkEnd w:id="401"/>
+      <w:ins w:id="260" w:author="PR Preview" w:date="2024-01-01T00:00:00Z">
+        <w:r>
+          <w:t xml:space="preserve"> </w:t>
+        </w:r>
+      </w:ins>
+      <w:bookmarkStart w:id="402" w:name="technical-overview"/>
+      <w:bookmarkEnd w:id="402"/>
+      <w:ins w:id="260" w:author="PR Preview" w:date="2024-01-01T00:00:00Z">
+        <w:r>
+          <w:t xml:space="preserve"> </w:t>
+        </w:r>
+      </w:ins>
+      <w:bookmarkStart w:id="403" w:name="example"/>
+      <w:bookmarkEnd w:id="403"/>
+      <w:ins w:id="260" w:author="PR Preview" w:date="2024-01-01T00:00:00Z">
+        <w:r>
+          <w:t xml:space="preserve"> </w:t>
+        </w:r>
+      </w:ins>
+      <w:bookmarkStart w:id="404" w:name="fig-data-masking"/>
+      <w:bookmarkEnd w:id="404"/>
+      <w:ins w:id="260" w:author="PR Preview" w:date="2024-01-01T00:00:00Z">
+        <w:r>
+          <w:t xml:space="preserve"> </w:t>
+        </w:r>
+      </w:ins>
+      <w:bookmarkStart w:id="405" w:name="tbl-masking-selection"/>
+      <w:bookmarkEnd w:id="405"/>
     </w:p>
     <w:p>
       <w:pPr>
@@ -7506,7 +7534,7 @@
           <w:numId w:val="1030"/>
         </w:numPr>
       </w:pPr>
-      <w:hyperlink r:id="rId402">
+      <w:hyperlink r:id="rId406">
         <w:r>
           <w:rPr>
             <w:rStyle w:val="Hyperlink"/>
@@ -7523,7 +7551,7 @@
           <w:numId w:val="1030"/>
         </w:numPr>
       </w:pPr>
-      <w:hyperlink r:id="rId403">
+      <w:hyperlink r:id="rId407">
         <w:r>
           <w:rPr>
             <w:rStyle w:val="Hyperlink"/>
@@ -7540,7 +7568,7 @@
           <w:numId w:val="1030"/>
         </w:numPr>
       </w:pPr>
-      <w:hyperlink r:id="rId404">
+      <w:hyperlink r:id="rId408">
         <w:r>
           <w:rPr>
             <w:rStyle w:val="Hyperlink"/>
@@ -7590,12 +7618,12 @@
                 <wp:inline>
                   <wp:extent cx="152400" cy="152400"/>
                   <wp:effectExtent b="0" l="0" r="0" t="0"/>
-                  <wp:docPr descr="" title="" id="405" name="Picture"/>
+                  <wp:docPr descr="" title="" id="409" name="Picture"/>
                   <a:graphic>
                     <a:graphicData uri="http://schemas.openxmlformats.org/drawingml/2006/picture">
                       <pic:pic>
                         <pic:nvPicPr>
-                          <pic:cNvPr descr="/opt/quarto/share/formats/docx/note.png" id="406" name="Picture"/>
+                          <pic:cNvPr descr="/opt/quarto/share/formats/docx/note.png" id="410" name="Picture"/>
                           <pic:cNvPicPr>
                             <a:picLocks noChangeArrowheads="1" noChangeAspect="1"/>
                           </pic:cNvPicPr>
@@ -7724,8 +7752,8 @@
         <w:br w:type="page"/>
       </w:r>
     </w:p>
-    <w:bookmarkEnd w:id="407"/>
-    <w:bookmarkStart w:id="474" w:name="sec-quarto"/>
+    <w:bookmarkEnd w:id="411"/>
+    <w:bookmarkStart w:id="478" w:name="sec-quarto"/>
     <w:p>
       <w:pPr>
         <w:pStyle w:val="Heading1"/>
@@ -7778,7 +7806,7 @@
           <w:t xml:space="preserve"> </w:t>
         </w:r>
       </w:ins>
-      <w:hyperlink r:id="rId408">
+      <w:hyperlink r:id="rId412">
         <w:r>
           <w:rPr>
             <w:rStyle w:val="Hyperlink"/>
@@ -7821,379 +7849,379 @@
       <w:pPr>
         <w:pStyle w:val="BodyText"/>
       </w:pPr>
-      <w:bookmarkStart w:id="409" w:name="sec-quarto-dashboards"/>
-      <w:bookmarkEnd w:id="409"/>
-      <w:ins w:id="268" w:author="PR Preview" w:date="2024-01-01T00:00:00Z">
-        <w:r>
-          <w:t xml:space="preserve"> </w:t>
-        </w:r>
-      </w:ins>
-      <w:bookmarkStart w:id="410" w:name="introduction"/>
-      <w:bookmarkEnd w:id="410"/>
-      <w:ins w:id="268" w:author="PR Preview" w:date="2024-01-01T00:00:00Z">
-        <w:r>
-          <w:t xml:space="preserve"> </w:t>
-        </w:r>
-      </w:ins>
-      <w:bookmarkStart w:id="411" w:name="key-features"/>
-      <w:bookmarkEnd w:id="411"/>
-      <w:ins w:id="268" w:author="PR Preview" w:date="2024-01-01T00:00:00Z">
-        <w:r>
-          <w:t xml:space="preserve"> </w:t>
-        </w:r>
-      </w:ins>
-      <w:bookmarkStart w:id="412" w:name="why-quarto"/>
-      <w:bookmarkEnd w:id="412"/>
-      <w:ins w:id="268" w:author="PR Preview" w:date="2024-01-01T00:00:00Z">
-        <w:r>
-          <w:t xml:space="preserve"> </w:t>
-        </w:r>
-      </w:ins>
-      <w:bookmarkStart w:id="413" w:name="getting-started"/>
+      <w:bookmarkStart w:id="413" w:name="sec-quarto-dashboards"/>
       <w:bookmarkEnd w:id="413"/>
       <w:ins w:id="268" w:author="PR Preview" w:date="2024-01-01T00:00:00Z">
         <w:r>
           <w:t xml:space="preserve"> </w:t>
         </w:r>
       </w:ins>
-      <w:bookmarkStart w:id="414" w:name="quarto-basics"/>
+      <w:bookmarkStart w:id="414" w:name="introduction"/>
       <w:bookmarkEnd w:id="414"/>
       <w:ins w:id="268" w:author="PR Preview" w:date="2024-01-01T00:00:00Z">
         <w:r>
           <w:t xml:space="preserve"> </w:t>
         </w:r>
       </w:ins>
-      <w:bookmarkStart w:id="415" w:name="creating-a-new-quarto-document"/>
+      <w:bookmarkStart w:id="415" w:name="key-features"/>
       <w:bookmarkEnd w:id="415"/>
       <w:ins w:id="268" w:author="PR Preview" w:date="2024-01-01T00:00:00Z">
         <w:r>
           <w:t xml:space="preserve"> </w:t>
         </w:r>
       </w:ins>
-      <w:bookmarkStart w:id="416" w:name="visual-vs.-source-editor"/>
+      <w:bookmarkStart w:id="416" w:name="why-quarto"/>
       <w:bookmarkEnd w:id="416"/>
       <w:ins w:id="268" w:author="PR Preview" w:date="2024-01-01T00:00:00Z">
         <w:r>
           <w:t xml:space="preserve"> </w:t>
         </w:r>
       </w:ins>
-      <w:bookmarkStart w:id="417" w:name="rendering-documents"/>
+      <w:bookmarkStart w:id="417" w:name="getting-started"/>
       <w:bookmarkEnd w:id="417"/>
       <w:ins w:id="268" w:author="PR Preview" w:date="2024-01-01T00:00:00Z">
         <w:r>
           <w:t xml:space="preserve"> </w:t>
         </w:r>
       </w:ins>
-      <w:bookmarkStart w:id="418" w:name="code-chunks"/>
+      <w:bookmarkStart w:id="418" w:name="quarto-basics"/>
       <w:bookmarkEnd w:id="418"/>
       <w:ins w:id="268" w:author="PR Preview" w:date="2024-01-01T00:00:00Z">
         <w:r>
           <w:t xml:space="preserve"> </w:t>
         </w:r>
       </w:ins>
-      <w:bookmarkStart w:id="419" w:name="format-specific-settings"/>
+      <w:bookmarkStart w:id="419" w:name="creating-a-new-quarto-document"/>
       <w:bookmarkEnd w:id="419"/>
       <w:ins w:id="268" w:author="PR Preview" w:date="2024-01-01T00:00:00Z">
         <w:r>
           <w:t xml:space="preserve"> </w:t>
         </w:r>
       </w:ins>
-      <w:bookmarkStart w:id="420" w:name="text-formatting"/>
+      <w:bookmarkStart w:id="420" w:name="visual-vs.-source-editor"/>
       <w:bookmarkEnd w:id="420"/>
       <w:ins w:id="268" w:author="PR Preview" w:date="2024-01-01T00:00:00Z">
         <w:r>
           <w:t xml:space="preserve"> </w:t>
         </w:r>
       </w:ins>
-      <w:bookmarkStart w:id="421" w:name="building-quarto-books"/>
+      <w:bookmarkStart w:id="421" w:name="rendering-documents"/>
       <w:bookmarkEnd w:id="421"/>
       <w:ins w:id="268" w:author="PR Preview" w:date="2024-01-01T00:00:00Z">
         <w:r>
           <w:t xml:space="preserve"> </w:t>
         </w:r>
       </w:ins>
-      <w:bookmarkStart w:id="422" w:name="creating-a-quarto-book"/>
+      <w:bookmarkStart w:id="422" w:name="code-chunks"/>
       <w:bookmarkEnd w:id="422"/>
       <w:ins w:id="268" w:author="PR Preview" w:date="2024-01-01T00:00:00Z">
         <w:r>
           <w:t xml:space="preserve"> </w:t>
         </w:r>
       </w:ins>
-      <w:bookmarkStart w:id="423" w:name="building-and-previewing"/>
+      <w:bookmarkStart w:id="423" w:name="format-specific-settings"/>
       <w:bookmarkEnd w:id="423"/>
       <w:ins w:id="268" w:author="PR Preview" w:date="2024-01-01T00:00:00Z">
         <w:r>
           <w:t xml:space="preserve"> </w:t>
         </w:r>
       </w:ins>
-      <w:bookmarkStart w:id="424" w:name="book-structure"/>
+      <w:bookmarkStart w:id="424" w:name="text-formatting"/>
       <w:bookmarkEnd w:id="424"/>
       <w:ins w:id="268" w:author="PR Preview" w:date="2024-01-01T00:00:00Z">
         <w:r>
           <w:t xml:space="preserve"> </w:t>
         </w:r>
       </w:ins>
-      <w:bookmarkStart w:id="425" w:name="book-features"/>
+      <w:bookmarkStart w:id="425" w:name="building-quarto-books"/>
       <w:bookmarkEnd w:id="425"/>
       <w:ins w:id="268" w:author="PR Preview" w:date="2024-01-01T00:00:00Z">
         <w:r>
           <w:t xml:space="preserve"> </w:t>
         </w:r>
       </w:ins>
-      <w:bookmarkStart w:id="426" w:name="example-this-lab-manual"/>
+      <w:bookmarkStart w:id="426" w:name="creating-a-quarto-book"/>
       <w:bookmarkEnd w:id="426"/>
       <w:ins w:id="268" w:author="PR Preview" w:date="2024-01-01T00:00:00Z">
         <w:r>
           <w:t xml:space="preserve"> </w:t>
         </w:r>
       </w:ins>
-      <w:bookmarkStart w:id="427" w:name="resources"/>
+      <w:bookmarkStart w:id="427" w:name="building-and-previewing"/>
       <w:bookmarkEnd w:id="427"/>
       <w:ins w:id="268" w:author="PR Preview" w:date="2024-01-01T00:00:00Z">
         <w:r>
           <w:t xml:space="preserve"> </w:t>
         </w:r>
       </w:ins>
-      <w:bookmarkStart w:id="428" w:name="quarto-profiles"/>
+      <w:bookmarkStart w:id="428" w:name="book-structure"/>
       <w:bookmarkEnd w:id="428"/>
       <w:ins w:id="268" w:author="PR Preview" w:date="2024-01-01T00:00:00Z">
         <w:r>
           <w:t xml:space="preserve"> </w:t>
         </w:r>
       </w:ins>
-      <w:bookmarkStart w:id="429" w:name="what-are-profiles"/>
+      <w:bookmarkStart w:id="429" w:name="book-features"/>
       <w:bookmarkEnd w:id="429"/>
       <w:ins w:id="268" w:author="PR Preview" w:date="2024-01-01T00:00:00Z">
         <w:r>
           <w:t xml:space="preserve"> </w:t>
         </w:r>
       </w:ins>
-      <w:bookmarkStart w:id="430" w:name="example-rendering-chapters-as-slides"/>
+      <w:bookmarkStart w:id="430" w:name="example-this-lab-manual"/>
       <w:bookmarkEnd w:id="430"/>
       <w:ins w:id="268" w:author="PR Preview" w:date="2024-01-01T00:00:00Z">
         <w:r>
           <w:t xml:space="preserve"> </w:t>
         </w:r>
       </w:ins>
-      <w:bookmarkStart w:id="431" w:name="creating-a-profile"/>
+      <w:bookmarkStart w:id="431" w:name="resources"/>
       <w:bookmarkEnd w:id="431"/>
       <w:ins w:id="268" w:author="PR Preview" w:date="2024-01-01T00:00:00Z">
         <w:r>
           <w:t xml:space="preserve"> </w:t>
         </w:r>
       </w:ins>
-      <w:bookmarkStart w:id="432" w:name="common-use-cases"/>
+      <w:bookmarkStart w:id="432" w:name="quarto-profiles"/>
       <w:bookmarkEnd w:id="432"/>
       <w:ins w:id="268" w:author="PR Preview" w:date="2024-01-01T00:00:00Z">
         <w:r>
           <w:t xml:space="preserve"> </w:t>
         </w:r>
       </w:ins>
-      <w:bookmarkStart w:id="433" w:name="resources-1"/>
+      <w:bookmarkStart w:id="433" w:name="what-are-profiles"/>
       <w:bookmarkEnd w:id="433"/>
       <w:ins w:id="268" w:author="PR Preview" w:date="2024-01-01T00:00:00Z">
         <w:r>
           <w:t xml:space="preserve"> </w:t>
         </w:r>
       </w:ins>
-      <w:bookmarkStart w:id="434" w:name="advanced-features"/>
+      <w:bookmarkStart w:id="434" w:name="example-rendering-chapters-as-slides"/>
       <w:bookmarkEnd w:id="434"/>
       <w:ins w:id="268" w:author="PR Preview" w:date="2024-01-01T00:00:00Z">
         <w:r>
           <w:t xml:space="preserve"> </w:t>
         </w:r>
       </w:ins>
-      <w:bookmarkStart w:id="435" w:name="cross-references"/>
+      <w:bookmarkStart w:id="435" w:name="creating-a-profile"/>
       <w:bookmarkEnd w:id="435"/>
       <w:ins w:id="268" w:author="PR Preview" w:date="2024-01-01T00:00:00Z">
         <w:r>
           <w:t xml:space="preserve"> </w:t>
         </w:r>
       </w:ins>
-      <w:bookmarkStart w:id="436" w:name="using-includes-for-modular-content"/>
+      <w:bookmarkStart w:id="436" w:name="common-use-cases"/>
       <w:bookmarkEnd w:id="436"/>
       <w:ins w:id="268" w:author="PR Preview" w:date="2024-01-01T00:00:00Z">
         <w:r>
           <w:t xml:space="preserve"> </w:t>
         </w:r>
       </w:ins>
-      <w:bookmarkStart w:id="437" w:name="including-external-code-files"/>
+      <w:bookmarkStart w:id="437" w:name="resources-1"/>
       <w:bookmarkEnd w:id="437"/>
       <w:ins w:id="268" w:author="PR Preview" w:date="2024-01-01T00:00:00Z">
         <w:r>
           <w:t xml:space="preserve"> </w:t>
         </w:r>
       </w:ins>
-      <w:bookmarkStart w:id="438" w:name="mermaid-diagrams"/>
+      <w:bookmarkStart w:id="438" w:name="advanced-features"/>
       <w:bookmarkEnd w:id="438"/>
       <w:ins w:id="268" w:author="PR Preview" w:date="2024-01-01T00:00:00Z">
         <w:r>
           <w:t xml:space="preserve"> </w:t>
         </w:r>
       </w:ins>
-      <w:bookmarkStart w:id="439" w:name="creating-mermaid-diagrams"/>
+      <w:bookmarkStart w:id="439" w:name="cross-references"/>
       <w:bookmarkEnd w:id="439"/>
       <w:ins w:id="268" w:author="PR Preview" w:date="2024-01-01T00:00:00Z">
         <w:r>
           <w:t xml:space="preserve"> </w:t>
         </w:r>
       </w:ins>
-      <w:bookmarkStart w:id="440" w:name="known-issues-with-docx-and-pdf-output"/>
+      <w:bookmarkStart w:id="440" w:name="using-includes-for-modular-content"/>
       <w:bookmarkEnd w:id="440"/>
       <w:ins w:id="268" w:author="PR Preview" w:date="2024-01-01T00:00:00Z">
         <w:r>
           <w:t xml:space="preserve"> </w:t>
         </w:r>
       </w:ins>
-      <w:bookmarkStart w:id="441" w:name="rendering-failures-and-hangs"/>
+      <w:bookmarkStart w:id="441" w:name="including-external-code-files"/>
       <w:bookmarkEnd w:id="441"/>
       <w:ins w:id="268" w:author="PR Preview" w:date="2024-01-01T00:00:00Z">
         <w:r>
           <w:t xml:space="preserve"> </w:t>
         </w:r>
       </w:ins>
-      <w:bookmarkStart w:id="442" w:name="image-quality-issues"/>
+      <w:bookmarkStart w:id="442" w:name="mermaid-diagrams"/>
       <w:bookmarkEnd w:id="442"/>
       <w:ins w:id="268" w:author="PR Preview" w:date="2024-01-01T00:00:00Z">
         <w:r>
           <w:t xml:space="preserve"> </w:t>
         </w:r>
       </w:ins>
-      <w:bookmarkStart w:id="443" w:name="recommended-workarounds"/>
+      <w:bookmarkStart w:id="443" w:name="creating-mermaid-diagrams"/>
       <w:bookmarkEnd w:id="443"/>
       <w:ins w:id="268" w:author="PR Preview" w:date="2024-01-01T00:00:00Z">
         <w:r>
           <w:t xml:space="preserve"> </w:t>
         </w:r>
       </w:ins>
-      <w:bookmarkStart w:id="444" w:name="X2edef8ce9f8bac616e9594daed1c60b0b595fc0"/>
+      <w:bookmarkStart w:id="444" w:name="known-issues-with-docx-and-pdf-output"/>
       <w:bookmarkEnd w:id="444"/>
       <w:ins w:id="268" w:author="PR Preview" w:date="2024-01-01T00:00:00Z">
         <w:r>
           <w:t xml:space="preserve"> </w:t>
         </w:r>
       </w:ins>
-      <w:bookmarkStart w:id="445" w:name="Xbfb676fb4e0cc03a5e43d4b5e20c58be3d2e99c"/>
+      <w:bookmarkStart w:id="445" w:name="rendering-failures-and-hangs"/>
       <w:bookmarkEnd w:id="445"/>
       <w:ins w:id="268" w:author="PR Preview" w:date="2024-01-01T00:00:00Z">
         <w:r>
           <w:t xml:space="preserve"> </w:t>
         </w:r>
       </w:ins>
-      <w:bookmarkStart w:id="446" w:name="Xdafd877d5028a086c03193885ac2230894ef7ac"/>
+      <w:bookmarkStart w:id="446" w:name="image-quality-issues"/>
       <w:bookmarkEnd w:id="446"/>
       <w:ins w:id="268" w:author="PR Preview" w:date="2024-01-01T00:00:00Z">
         <w:r>
           <w:t xml:space="preserve"> </w:t>
         </w:r>
       </w:ins>
-      <w:bookmarkStart w:id="447" w:name="prefer-html-output-when-possible"/>
+      <w:bookmarkStart w:id="447" w:name="recommended-workarounds"/>
       <w:bookmarkEnd w:id="447"/>
       <w:ins w:id="268" w:author="PR Preview" w:date="2024-01-01T00:00:00Z">
         <w:r>
           <w:t xml:space="preserve"> </w:t>
         </w:r>
       </w:ins>
-      <w:bookmarkStart w:id="448" w:name="real-world-example"/>
+      <w:bookmarkStart w:id="448" w:name="X2edef8ce9f8bac616e9594daed1c60b0b595fc0"/>
       <w:bookmarkEnd w:id="448"/>
       <w:ins w:id="268" w:author="PR Preview" w:date="2024-01-01T00:00:00Z">
         <w:r>
           <w:t xml:space="preserve"> </w:t>
         </w:r>
       </w:ins>
-      <w:bookmarkStart w:id="449" w:name="future-outlook"/>
+      <w:bookmarkStart w:id="449" w:name="Xbfb676fb4e0cc03a5e43d4b5e20c58be3d2e99c"/>
       <w:bookmarkEnd w:id="449"/>
       <w:ins w:id="268" w:author="PR Preview" w:date="2024-01-01T00:00:00Z">
         <w:r>
           <w:t xml:space="preserve"> </w:t>
         </w:r>
       </w:ins>
-      <w:bookmarkStart w:id="450" w:name="summary"/>
+      <w:bookmarkStart w:id="450" w:name="Xdafd877d5028a086c03193885ac2230894ef7ac"/>
       <w:bookmarkEnd w:id="450"/>
       <w:ins w:id="268" w:author="PR Preview" w:date="2024-01-01T00:00:00Z">
         <w:r>
           <w:t xml:space="preserve"> </w:t>
         </w:r>
       </w:ins>
-      <w:bookmarkStart w:id="451" w:name="troubleshooting"/>
+      <w:bookmarkStart w:id="451" w:name="prefer-html-output-when-possible"/>
       <w:bookmarkEnd w:id="451"/>
       <w:ins w:id="268" w:author="PR Preview" w:date="2024-01-01T00:00:00Z">
         <w:r>
           <w:t xml:space="preserve"> </w:t>
         </w:r>
       </w:ins>
-      <w:bookmarkStart w:id="452" w:name="checking-your-setup"/>
+      <w:bookmarkStart w:id="452" w:name="real-world-example"/>
       <w:bookmarkEnd w:id="452"/>
       <w:ins w:id="268" w:author="PR Preview" w:date="2024-01-01T00:00:00Z">
         <w:r>
           <w:t xml:space="preserve"> </w:t>
         </w:r>
       </w:ins>
-      <w:bookmarkStart w:id="453" w:name="diagnostic-tools"/>
+      <w:bookmarkStart w:id="453" w:name="future-outlook"/>
       <w:bookmarkEnd w:id="453"/>
       <w:ins w:id="268" w:author="PR Preview" w:date="2024-01-01T00:00:00Z">
         <w:r>
           <w:t xml:space="preserve"> </w:t>
         </w:r>
       </w:ins>
-      <w:bookmarkStart w:id="454" w:name="common-issues"/>
+      <w:bookmarkStart w:id="454" w:name="summary"/>
       <w:bookmarkEnd w:id="454"/>
       <w:ins w:id="268" w:author="PR Preview" w:date="2024-01-01T00:00:00Z">
         <w:r>
           <w:t xml:space="preserve"> </w:t>
         </w:r>
       </w:ins>
-      <w:bookmarkStart w:id="455" w:name="advanced-troubleshooting"/>
+      <w:bookmarkStart w:id="455" w:name="troubleshooting"/>
       <w:bookmarkEnd w:id="455"/>
       <w:ins w:id="268" w:author="PR Preview" w:date="2024-01-01T00:00:00Z">
         <w:r>
           <w:t xml:space="preserve"> </w:t>
         </w:r>
       </w:ins>
-      <w:bookmarkStart w:id="456" w:name="additional-resources"/>
+      <w:bookmarkStart w:id="456" w:name="checking-your-setup"/>
       <w:bookmarkEnd w:id="456"/>
       <w:ins w:id="268" w:author="PR Preview" w:date="2024-01-01T00:00:00Z">
         <w:r>
           <w:t xml:space="preserve"> </w:t>
         </w:r>
       </w:ins>
-      <w:bookmarkStart w:id="457" w:name="official-documentation"/>
+      <w:bookmarkStart w:id="457" w:name="diagnostic-tools"/>
       <w:bookmarkEnd w:id="457"/>
       <w:ins w:id="268" w:author="PR Preview" w:date="2024-01-01T00:00:00Z">
         <w:r>
           <w:t xml:space="preserve"> </w:t>
         </w:r>
       </w:ins>
-      <w:bookmarkStart w:id="458" w:name="learning-resources"/>
+      <w:bookmarkStart w:id="458" w:name="common-issues"/>
       <w:bookmarkEnd w:id="458"/>
       <w:ins w:id="268" w:author="PR Preview" w:date="2024-01-01T00:00:00Z">
         <w:r>
           <w:t xml:space="preserve"> </w:t>
         </w:r>
       </w:ins>
-      <w:bookmarkStart w:id="459" w:name="templates"/>
+      <w:bookmarkStart w:id="459" w:name="advanced-troubleshooting"/>
       <w:bookmarkEnd w:id="459"/>
       <w:ins w:id="268" w:author="PR Preview" w:date="2024-01-01T00:00:00Z">
         <w:r>
           <w:t xml:space="preserve"> </w:t>
         </w:r>
       </w:ins>
-      <w:bookmarkStart w:id="460" w:name="extensions-and-tools"/>
+      <w:bookmarkStart w:id="460" w:name="additional-resources"/>
       <w:bookmarkEnd w:id="460"/>
       <w:ins w:id="268" w:author="PR Preview" w:date="2024-01-01T00:00:00Z">
         <w:r>
           <w:t xml:space="preserve"> </w:t>
         </w:r>
       </w:ins>
-      <w:bookmarkStart w:id="461" w:name="development-roadmap-and-known-issues"/>
+      <w:bookmarkStart w:id="461" w:name="official-documentation"/>
       <w:bookmarkEnd w:id="461"/>
       <w:ins w:id="268" w:author="PR Preview" w:date="2024-01-01T00:00:00Z">
         <w:r>
           <w:t xml:space="preserve"> </w:t>
         </w:r>
       </w:ins>
-      <w:bookmarkStart w:id="462" w:name="related-lab-manual-chapters"/>
+      <w:bookmarkStart w:id="462" w:name="learning-resources"/>
       <w:bookmarkEnd w:id="462"/>
+      <w:ins w:id="268" w:author="PR Preview" w:date="2024-01-01T00:00:00Z">
+        <w:r>
+          <w:t xml:space="preserve"> </w:t>
+        </w:r>
+      </w:ins>
+      <w:bookmarkStart w:id="463" w:name="templates"/>
+      <w:bookmarkEnd w:id="463"/>
+      <w:ins w:id="268" w:author="PR Preview" w:date="2024-01-01T00:00:00Z">
+        <w:r>
+          <w:t xml:space="preserve"> </w:t>
+        </w:r>
+      </w:ins>
+      <w:bookmarkStart w:id="464" w:name="extensions-and-tools"/>
+      <w:bookmarkEnd w:id="464"/>
+      <w:ins w:id="268" w:author="PR Preview" w:date="2024-01-01T00:00:00Z">
+        <w:r>
+          <w:t xml:space="preserve"> </w:t>
+        </w:r>
+      </w:ins>
+      <w:bookmarkStart w:id="465" w:name="development-roadmap-and-known-issues"/>
+      <w:bookmarkEnd w:id="465"/>
+      <w:ins w:id="268" w:author="PR Preview" w:date="2024-01-01T00:00:00Z">
+        <w:r>
+          <w:t xml:space="preserve"> </w:t>
+        </w:r>
+      </w:ins>
+      <w:bookmarkStart w:id="466" w:name="related-lab-manual-chapters"/>
+      <w:bookmarkEnd w:id="466"/>
     </w:p>
     <w:p>
       <w:pPr>
@@ -8213,7 +8241,7 @@
           <w:numId w:val="1031"/>
         </w:numPr>
       </w:pPr>
-      <w:hyperlink r:id="rId463">
+      <w:hyperlink r:id="rId467">
         <w:r>
           <w:rPr>
             <w:rStyle w:val="Hyperlink"/>
@@ -8230,7 +8258,7 @@
           <w:numId w:val="1031"/>
         </w:numPr>
       </w:pPr>
-      <w:hyperlink r:id="rId464">
+      <w:hyperlink r:id="rId468">
         <w:r>
           <w:rPr>
             <w:rStyle w:val="Hyperlink"/>
@@ -8247,7 +8275,7 @@
           <w:numId w:val="1031"/>
         </w:numPr>
       </w:pPr>
-      <w:hyperlink r:id="rId465">
+      <w:hyperlink r:id="rId469">
         <w:r>
           <w:rPr>
             <w:rStyle w:val="Hyperlink"/>
@@ -8264,7 +8292,7 @@
           <w:numId w:val="1031"/>
         </w:numPr>
       </w:pPr>
-      <w:hyperlink r:id="rId466">
+      <w:hyperlink r:id="rId470">
         <w:r>
           <w:rPr>
             <w:rStyle w:val="Hyperlink"/>
@@ -8281,7 +8309,7 @@
           <w:numId w:val="1031"/>
         </w:numPr>
       </w:pPr>
-      <w:hyperlink r:id="rId467">
+      <w:hyperlink r:id="rId471">
         <w:r>
           <w:rPr>
             <w:rStyle w:val="Hyperlink"/>
@@ -8298,7 +8326,7 @@
           <w:numId w:val="1031"/>
         </w:numPr>
       </w:pPr>
-      <w:hyperlink r:id="rId468">
+      <w:hyperlink r:id="rId472">
         <w:r>
           <w:rPr>
             <w:rStyle w:val="Hyperlink"/>
@@ -8315,7 +8343,7 @@
           <w:numId w:val="1031"/>
         </w:numPr>
       </w:pPr>
-      <w:hyperlink r:id="rId469">
+      <w:hyperlink r:id="rId473">
         <w:r>
           <w:rPr>
             <w:rStyle w:val="Hyperlink"/>
@@ -8332,7 +8360,7 @@
           <w:numId w:val="1031"/>
         </w:numPr>
       </w:pPr>
-      <w:hyperlink r:id="rId470">
+      <w:hyperlink r:id="rId474">
         <w:r>
           <w:rPr>
             <w:rStyle w:val="Hyperlink"/>
@@ -8349,7 +8377,7 @@
           <w:numId w:val="1031"/>
         </w:numPr>
       </w:pPr>
-      <w:hyperlink r:id="rId471">
+      <w:hyperlink r:id="rId475">
         <w:r>
           <w:rPr>
             <w:rStyle w:val="Hyperlink"/>
@@ -8399,12 +8427,12 @@
                 <wp:inline>
                   <wp:extent cx="152400" cy="152400"/>
                   <wp:effectExtent b="0" l="0" r="0" t="0"/>
-                  <wp:docPr descr="" title="" id="472" name="Picture"/>
+                  <wp:docPr descr="" title="" id="476" name="Picture"/>
                   <a:graphic>
                     <a:graphicData uri="http://schemas.openxmlformats.org/drawingml/2006/picture">
                       <pic:pic>
                         <pic:nvPicPr>
-                          <pic:cNvPr descr="/opt/quarto/share/formats/docx/note.png" id="473" name="Picture"/>
+                          <pic:cNvPr descr="/opt/quarto/share/formats/docx/note.png" id="477" name="Picture"/>
                           <pic:cNvPicPr>
                             <a:picLocks noChangeArrowheads="1" noChangeAspect="1"/>
                           </pic:cNvPicPr>
@@ -8533,8 +8561,8 @@
         <w:br w:type="page"/>
       </w:r>
     </w:p>
-    <w:bookmarkEnd w:id="474"/>
-    <w:bookmarkStart w:id="542" w:name="sec-github"/>
+    <w:bookmarkEnd w:id="478"/>
+    <w:bookmarkStart w:id="548" w:name="sec-github"/>
     <w:p>
       <w:pPr>
         <w:pStyle w:val="Heading1"/>
@@ -8587,7 +8615,7 @@
           <w:t xml:space="preserve"> </w:t>
         </w:r>
       </w:ins>
-      <w:hyperlink r:id="rId475">
+      <w:hyperlink r:id="rId479">
         <w:r>
           <w:rPr>
             <w:rStyle w:val="Hyperlink"/>
@@ -8630,225 +8658,239 @@
       <w:pPr>
         <w:pStyle w:val="BodyText"/>
       </w:pPr>
-      <w:bookmarkStart w:id="476" w:name="sec-cli-tools"/>
-      <w:bookmarkEnd w:id="476"/>
-      <w:ins w:id="282" w:author="PR Preview" w:date="2024-01-01T00:00:00Z">
-        <w:r>
-          <w:t xml:space="preserve"> </w:t>
-        </w:r>
-      </w:ins>
-      <w:bookmarkStart w:id="477" w:name="sec-dev-branches"/>
-      <w:bookmarkEnd w:id="477"/>
-      <w:ins w:id="282" w:author="PR Preview" w:date="2024-01-01T00:00:00Z">
-        <w:r>
-          <w:t xml:space="preserve"> </w:t>
-        </w:r>
-      </w:ins>
-      <w:bookmarkStart w:id="478" w:name="sec-export-cautions"/>
-      <w:bookmarkEnd w:id="478"/>
-      <w:ins w:id="282" w:author="PR Preview" w:date="2024-01-01T00:00:00Z">
-        <w:r>
-          <w:t xml:space="preserve"> </w:t>
-        </w:r>
-      </w:ins>
-      <w:bookmarkStart w:id="479" w:name="sec-export-conversations"/>
-      <w:bookmarkEnd w:id="479"/>
-      <w:ins w:id="282" w:author="PR Preview" w:date="2024-01-01T00:00:00Z">
-        <w:r>
-          <w:t xml:space="preserve"> </w:t>
-        </w:r>
-      </w:ins>
-      <w:bookmarkStart w:id="480" w:name="sec-export-gh"/>
+      <w:bookmarkStart w:id="480" w:name="sec-cli-tools"/>
       <w:bookmarkEnd w:id="480"/>
       <w:ins w:id="282" w:author="PR Preview" w:date="2024-01-01T00:00:00Z">
         <w:r>
           <w:t xml:space="preserve"> </w:t>
         </w:r>
       </w:ins>
-      <w:bookmarkStart w:id="481" w:name="sec-export-graphql"/>
+      <w:bookmarkStart w:id="481" w:name="sec-dev-branches"/>
       <w:bookmarkEnd w:id="481"/>
       <w:ins w:id="282" w:author="PR Preview" w:date="2024-01-01T00:00:00Z">
         <w:r>
           <w:t xml:space="preserve"> </w:t>
         </w:r>
       </w:ins>
-      <w:bookmarkStart w:id="482" w:name="sec-export-migration"/>
+      <w:bookmarkStart w:id="482" w:name="sec-export-cautions"/>
       <w:bookmarkEnd w:id="482"/>
       <w:ins w:id="282" w:author="PR Preview" w:date="2024-01-01T00:00:00Z">
         <w:r>
           <w:t xml:space="preserve"> </w:t>
         </w:r>
       </w:ins>
-      <w:bookmarkStart w:id="483" w:name="sec-export-rest"/>
+      <w:bookmarkStart w:id="483" w:name="sec-export-conversations"/>
       <w:bookmarkEnd w:id="483"/>
       <w:ins w:id="282" w:author="PR Preview" w:date="2024-01-01T00:00:00Z">
         <w:r>
           <w:t xml:space="preserve"> </w:t>
         </w:r>
       </w:ins>
-      <w:bookmarkStart w:id="484" w:name="sec-export-three-streams"/>
+      <w:bookmarkStart w:id="484" w:name="sec-export-gh"/>
       <w:bookmarkEnd w:id="484"/>
       <w:ins w:id="282" w:author="PR Preview" w:date="2024-01-01T00:00:00Z">
         <w:r>
           <w:t xml:space="preserve"> </w:t>
         </w:r>
       </w:ins>
-      <w:bookmarkStart w:id="485" w:name="sec-git-gui-clients"/>
+      <w:bookmarkStart w:id="485" w:name="sec-export-graphql"/>
       <w:bookmarkEnd w:id="485"/>
       <w:ins w:id="282" w:author="PR Preview" w:date="2024-01-01T00:00:00Z">
         <w:r>
           <w:t xml:space="preserve"> </w:t>
         </w:r>
       </w:ins>
-      <w:bookmarkStart w:id="486" w:name="sec-gitattributes"/>
+      <w:bookmarkStart w:id="486" w:name="sec-export-migration"/>
       <w:bookmarkEnd w:id="486"/>
       <w:ins w:id="282" w:author="PR Preview" w:date="2024-01-01T00:00:00Z">
         <w:r>
           <w:t xml:space="preserve"> </w:t>
         </w:r>
       </w:ins>
-      <w:bookmarkStart w:id="487" w:name="sec-github-desktop"/>
+      <w:bookmarkStart w:id="487" w:name="sec-export-rest"/>
       <w:bookmarkEnd w:id="487"/>
       <w:ins w:id="282" w:author="PR Preview" w:date="2024-01-01T00:00:00Z">
         <w:r>
           <w:t xml:space="preserve"> </w:t>
         </w:r>
       </w:ins>
-      <w:bookmarkStart w:id="488" w:name="sec-gitkraken"/>
+      <w:bookmarkStart w:id="488" w:name="sec-export-three-streams"/>
       <w:bookmarkEnd w:id="488"/>
       <w:ins w:id="282" w:author="PR Preview" w:date="2024-01-01T00:00:00Z">
         <w:r>
           <w:t xml:space="preserve"> </w:t>
         </w:r>
       </w:ins>
-      <w:bookmarkStart w:id="489" w:name="sec-gitkraken-kepler"/>
+      <w:bookmarkStart w:id="489" w:name="sec-git-gui-clients"/>
       <w:bookmarkEnd w:id="489"/>
       <w:ins w:id="282" w:author="PR Preview" w:date="2024-01-01T00:00:00Z">
         <w:r>
           <w:t xml:space="preserve"> </w:t>
         </w:r>
       </w:ins>
-      <w:bookmarkStart w:id="490" w:name="sec-gitlab"/>
+      <w:bookmarkStart w:id="490" w:name="sec-gitattributes"/>
       <w:bookmarkEnd w:id="490"/>
       <w:ins w:id="282" w:author="PR Preview" w:date="2024-01-01T00:00:00Z">
         <w:r>
           <w:t xml:space="preserve"> </w:t>
         </w:r>
       </w:ins>
-      <w:bookmarkStart w:id="491" w:name="sec-install-gh"/>
+      <w:bookmarkStart w:id="491" w:name="sec-github-desktop"/>
       <w:bookmarkEnd w:id="491"/>
       <w:ins w:id="282" w:author="PR Preview" w:date="2024-01-01T00:00:00Z">
         <w:r>
           <w:t xml:space="preserve"> </w:t>
         </w:r>
       </w:ins>
-      <w:bookmarkStart w:id="492" w:name="sec-install-glab"/>
+      <w:bookmarkStart w:id="492" w:name="sec-gitkraken"/>
       <w:bookmarkEnd w:id="492"/>
       <w:ins w:id="282" w:author="PR Preview" w:date="2024-01-01T00:00:00Z">
         <w:r>
           <w:t xml:space="preserve"> </w:t>
         </w:r>
       </w:ins>
-      <w:bookmarkStart w:id="493" w:name="sec-removing-sensitive-data"/>
+      <w:bookmarkStart w:id="493" w:name="sec-gitkraken-kepler"/>
       <w:bookmarkEnd w:id="493"/>
       <w:ins w:id="282" w:author="PR Preview" w:date="2024-01-01T00:00:00Z">
         <w:r>
           <w:t xml:space="preserve"> </w:t>
         </w:r>
       </w:ins>
-      <w:bookmarkStart w:id="494" w:name="basics"/>
+      <w:bookmarkStart w:id="494" w:name="sec-gitlab"/>
       <w:bookmarkEnd w:id="494"/>
       <w:ins w:id="282" w:author="PR Preview" w:date="2024-01-01T00:00:00Z">
         <w:r>
           <w:t xml:space="preserve"> </w:t>
         </w:r>
       </w:ins>
-      <w:bookmarkStart w:id="495" w:name="git-branching"/>
+      <w:bookmarkStart w:id="495" w:name="sec-install-gh"/>
       <w:bookmarkEnd w:id="495"/>
       <w:ins w:id="282" w:author="PR Preview" w:date="2024-01-01T00:00:00Z">
         <w:r>
           <w:t xml:space="preserve"> </w:t>
         </w:r>
       </w:ins>
-      <w:bookmarkStart w:id="496" w:name="example-workflow"/>
+      <w:bookmarkStart w:id="496" w:name="sec-install-glab"/>
       <w:bookmarkEnd w:id="496"/>
       <w:ins w:id="282" w:author="PR Preview" w:date="2024-01-01T00:00:00Z">
         <w:r>
           <w:t xml:space="preserve"> </w:t>
         </w:r>
       </w:ins>
-      <w:bookmarkStart w:id="497" w:name="pull-request-roles-and-protocol"/>
+      <w:bookmarkStart w:id="497" w:name="sec-removing-sensitive-data"/>
       <w:bookmarkEnd w:id="497"/>
       <w:ins w:id="282" w:author="PR Preview" w:date="2024-01-01T00:00:00Z">
         <w:r>
           <w:t xml:space="preserve"> </w:t>
         </w:r>
       </w:ins>
-      <w:bookmarkStart w:id="498" w:name="commonly-used-git-commands"/>
+      <w:bookmarkStart w:id="498" w:name="basics"/>
       <w:bookmarkEnd w:id="498"/>
       <w:ins w:id="282" w:author="PR Preview" w:date="2024-01-01T00:00:00Z">
         <w:r>
           <w:t xml:space="preserve"> </w:t>
         </w:r>
       </w:ins>
-      <w:bookmarkStart w:id="499" w:name="how-often-should-i-commit"/>
+      <w:bookmarkStart w:id="499" w:name="git-branching"/>
       <w:bookmarkEnd w:id="499"/>
       <w:ins w:id="282" w:author="PR Preview" w:date="2024-01-01T00:00:00Z">
         <w:r>
           <w:t xml:space="preserve"> </w:t>
         </w:r>
       </w:ins>
-      <w:bookmarkStart w:id="500" w:name="repeated-amend-workflow"/>
+      <w:bookmarkStart w:id="500" w:name="example-workflow"/>
       <w:bookmarkEnd w:id="500"/>
       <w:ins w:id="282" w:author="PR Preview" w:date="2024-01-01T00:00:00Z">
         <w:r>
           <w:t xml:space="preserve"> </w:t>
         </w:r>
       </w:ins>
-      <w:bookmarkStart w:id="501" w:name="basic-workflow"/>
+      <w:bookmarkStart w:id="501" w:name="pull-request-roles-and-protocol"/>
       <w:bookmarkEnd w:id="501"/>
       <w:ins w:id="282" w:author="PR Preview" w:date="2024-01-01T00:00:00Z">
         <w:r>
           <w:t xml:space="preserve"> </w:t>
         </w:r>
       </w:ins>
-      <w:bookmarkStart w:id="502" w:name="key-points"/>
+      <w:bookmarkStart w:id="502" w:name="commonly-used-git-commands"/>
       <w:bookmarkEnd w:id="502"/>
       <w:ins w:id="282" w:author="PR Preview" w:date="2024-01-01T00:00:00Z">
         <w:r>
           <w:t xml:space="preserve"> </w:t>
         </w:r>
       </w:ins>
-      <w:bookmarkStart w:id="503" w:name="what-should-be-pushed-to-github"/>
+      <w:bookmarkStart w:id="503" w:name="how-often-should-i-commit"/>
       <w:bookmarkEnd w:id="503"/>
       <w:ins w:id="282" w:author="PR Preview" w:date="2024-01-01T00:00:00Z">
         <w:r>
           <w:t xml:space="preserve"> </w:t>
         </w:r>
       </w:ins>
-      <w:bookmarkStart w:id="504" w:name="the-linguist-generated-attribute"/>
+      <w:bookmarkStart w:id="504" w:name="repeated-amend-workflow"/>
       <w:bookmarkEnd w:id="504"/>
       <w:ins w:id="282" w:author="PR Preview" w:date="2024-01-01T00:00:00Z">
         <w:r>
           <w:t xml:space="preserve"> </w:t>
         </w:r>
       </w:ins>
-      <w:bookmarkStart w:id="505" w:name="using-.gitattributes"/>
+      <w:bookmarkStart w:id="505" w:name="basic-workflow"/>
       <w:bookmarkEnd w:id="505"/>
       <w:ins w:id="282" w:author="PR Preview" w:date="2024-01-01T00:00:00Z">
         <w:r>
           <w:t xml:space="preserve"> </w:t>
         </w:r>
       </w:ins>
-      <w:bookmarkStart w:id="506" w:name="other-useful-linguist-attributes"/>
+      <w:bookmarkStart w:id="506" w:name="key-points"/>
       <w:bookmarkEnd w:id="506"/>
       <w:ins w:id="282" w:author="PR Preview" w:date="2024-01-01T00:00:00Z">
         <w:r>
           <w:t xml:space="preserve"> </w:t>
         </w:r>
       </w:ins>
-      <w:bookmarkStart w:id="507" w:name="immediate-steps"/>
+      <w:bookmarkStart w:id="507" w:name="what-should-be-pushed-to-github"/>
       <w:bookmarkEnd w:id="507"/>
+      <w:ins w:id="282" w:author="PR Preview" w:date="2024-01-01T00:00:00Z">
+        <w:r>
+          <w:t xml:space="preserve"> </w:t>
+        </w:r>
+      </w:ins>
+      <w:bookmarkStart w:id="508" w:name="the-linguist-generated-attribute"/>
+      <w:bookmarkEnd w:id="508"/>
+      <w:ins w:id="282" w:author="PR Preview" w:date="2024-01-01T00:00:00Z">
+        <w:r>
+          <w:t xml:space="preserve"> </w:t>
+        </w:r>
+      </w:ins>
+      <w:bookmarkStart w:id="509" w:name="using-.gitattributes"/>
+      <w:bookmarkEnd w:id="509"/>
+      <w:ins w:id="282" w:author="PR Preview" w:date="2024-01-01T00:00:00Z">
+        <w:r>
+          <w:t xml:space="preserve"> </w:t>
+        </w:r>
+      </w:ins>
+      <w:bookmarkStart w:id="510" w:name="other-useful-linguist-attributes"/>
+      <w:bookmarkEnd w:id="510"/>
+      <w:ins w:id="282" w:author="PR Preview" w:date="2024-01-01T00:00:00Z">
+        <w:r>
+          <w:t xml:space="preserve"> </w:t>
+        </w:r>
+      </w:ins>
+      <w:bookmarkStart w:id="511" w:name="immediate-steps"/>
+      <w:bookmarkEnd w:id="511"/>
+      <w:ins w:id="282" w:author="PR Preview" w:date="2024-01-01T00:00:00Z">
+        <w:r>
+          <w:t xml:space="preserve"> </w:t>
+        </w:r>
+      </w:ins>
+      <w:bookmarkStart w:id="512" w:name="tbl-git-workflow"/>
+      <w:bookmarkEnd w:id="512"/>
+      <w:ins w:id="282" w:author="PR Preview" w:date="2024-01-01T00:00:00Z">
+        <w:r>
+          <w:t xml:space="preserve"> </w:t>
+        </w:r>
+      </w:ins>
+      <w:bookmarkStart w:id="513" w:name="tbl-git-commands"/>
+      <w:bookmarkEnd w:id="513"/>
     </w:p>
     <w:p>
       <w:pPr>
@@ -8868,7 +8910,7 @@
           <w:numId w:val="1032"/>
         </w:numPr>
       </w:pPr>
-      <w:hyperlink r:id="rId508">
+      <w:hyperlink r:id="rId514">
         <w:r>
           <w:rPr>
             <w:rStyle w:val="Hyperlink"/>
@@ -8885,7 +8927,7 @@
           <w:numId w:val="1032"/>
         </w:numPr>
       </w:pPr>
-      <w:hyperlink r:id="rId509">
+      <w:hyperlink r:id="rId515">
         <w:r>
           <w:rPr>
             <w:rStyle w:val="Hyperlink"/>
@@ -8902,7 +8944,7 @@
           <w:numId w:val="1032"/>
         </w:numPr>
       </w:pPr>
-      <w:hyperlink r:id="rId510">
+      <w:hyperlink r:id="rId516">
         <w:r>
           <w:rPr>
             <w:rStyle w:val="Hyperlink"/>
@@ -8919,7 +8961,7 @@
           <w:numId w:val="1032"/>
         </w:numPr>
       </w:pPr>
-      <w:hyperlink r:id="rId511">
+      <w:hyperlink r:id="rId517">
         <w:r>
           <w:rPr>
             <w:rStyle w:val="Hyperlink"/>
@@ -8936,7 +8978,7 @@
           <w:numId w:val="1032"/>
         </w:numPr>
       </w:pPr>
-      <w:hyperlink r:id="rId512">
+      <w:hyperlink r:id="rId518">
         <w:r>
           <w:rPr>
             <w:rStyle w:val="Hyperlink"/>
@@ -8953,7 +8995,7 @@
           <w:numId w:val="1032"/>
         </w:numPr>
       </w:pPr>
-      <w:hyperlink r:id="rId513">
+      <w:hyperlink r:id="rId519">
         <w:r>
           <w:rPr>
             <w:rStyle w:val="Hyperlink"/>
@@ -8970,7 +9012,7 @@
           <w:numId w:val="1032"/>
         </w:numPr>
       </w:pPr>
-      <w:hyperlink r:id="rId514">
+      <w:hyperlink r:id="rId520">
         <w:r>
           <w:rPr>
             <w:rStyle w:val="Hyperlink"/>
@@ -8987,7 +9029,7 @@
           <w:numId w:val="1032"/>
         </w:numPr>
       </w:pPr>
-      <w:hyperlink r:id="rId515">
+      <w:hyperlink r:id="rId521">
         <w:r>
           <w:rPr>
             <w:rStyle w:val="Hyperlink"/>
@@ -9004,7 +9046,7 @@
           <w:numId w:val="1032"/>
         </w:numPr>
       </w:pPr>
-      <w:hyperlink r:id="rId516">
+      <w:hyperlink r:id="rId522">
         <w:r>
           <w:rPr>
             <w:rStyle w:val="Hyperlink"/>
@@ -9021,7 +9063,7 @@
           <w:numId w:val="1032"/>
         </w:numPr>
       </w:pPr>
-      <w:hyperlink r:id="rId517">
+      <w:hyperlink r:id="rId523">
         <w:r>
           <w:rPr>
             <w:rStyle w:val="Hyperlink"/>
@@ -9038,7 +9080,7 @@
           <w:numId w:val="1032"/>
         </w:numPr>
       </w:pPr>
-      <w:hyperlink r:id="rId518">
+      <w:hyperlink r:id="rId524">
         <w:r>
           <w:rPr>
             <w:rStyle w:val="Hyperlink"/>
@@ -9055,7 +9097,7 @@
           <w:numId w:val="1032"/>
         </w:numPr>
       </w:pPr>
-      <w:hyperlink r:id="rId519">
+      <w:hyperlink r:id="rId525">
         <w:r>
           <w:rPr>
             <w:rStyle w:val="Hyperlink"/>
@@ -9072,7 +9114,7 @@
           <w:numId w:val="1032"/>
         </w:numPr>
       </w:pPr>
-      <w:hyperlink r:id="rId520">
+      <w:hyperlink r:id="rId526">
         <w:r>
           <w:rPr>
             <w:rStyle w:val="Hyperlink"/>
@@ -9089,7 +9131,7 @@
           <w:numId w:val="1032"/>
         </w:numPr>
       </w:pPr>
-      <w:hyperlink r:id="rId521">
+      <w:hyperlink r:id="rId527">
         <w:r>
           <w:rPr>
             <w:rStyle w:val="Hyperlink"/>
@@ -9106,7 +9148,7 @@
           <w:numId w:val="1032"/>
         </w:numPr>
       </w:pPr>
-      <w:hyperlink r:id="rId522">
+      <w:hyperlink r:id="rId528">
         <w:r>
           <w:rPr>
             <w:rStyle w:val="Hyperlink"/>
@@ -9156,12 +9198,12 @@
                 <wp:inline>
                   <wp:extent cx="152400" cy="152400"/>
                   <wp:effectExtent b="0" l="0" r="0" t="0"/>
-                  <wp:docPr descr="" title="" id="523" name="Picture"/>
+                  <wp:docPr descr="" title="" id="529" name="Picture"/>
                   <a:graphic>
                     <a:graphicData uri="http://schemas.openxmlformats.org/drawingml/2006/picture">
                       <pic:pic>
                         <pic:nvPicPr>
-                          <pic:cNvPr descr="/opt/quarto/share/formats/docx/note.png" id="524" name="Picture"/>
+                          <pic:cNvPr descr="/opt/quarto/share/formats/docx/note.png" id="530" name="Picture"/>
                           <pic:cNvPicPr>
                             <a:picLocks noChangeArrowheads="1" noChangeAspect="1"/>
                           </pic:cNvPicPr>
@@ -9285,7 +9327,7 @@
         </w:tc>
       </w:tr>
     </w:tbl>
-    <w:bookmarkStart w:id="541" w:name="sec-github-education"/>
+    <w:bookmarkStart w:id="547" w:name="sec-github-education"/>
     <w:p>
       <w:pPr>
         <w:pStyle w:val="Heading2"/>
@@ -9296,7 +9338,7 @@
         </w:r>
       </w:ins>
     </w:p>
-    <w:bookmarkStart w:id="528" w:name="github-education-benefits"/>
+    <w:bookmarkStart w:id="534" w:name="github-education-benefits"/>
     <w:p>
       <w:pPr>
         <w:pStyle w:val="Heading3"/>
@@ -9347,7 +9389,7 @@
       <w:r>
         <w:t xml:space="preserve"> </w:t>
       </w:r>
-      <w:hyperlink r:id="rId525">
+      <w:hyperlink r:id="rId531">
         <w:r>
           <w:rPr>
             <w:rStyle w:val="Hyperlink"/>
@@ -9462,7 +9504,7 @@
       <w:r>
         <w:t xml:space="preserve"> </w:t>
       </w:r>
-      <w:hyperlink r:id="rId526">
+      <w:hyperlink r:id="rId532">
         <w:r>
           <w:rPr>
             <w:rStyle w:val="Hyperlink"/>
@@ -9485,7 +9527,7 @@
       <w:r>
         <w:t xml:space="preserve"> </w:t>
       </w:r>
-      <w:hyperlink r:id="rId527">
+      <w:hyperlink r:id="rId533">
         <w:r>
           <w:rPr>
             <w:rStyle w:val="Hyperlink"/>
@@ -9506,8 +9548,8 @@
         <w:t xml:space="preserve">which includes numerous free tools and services for learning and development.</w:t>
       </w:r>
     </w:p>
-    <w:bookmarkEnd w:id="528"/>
-    <w:bookmarkStart w:id="540" w:name="X41b56039c71257be4531d08391ae81a73d29f03"/>
+    <w:bookmarkEnd w:id="534"/>
+    <w:bookmarkStart w:id="546" w:name="X41b56039c71257be4531d08391ae81a73d29f03"/>
     <w:p>
       <w:pPr>
         <w:pStyle w:val="Heading3"/>
@@ -9588,7 +9630,7 @@
       <w:r>
         <w:t xml:space="preserve"> </w:t>
       </w:r>
-      <w:hyperlink r:id="rId529">
+      <w:hyperlink r:id="rId535">
         <w:r>
           <w:rPr>
             <w:rStyle w:val="Hyperlink"/>
@@ -9675,7 +9717,7 @@
       <w:tr>
         <w:tc>
           <w:tcPr/>
-          <w:bookmarkStart w:id="533" w:name="fig-request-copilot-seat"/>
+          <w:bookmarkStart w:id="539" w:name="fig-request-copilot-seat"/>
           <w:p>
             <w:pPr>
               <w:pStyle w:val="Compact"/>
@@ -9686,18 +9728,18 @@
                 <wp:inline>
                   <wp:extent cx="5334000" cy="3052792"/>
                   <wp:effectExtent b="0" l="0" r="0" t="0"/>
-                  <wp:docPr descr="" title="" id="531" name="Picture"/>
+                  <wp:docPr descr="" title="" id="537" name="Picture"/>
                   <a:graphic>
                     <a:graphicData uri="http://schemas.openxmlformats.org/drawingml/2006/picture">
                       <pic:pic>
                         <pic:nvPicPr>
-                          <pic:cNvPr descr="assets/images/github-copilot-invitation-email.png" id="532" name="Picture"/>
+                          <pic:cNvPr descr="assets/images/github-copilot-invitation-email.png" id="538" name="Picture"/>
                           <pic:cNvPicPr>
                             <a:picLocks noChangeArrowheads="1" noChangeAspect="1"/>
                           </pic:cNvPicPr>
                         </pic:nvPicPr>
                         <pic:blipFill>
-                          <a:blip r:embed="rId530"/>
+                          <a:blip r:embed="rId536"/>
                           <a:stretch>
                             <a:fillRect/>
                           </a:stretch>
@@ -9737,7 +9779,7 @@
               <w:t xml:space="preserve">Figure 11.1: UC Davis GitHub invitation with Copilot seat option</w:t>
             </w:r>
           </w:p>
-          <w:bookmarkEnd w:id="533"/>
+          <w:bookmarkEnd w:id="539"/>
         </w:tc>
       </w:tr>
     </w:tbl>
@@ -9803,7 +9845,7 @@
       <w:r>
         <w:t xml:space="preserve"> </w:t>
       </w:r>
-      <w:hyperlink r:id="rId534">
+      <w:hyperlink r:id="rId540">
         <w:r>
           <w:rPr>
             <w:rStyle w:val="Hyperlink"/>
@@ -9873,7 +9915,7 @@
       <w:tr>
         <w:tc>
           <w:tcPr/>
-          <w:bookmarkStart w:id="538" w:name="fig-copilot-settings-org-options"/>
+          <w:bookmarkStart w:id="544" w:name="fig-copilot-settings-org-options"/>
           <w:p>
             <w:pPr>
               <w:pStyle w:val="Compact"/>
@@ -9884,18 +9926,18 @@
                 <wp:inline>
                   <wp:extent cx="5334000" cy="531962"/>
                   <wp:effectExtent b="0" l="0" r="0" t="0"/>
-                  <wp:docPr descr="" title="" id="536" name="Picture"/>
+                  <wp:docPr descr="" title="" id="542" name="Picture"/>
                   <a:graphic>
                     <a:graphicData uri="http://schemas.openxmlformats.org/drawingml/2006/picture">
                       <pic:pic>
                         <pic:nvPicPr>
-                          <pic:cNvPr descr="assets/images/github-copilot-settings-page.png" id="537" name="Picture"/>
+                          <pic:cNvPr descr="assets/images/github-copilot-settings-page.png" id="543" name="Picture"/>
                           <pic:cNvPicPr>
                             <a:picLocks noChangeArrowheads="1" noChangeAspect="1"/>
                           </pic:cNvPicPr>
                         </pic:nvPicPr>
                         <pic:blipFill>
-                          <a:blip r:embed="rId535"/>
+                          <a:blip r:embed="rId541"/>
                           <a:stretch>
                             <a:fillRect/>
                           </a:stretch>
@@ -9935,7 +9977,7 @@
               <w:t xml:space="preserve">Figure 11.2: GitHub Copilot settings page showing organization options</w:t>
             </w:r>
           </w:p>
-          <w:bookmarkEnd w:id="538"/>
+          <w:bookmarkEnd w:id="544"/>
         </w:tc>
       </w:tr>
     </w:tbl>
@@ -9985,7 +10027,7 @@
       <w:r>
         <w:t xml:space="preserve"> </w:t>
       </w:r>
-      <w:hyperlink r:id="rId539">
+      <w:hyperlink r:id="rId545">
         <w:r>
           <w:rPr>
             <w:rStyle w:val="Hyperlink"/>
@@ -10026,10 +10068,10 @@
         <w:br w:type="page"/>
       </w:r>
     </w:p>
-    <w:bookmarkEnd w:id="540"/>
-    <w:bookmarkEnd w:id="541"/>
-    <w:bookmarkEnd w:id="542"/>
-    <w:bookmarkStart w:id="581" w:name="sec-collab-dev"/>
+    <w:bookmarkEnd w:id="546"/>
+    <w:bookmarkEnd w:id="547"/>
+    <w:bookmarkEnd w:id="548"/>
+    <w:bookmarkStart w:id="589" w:name="sec-collab-dev"/>
     <w:p>
       <w:pPr>
         <w:pStyle w:val="Heading1"/>
@@ -10125,239 +10167,253 @@
       <w:pPr>
         <w:pStyle w:val="BodyText"/>
       </w:pPr>
-      <w:bookmarkStart w:id="543" w:name="sec-avoid-closing-restarting-prs"/>
-      <w:bookmarkEnd w:id="543"/>
-      <w:ins w:id="330" w:author="PR Preview" w:date="2024-01-01T00:00:00Z">
-        <w:r>
-          <w:t xml:space="preserve"> </w:t>
-        </w:r>
-      </w:ins>
-      <w:bookmarkStart w:id="544" w:name="sec-code-review"/>
-      <w:bookmarkEnd w:id="544"/>
-      <w:ins w:id="330" w:author="PR Preview" w:date="2024-01-01T00:00:00Z">
-        <w:r>
-          <w:t xml:space="preserve"> </w:t>
-        </w:r>
-      </w:ins>
-      <w:bookmarkStart w:id="545" w:name="sec-opening-pull-requests"/>
-      <w:bookmarkEnd w:id="545"/>
-      <w:ins w:id="330" w:author="PR Preview" w:date="2024-01-01T00:00:00Z">
-        <w:r>
-          <w:t xml:space="preserve"> </w:t>
-        </w:r>
-      </w:ins>
-      <w:bookmarkStart w:id="546" w:name="sec-pr-assignee"/>
-      <w:bookmarkEnd w:id="546"/>
-      <w:ins w:id="330" w:author="PR Preview" w:date="2024-01-01T00:00:00Z">
-        <w:r>
-          <w:t xml:space="preserve"> </w:t>
-        </w:r>
-      </w:ins>
-      <w:bookmarkStart w:id="547" w:name="sec-pr-author"/>
-      <w:bookmarkEnd w:id="547"/>
-      <w:ins w:id="330" w:author="PR Preview" w:date="2024-01-01T00:00:00Z">
-        <w:r>
-          <w:t xml:space="preserve"> </w:t>
-        </w:r>
-      </w:ins>
-      <w:bookmarkStart w:id="548" w:name="sec-pr-issue-creator"/>
-      <w:bookmarkEnd w:id="548"/>
-      <w:ins w:id="330" w:author="PR Preview" w:date="2024-01-01T00:00:00Z">
-        <w:r>
-          <w:t xml:space="preserve"> </w:t>
-        </w:r>
-      </w:ins>
-      <w:bookmarkStart w:id="549" w:name="sec-pr-merger"/>
+      <w:bookmarkStart w:id="549" w:name="sec-avoid-closing-restarting-prs"/>
       <w:bookmarkEnd w:id="549"/>
       <w:ins w:id="330" w:author="PR Preview" w:date="2024-01-01T00:00:00Z">
         <w:r>
           <w:t xml:space="preserve"> </w:t>
         </w:r>
       </w:ins>
-      <w:bookmarkStart w:id="550" w:name="sec-pr-reviewer"/>
+      <w:bookmarkStart w:id="550" w:name="sec-code-review"/>
       <w:bookmarkEnd w:id="550"/>
       <w:ins w:id="330" w:author="PR Preview" w:date="2024-01-01T00:00:00Z">
         <w:r>
           <w:t xml:space="preserve"> </w:t>
         </w:r>
       </w:ins>
-      <w:bookmarkStart w:id="551" w:name="sec-pr-roles"/>
+      <w:bookmarkStart w:id="551" w:name="sec-opening-pull-requests"/>
       <w:bookmarkEnd w:id="551"/>
       <w:ins w:id="330" w:author="PR Preview" w:date="2024-01-01T00:00:00Z">
         <w:r>
           <w:t xml:space="preserve"> </w:t>
         </w:r>
       </w:ins>
-      <w:bookmarkStart w:id="552" w:name="sec-pr-steward"/>
+      <w:bookmarkStart w:id="552" w:name="sec-pr-assignee"/>
       <w:bookmarkEnd w:id="552"/>
       <w:ins w:id="330" w:author="PR Preview" w:date="2024-01-01T00:00:00Z">
         <w:r>
           <w:t xml:space="preserve"> </w:t>
         </w:r>
       </w:ins>
-      <w:bookmarkStart w:id="553" w:name="sec-pull-requests"/>
+      <w:bookmarkStart w:id="553" w:name="sec-pr-author"/>
       <w:bookmarkEnd w:id="553"/>
       <w:ins w:id="330" w:author="PR Preview" w:date="2024-01-01T00:00:00Z">
         <w:r>
           <w:t xml:space="preserve"> </w:t>
         </w:r>
       </w:ins>
-      <w:bookmarkStart w:id="554" w:name="sec-resolving-review-threads"/>
+      <w:bookmarkStart w:id="554" w:name="sec-pr-issue-creator"/>
       <w:bookmarkEnd w:id="554"/>
       <w:ins w:id="330" w:author="PR Preview" w:date="2024-01-01T00:00:00Z">
         <w:r>
           <w:t xml:space="preserve"> </w:t>
         </w:r>
       </w:ins>
-      <w:bookmarkStart w:id="555" w:name="sec-responding-to-review-comments"/>
+      <w:bookmarkStart w:id="555" w:name="sec-pr-merger"/>
       <w:bookmarkEnd w:id="555"/>
       <w:ins w:id="330" w:author="PR Preview" w:date="2024-01-01T00:00:00Z">
         <w:r>
           <w:t xml:space="preserve"> </w:t>
         </w:r>
       </w:ins>
-      <w:bookmarkStart w:id="556" w:name="sec-reviewing-pull-requests"/>
+      <w:bookmarkStart w:id="556" w:name="sec-pr-reviewer"/>
       <w:bookmarkEnd w:id="556"/>
       <w:ins w:id="330" w:author="PR Preview" w:date="2024-01-01T00:00:00Z">
         <w:r>
           <w:t xml:space="preserve"> </w:t>
         </w:r>
       </w:ins>
-      <w:bookmarkStart w:id="557" w:name="sec-stacked-pull-requests"/>
+      <w:bookmarkStart w:id="557" w:name="sec-pr-roles"/>
       <w:bookmarkEnd w:id="557"/>
       <w:ins w:id="330" w:author="PR Preview" w:date="2024-01-01T00:00:00Z">
         <w:r>
           <w:t xml:space="preserve"> </w:t>
         </w:r>
       </w:ins>
-      <w:bookmarkStart w:id="558" w:name="write-focused-prs"/>
+      <w:bookmarkStart w:id="558" w:name="sec-pr-steward"/>
       <w:bookmarkEnd w:id="558"/>
       <w:ins w:id="330" w:author="PR Preview" w:date="2024-01-01T00:00:00Z">
         <w:r>
           <w:t xml:space="preserve"> </w:t>
         </w:r>
       </w:ins>
-      <w:bookmarkStart w:id="559" w:name="write-clear-pr-titles-and-descriptions"/>
+      <w:bookmarkStart w:id="559" w:name="sec-pull-requests"/>
       <w:bookmarkEnd w:id="559"/>
       <w:ins w:id="330" w:author="PR Preview" w:date="2024-01-01T00:00:00Z">
         <w:r>
           <w:t xml:space="preserve"> </w:t>
         </w:r>
       </w:ins>
-      <w:bookmarkStart w:id="560" w:name="explain-technical-reasoning-up-front"/>
+      <w:bookmarkStart w:id="560" w:name="sec-resolving-review-threads"/>
       <w:bookmarkEnd w:id="560"/>
       <w:ins w:id="330" w:author="PR Preview" w:date="2024-01-01T00:00:00Z">
         <w:r>
           <w:t xml:space="preserve"> </w:t>
         </w:r>
       </w:ins>
-      <w:bookmarkStart w:id="561" w:name="request-reviews-in-the-right-order"/>
+      <w:bookmarkStart w:id="561" w:name="sec-responding-to-review-comments"/>
       <w:bookmarkEnd w:id="561"/>
       <w:ins w:id="330" w:author="PR Preview" w:date="2024-01-01T00:00:00Z">
         <w:r>
           <w:t xml:space="preserve"> </w:t>
         </w:r>
       </w:ins>
-      <w:bookmarkStart w:id="562" w:name="include-tests-with-behavior-changes"/>
+      <w:bookmarkStart w:id="562" w:name="sec-reviewing-pull-requests"/>
       <w:bookmarkEnd w:id="562"/>
       <w:ins w:id="330" w:author="PR Preview" w:date="2024-01-01T00:00:00Z">
         <w:r>
           <w:t xml:space="preserve"> </w:t>
         </w:r>
       </w:ins>
-      <w:bookmarkStart w:id="563" w:name="separate-refactorings-from-feature-work"/>
+      <w:bookmarkStart w:id="563" w:name="sec-stacked-pull-requests"/>
       <w:bookmarkEnd w:id="563"/>
       <w:ins w:id="330" w:author="PR Preview" w:date="2024-01-01T00:00:00Z">
         <w:r>
           <w:t xml:space="preserve"> </w:t>
         </w:r>
       </w:ins>
-      <w:bookmarkStart w:id="564" w:name="X50338839007aa36ec7a0c29a9ee5822857f20d8"/>
+      <w:bookmarkStart w:id="564" w:name="write-focused-prs"/>
       <w:bookmarkEnd w:id="564"/>
       <w:ins w:id="330" w:author="PR Preview" w:date="2024-01-01T00:00:00Z">
         <w:r>
           <w:t xml:space="preserve"> </w:t>
         </w:r>
       </w:ins>
-      <w:bookmarkStart w:id="565" w:name="stacked-pull-requests"/>
+      <w:bookmarkStart w:id="565" w:name="write-clear-pr-titles-and-descriptions"/>
       <w:bookmarkEnd w:id="565"/>
       <w:ins w:id="330" w:author="PR Preview" w:date="2024-01-01T00:00:00Z">
         <w:r>
           <w:t xml:space="preserve"> </w:t>
         </w:r>
       </w:ins>
-      <w:bookmarkStart w:id="566" w:name="what-are-stacked-pull-requests"/>
+      <w:bookmarkStart w:id="566" w:name="explain-technical-reasoning-up-front"/>
       <w:bookmarkEnd w:id="566"/>
       <w:ins w:id="330" w:author="PR Preview" w:date="2024-01-01T00:00:00Z">
         <w:r>
           <w:t xml:space="preserve"> </w:t>
         </w:r>
       </w:ins>
-      <w:bookmarkStart w:id="567" w:name="benefits-of-stacked-pull-requests"/>
+      <w:bookmarkStart w:id="567" w:name="request-reviews-in-the-right-order"/>
       <w:bookmarkEnd w:id="567"/>
       <w:ins w:id="330" w:author="PR Preview" w:date="2024-01-01T00:00:00Z">
         <w:r>
           <w:t xml:space="preserve"> </w:t>
         </w:r>
       </w:ins>
-      <w:bookmarkStart w:id="568" w:name="core-principles-for-stacking"/>
+      <w:bookmarkStart w:id="568" w:name="include-tests-with-behavior-changes"/>
       <w:bookmarkEnd w:id="568"/>
       <w:ins w:id="330" w:author="PR Preview" w:date="2024-01-01T00:00:00Z">
         <w:r>
           <w:t xml:space="preserve"> </w:t>
         </w:r>
       </w:ins>
-      <w:bookmarkStart w:id="569" w:name="ci-rebasing-and-merging"/>
+      <w:bookmarkStart w:id="569" w:name="separate-refactorings-from-feature-work"/>
       <w:bookmarkEnd w:id="569"/>
       <w:ins w:id="330" w:author="PR Preview" w:date="2024-01-01T00:00:00Z">
         <w:r>
           <w:t xml:space="preserve"> </w:t>
         </w:r>
       </w:ins>
-      <w:bookmarkStart w:id="570" w:name="purpose-of-code-review"/>
+      <w:bookmarkStart w:id="570" w:name="X50338839007aa36ec7a0c29a9ee5822857f20d8"/>
       <w:bookmarkEnd w:id="570"/>
       <w:ins w:id="330" w:author="PR Preview" w:date="2024-01-01T00:00:00Z">
         <w:r>
           <w:t xml:space="preserve"> </w:t>
         </w:r>
       </w:ins>
-      <w:bookmarkStart w:id="571" w:name="monitor-prs-awaiting-your-review"/>
+      <w:bookmarkStart w:id="571" w:name="stacked-pull-requests"/>
       <w:bookmarkEnd w:id="571"/>
       <w:ins w:id="330" w:author="PR Preview" w:date="2024-01-01T00:00:00Z">
         <w:r>
           <w:t xml:space="preserve"> </w:t>
         </w:r>
       </w:ins>
-      <w:bookmarkStart w:id="572" w:name="write-review-comments-that-teach"/>
+      <w:bookmarkStart w:id="572" w:name="what-are-stacked-pull-requests"/>
       <w:bookmarkEnd w:id="572"/>
       <w:ins w:id="330" w:author="PR Preview" w:date="2024-01-01T00:00:00Z">
         <w:r>
           <w:t xml:space="preserve"> </w:t>
         </w:r>
       </w:ins>
-      <w:bookmarkStart w:id="573" w:name="use-review-as-mentoring"/>
+      <w:bookmarkStart w:id="573" w:name="benefits-of-stacked-pull-requests"/>
       <w:bookmarkEnd w:id="573"/>
       <w:ins w:id="330" w:author="PR Preview" w:date="2024-01-01T00:00:00Z">
         <w:r>
           <w:t xml:space="preserve"> </w:t>
         </w:r>
       </w:ins>
-      <w:bookmarkStart w:id="574" w:name="balance-direct-fixes-with-guidance"/>
+      <w:bookmarkStart w:id="574" w:name="core-principles-for-stacking"/>
       <w:bookmarkEnd w:id="574"/>
       <w:ins w:id="330" w:author="PR Preview" w:date="2024-01-01T00:00:00Z">
         <w:r>
           <w:t xml:space="preserve"> </w:t>
         </w:r>
       </w:ins>
-      <w:bookmarkStart w:id="575" w:name="Xb79f8536e368ddea61466be29d8dc7bff058357"/>
+      <w:bookmarkStart w:id="575" w:name="ci-rebasing-and-merging"/>
       <w:bookmarkEnd w:id="575"/>
       <w:ins w:id="330" w:author="PR Preview" w:date="2024-01-01T00:00:00Z">
         <w:r>
           <w:t xml:space="preserve"> </w:t>
         </w:r>
       </w:ins>
-      <w:bookmarkStart w:id="576" w:name="X5f65d278c65bbb0dc383f2bf0a669eebfe317ac"/>
+      <w:bookmarkStart w:id="576" w:name="purpose-of-code-review"/>
       <w:bookmarkEnd w:id="576"/>
+      <w:ins w:id="330" w:author="PR Preview" w:date="2024-01-01T00:00:00Z">
+        <w:r>
+          <w:t xml:space="preserve"> </w:t>
+        </w:r>
+      </w:ins>
+      <w:bookmarkStart w:id="577" w:name="monitor-prs-awaiting-your-review"/>
+      <w:bookmarkEnd w:id="577"/>
+      <w:ins w:id="330" w:author="PR Preview" w:date="2024-01-01T00:00:00Z">
+        <w:r>
+          <w:t xml:space="preserve"> </w:t>
+        </w:r>
+      </w:ins>
+      <w:bookmarkStart w:id="578" w:name="write-review-comments-that-teach"/>
+      <w:bookmarkEnd w:id="578"/>
+      <w:ins w:id="330" w:author="PR Preview" w:date="2024-01-01T00:00:00Z">
+        <w:r>
+          <w:t xml:space="preserve"> </w:t>
+        </w:r>
+      </w:ins>
+      <w:bookmarkStart w:id="579" w:name="use-review-as-mentoring"/>
+      <w:bookmarkEnd w:id="579"/>
+      <w:ins w:id="330" w:author="PR Preview" w:date="2024-01-01T00:00:00Z">
+        <w:r>
+          <w:t xml:space="preserve"> </w:t>
+        </w:r>
+      </w:ins>
+      <w:bookmarkStart w:id="580" w:name="balance-direct-fixes-with-guidance"/>
+      <w:bookmarkEnd w:id="580"/>
+      <w:ins w:id="330" w:author="PR Preview" w:date="2024-01-01T00:00:00Z">
+        <w:r>
+          <w:t xml:space="preserve"> </w:t>
+        </w:r>
+      </w:ins>
+      <w:bookmarkStart w:id="581" w:name="Xb79f8536e368ddea61466be29d8dc7bff058357"/>
+      <w:bookmarkEnd w:id="581"/>
+      <w:ins w:id="330" w:author="PR Preview" w:date="2024-01-01T00:00:00Z">
+        <w:r>
+          <w:t xml:space="preserve"> </w:t>
+        </w:r>
+      </w:ins>
+      <w:bookmarkStart w:id="582" w:name="X5f65d278c65bbb0dc383f2bf0a669eebfe317ac"/>
+      <w:bookmarkEnd w:id="582"/>
+      <w:ins w:id="330" w:author="PR Preview" w:date="2024-01-01T00:00:00Z">
+        <w:r>
+          <w:t xml:space="preserve"> </w:t>
+        </w:r>
+      </w:ins>
+      <w:bookmarkStart w:id="583" w:name="fig-github-suggestion-feature"/>
+      <w:bookmarkEnd w:id="583"/>
+      <w:ins w:id="330" w:author="PR Preview" w:date="2024-01-01T00:00:00Z">
+        <w:r>
+          <w:t xml:space="preserve"> </w:t>
+        </w:r>
+      </w:ins>
+      <w:bookmarkStart w:id="584" w:name="fig-preview-comment"/>
+      <w:bookmarkEnd w:id="584"/>
     </w:p>
     <w:p>
       <w:pPr>
@@ -10377,7 +10433,7 @@
           <w:numId w:val="1038"/>
         </w:numPr>
       </w:pPr>
-      <w:hyperlink r:id="rId577">
+      <w:hyperlink r:id="rId585">
         <w:r>
           <w:rPr>
             <w:rStyle w:val="Hyperlink"/>
@@ -10394,7 +10450,7 @@
           <w:numId w:val="1038"/>
         </w:numPr>
       </w:pPr>
-      <w:hyperlink r:id="rId578">
+      <w:hyperlink r:id="rId586">
         <w:r>
           <w:rPr>
             <w:rStyle w:val="Hyperlink"/>
@@ -10444,12 +10500,12 @@
                 <wp:inline>
                   <wp:extent cx="152400" cy="152400"/>
                   <wp:effectExtent b="0" l="0" r="0" t="0"/>
-                  <wp:docPr descr="" title="" id="579" name="Picture"/>
+                  <wp:docPr descr="" title="" id="587" name="Picture"/>
                   <a:graphic>
                     <a:graphicData uri="http://schemas.openxmlformats.org/drawingml/2006/picture">
                       <pic:pic>
                         <pic:nvPicPr>
-                          <pic:cNvPr descr="/opt/quarto/share/formats/docx/note.png" id="580" name="Picture"/>
+                          <pic:cNvPr descr="/opt/quarto/share/formats/docx/note.png" id="588" name="Picture"/>
                           <pic:cNvPicPr>
                             <a:picLocks noChangeArrowheads="1" noChangeAspect="1"/>
                           </pic:cNvPicPr>
@@ -10578,8 +10634,8 @@
         <w:br w:type="page"/>
       </w:r>
     </w:p>
-    <w:bookmarkEnd w:id="581"/>
-    <w:bookmarkStart w:id="625" w:name="sec-r-ci"/>
+    <w:bookmarkEnd w:id="589"/>
+    <w:bookmarkStart w:id="633" w:name="sec-r-ci"/>
     <w:p>
       <w:pPr>
         <w:pStyle w:val="Heading1"/>
@@ -10632,7 +10688,7 @@
           <w:t xml:space="preserve"> </w:t>
         </w:r>
       </w:ins>
-      <w:hyperlink r:id="rId582">
+      <w:hyperlink r:id="rId590">
         <w:r>
           <w:rPr>
             <w:rStyle w:val="Hyperlink"/>
@@ -10675,211 +10731,211 @@
       <w:pPr>
         <w:pStyle w:val="BodyText"/>
       </w:pPr>
-      <w:bookmarkStart w:id="583" w:name="sec-ci-concurrency"/>
-      <w:bookmarkEnd w:id="583"/>
-      <w:ins w:id="337" w:author="PR Preview" w:date="2024-01-01T00:00:00Z">
-        <w:r>
-          <w:t xml:space="preserve"> </w:t>
-        </w:r>
-      </w:ins>
-      <w:bookmarkStart w:id="584" w:name="sec-ci-decomposition"/>
-      <w:bookmarkEnd w:id="584"/>
-      <w:ins w:id="337" w:author="PR Preview" w:date="2024-01-01T00:00:00Z">
-        <w:r>
-          <w:t xml:space="preserve"> </w:t>
-        </w:r>
-      </w:ins>
-      <w:bookmarkStart w:id="585" w:name="sec-ci-design-patterns"/>
-      <w:bookmarkEnd w:id="585"/>
-      <w:ins w:id="337" w:author="PR Preview" w:date="2024-01-01T00:00:00Z">
-        <w:r>
-          <w:t xml:space="preserve"> </w:t>
-        </w:r>
-      </w:ins>
-      <w:bookmarkStart w:id="586" w:name="sec-ci-fail-open-closed"/>
-      <w:bookmarkEnd w:id="586"/>
-      <w:ins w:id="337" w:author="PR Preview" w:date="2024-01-01T00:00:00Z">
-        <w:r>
-          <w:t xml:space="preserve"> </w:t>
-        </w:r>
-      </w:ins>
-      <w:bookmarkStart w:id="587" w:name="sec-ci-idempotency"/>
-      <w:bookmarkEnd w:id="587"/>
-      <w:ins w:id="337" w:author="PR Preview" w:date="2024-01-01T00:00:00Z">
-        <w:r>
-          <w:t xml:space="preserve"> </w:t>
-        </w:r>
-      </w:ins>
-      <w:bookmarkStart w:id="588" w:name="sec-ci-observability"/>
-      <w:bookmarkEnd w:id="588"/>
-      <w:ins w:id="337" w:author="PR Preview" w:date="2024-01-01T00:00:00Z">
-        <w:r>
-          <w:t xml:space="preserve"> </w:t>
-        </w:r>
-      </w:ins>
-      <w:bookmarkStart w:id="589" w:name="sec-ci-retries"/>
-      <w:bookmarkEnd w:id="589"/>
-      <w:ins w:id="337" w:author="PR Preview" w:date="2024-01-01T00:00:00Z">
-        <w:r>
-          <w:t xml:space="preserve"> </w:t>
-        </w:r>
-      </w:ins>
-      <w:bookmarkStart w:id="590" w:name="sec-ci-secrets"/>
-      <w:bookmarkEnd w:id="590"/>
-      <w:ins w:id="337" w:author="PR Preview" w:date="2024-01-01T00:00:00Z">
-        <w:r>
-          <w:t xml:space="preserve"> </w:t>
-        </w:r>
-      </w:ins>
-      <w:bookmarkStart w:id="591" w:name="sec-ci-toctou"/>
+      <w:bookmarkStart w:id="591" w:name="sec-ci-concurrency"/>
       <w:bookmarkEnd w:id="591"/>
       <w:ins w:id="337" w:author="PR Preview" w:date="2024-01-01T00:00:00Z">
         <w:r>
           <w:t xml:space="preserve"> </w:t>
         </w:r>
       </w:ins>
-      <w:bookmarkStart w:id="592" w:name="sec-pr-comment-automation"/>
+      <w:bookmarkStart w:id="592" w:name="sec-ci-decomposition"/>
       <w:bookmarkEnd w:id="592"/>
       <w:ins w:id="337" w:author="PR Preview" w:date="2024-01-01T00:00:00Z">
         <w:r>
           <w:t xml:space="preserve"> </w:t>
         </w:r>
       </w:ins>
-      <w:bookmarkStart w:id="593" w:name="sec-reusable-workflow-collections"/>
+      <w:bookmarkStart w:id="593" w:name="sec-ci-design-patterns"/>
       <w:bookmarkEnd w:id="593"/>
       <w:ins w:id="337" w:author="PR Preview" w:date="2024-01-01T00:00:00Z">
         <w:r>
           <w:t xml:space="preserve"> </w:t>
         </w:r>
       </w:ins>
-      <w:bookmarkStart w:id="594" w:name="sec-setting-up-github-actions"/>
+      <w:bookmarkStart w:id="594" w:name="sec-ci-fail-open-closed"/>
       <w:bookmarkEnd w:id="594"/>
       <w:ins w:id="337" w:author="PR Preview" w:date="2024-01-01T00:00:00Z">
         <w:r>
           <w:t xml:space="preserve"> </w:t>
         </w:r>
       </w:ins>
-      <w:bookmarkStart w:id="595" w:name="understanding-github-actions"/>
+      <w:bookmarkStart w:id="595" w:name="sec-ci-idempotency"/>
       <w:bookmarkEnd w:id="595"/>
       <w:ins w:id="337" w:author="PR Preview" w:date="2024-01-01T00:00:00Z">
         <w:r>
           <w:t xml:space="preserve"> </w:t>
         </w:r>
       </w:ins>
-      <w:bookmarkStart w:id="596" w:name="action-versioning"/>
+      <w:bookmarkStart w:id="596" w:name="sec-ci-observability"/>
       <w:bookmarkEnd w:id="596"/>
       <w:ins w:id="337" w:author="PR Preview" w:date="2024-01-01T00:00:00Z">
         <w:r>
           <w:t xml:space="preserve"> </w:t>
         </w:r>
       </w:ins>
-      <w:bookmarkStart w:id="597" w:name="floating-mutable-tags"/>
+      <w:bookmarkStart w:id="597" w:name="sec-ci-retries"/>
       <w:bookmarkEnd w:id="597"/>
       <w:ins w:id="337" w:author="PR Preview" w:date="2024-01-01T00:00:00Z">
         <w:r>
           <w:t xml:space="preserve"> </w:t>
         </w:r>
       </w:ins>
-      <w:bookmarkStart w:id="598" w:name="how-a-floating-tag-differs-from-a-branch"/>
+      <w:bookmarkStart w:id="598" w:name="sec-ci-secrets"/>
       <w:bookmarkEnd w:id="598"/>
       <w:ins w:id="337" w:author="PR Preview" w:date="2024-01-01T00:00:00Z">
         <w:r>
           <w:t xml:space="preserve"> </w:t>
         </w:r>
       </w:ins>
-      <w:bookmarkStart w:id="599" w:name="the-reproducibility-tradeoff"/>
+      <w:bookmarkStart w:id="599" w:name="sec-ci-toctou"/>
       <w:bookmarkEnd w:id="599"/>
       <w:ins w:id="337" w:author="PR Preview" w:date="2024-01-01T00:00:00Z">
         <w:r>
           <w:t xml:space="preserve"> </w:t>
         </w:r>
       </w:ins>
-      <w:bookmarkStart w:id="600" w:name="essential-workflows"/>
+      <w:bookmarkStart w:id="600" w:name="sec-pr-comment-automation"/>
       <w:bookmarkEnd w:id="600"/>
       <w:ins w:id="337" w:author="PR Preview" w:date="2024-01-01T00:00:00Z">
         <w:r>
           <w:t xml:space="preserve"> </w:t>
         </w:r>
       </w:ins>
-      <w:bookmarkStart w:id="601" w:name="interactive-setup"/>
+      <w:bookmarkStart w:id="601" w:name="sec-reusable-workflow-collections"/>
       <w:bookmarkEnd w:id="601"/>
       <w:ins w:id="337" w:author="PR Preview" w:date="2024-01-01T00:00:00Z">
         <w:r>
           <w:t xml:space="preserve"> </w:t>
         </w:r>
       </w:ins>
-      <w:bookmarkStart w:id="602" w:name="allowing-actions-to-create-pull-requests"/>
+      <w:bookmarkStart w:id="602" w:name="sec-setting-up-github-actions"/>
       <w:bookmarkEnd w:id="602"/>
       <w:ins w:id="337" w:author="PR Preview" w:date="2024-01-01T00:00:00Z">
         <w:r>
           <w:t xml:space="preserve"> </w:t>
         </w:r>
       </w:ins>
-      <w:bookmarkStart w:id="603" w:name="how-github-actions-workflows-work"/>
+      <w:bookmarkStart w:id="603" w:name="understanding-github-actions"/>
       <w:bookmarkEnd w:id="603"/>
       <w:ins w:id="337" w:author="PR Preview" w:date="2024-01-01T00:00:00Z">
         <w:r>
           <w:t xml:space="preserve"> </w:t>
         </w:r>
       </w:ins>
-      <w:bookmarkStart w:id="604" w:name="workflow-files-and-security"/>
+      <w:bookmarkStart w:id="604" w:name="action-versioning"/>
       <w:bookmarkEnd w:id="604"/>
       <w:ins w:id="337" w:author="PR Preview" w:date="2024-01-01T00:00:00Z">
         <w:r>
           <w:t xml:space="preserve"> </w:t>
         </w:r>
       </w:ins>
-      <w:bookmarkStart w:id="605" w:name="troubleshooting-failed-workflows"/>
+      <w:bookmarkStart w:id="605" w:name="floating-mutable-tags"/>
       <w:bookmarkEnd w:id="605"/>
       <w:ins w:id="337" w:author="PR Preview" w:date="2024-01-01T00:00:00Z">
         <w:r>
           <w:t xml:space="preserve"> </w:t>
         </w:r>
       </w:ins>
-      <w:bookmarkStart w:id="606" w:name="common-use-cases"/>
+      <w:bookmarkStart w:id="606" w:name="how-a-floating-tag-differs-from-a-branch"/>
       <w:bookmarkEnd w:id="606"/>
       <w:ins w:id="337" w:author="PR Preview" w:date="2024-01-01T00:00:00Z">
         <w:r>
           <w:t xml:space="preserve"> </w:t>
         </w:r>
       </w:ins>
-      <w:bookmarkStart w:id="607" w:name="comparison-of-popular-actions"/>
+      <w:bookmarkStart w:id="607" w:name="the-reproducibility-tradeoff"/>
       <w:bookmarkEnd w:id="607"/>
       <w:ins w:id="337" w:author="PR Preview" w:date="2024-01-01T00:00:00Z">
         <w:r>
           <w:t xml:space="preserve"> </w:t>
         </w:r>
       </w:ins>
-      <w:bookmarkStart w:id="608" w:name="tbl-pr-comment-features"/>
+      <w:bookmarkStart w:id="608" w:name="essential-workflows"/>
       <w:bookmarkEnd w:id="608"/>
       <w:ins w:id="337" w:author="PR Preview" w:date="2024-01-01T00:00:00Z">
         <w:r>
           <w:t xml:space="preserve"> </w:t>
         </w:r>
       </w:ins>
-      <w:bookmarkStart w:id="609" w:name="choosing-the-right-action"/>
+      <w:bookmarkStart w:id="609" w:name="interactive-setup"/>
       <w:bookmarkEnd w:id="609"/>
       <w:ins w:id="337" w:author="PR Preview" w:date="2024-01-01T00:00:00Z">
         <w:r>
           <w:t xml:space="preserve"> </w:t>
         </w:r>
       </w:ins>
-      <w:bookmarkStart w:id="610" w:name="security-considerations"/>
+      <w:bookmarkStart w:id="610" w:name="allowing-actions-to-create-pull-requests"/>
       <w:bookmarkEnd w:id="610"/>
       <w:ins w:id="337" w:author="PR Preview" w:date="2024-01-01T00:00:00Z">
         <w:r>
           <w:t xml:space="preserve"> </w:t>
         </w:r>
       </w:ins>
-      <w:bookmarkStart w:id="611" w:name="fast-package-installation-with-r2u"/>
+      <w:bookmarkStart w:id="611" w:name="how-github-actions-workflows-work"/>
       <w:bookmarkEnd w:id="611"/>
       <w:ins w:id="337" w:author="PR Preview" w:date="2024-01-01T00:00:00Z">
         <w:r>
           <w:t xml:space="preserve"> </w:t>
         </w:r>
       </w:ins>
-      <w:bookmarkStart w:id="612" w:name="additional-resources"/>
+      <w:bookmarkStart w:id="612" w:name="workflow-files-and-security"/>
       <w:bookmarkEnd w:id="612"/>
+      <w:ins w:id="337" w:author="PR Preview" w:date="2024-01-01T00:00:00Z">
+        <w:r>
+          <w:t xml:space="preserve"> </w:t>
+        </w:r>
+      </w:ins>
+      <w:bookmarkStart w:id="613" w:name="troubleshooting-failed-workflows"/>
+      <w:bookmarkEnd w:id="613"/>
+      <w:ins w:id="337" w:author="PR Preview" w:date="2024-01-01T00:00:00Z">
+        <w:r>
+          <w:t xml:space="preserve"> </w:t>
+        </w:r>
+      </w:ins>
+      <w:bookmarkStart w:id="614" w:name="common-use-cases"/>
+      <w:bookmarkEnd w:id="614"/>
+      <w:ins w:id="337" w:author="PR Preview" w:date="2024-01-01T00:00:00Z">
+        <w:r>
+          <w:t xml:space="preserve"> </w:t>
+        </w:r>
+      </w:ins>
+      <w:bookmarkStart w:id="615" w:name="comparison-of-popular-actions"/>
+      <w:bookmarkEnd w:id="615"/>
+      <w:ins w:id="337" w:author="PR Preview" w:date="2024-01-01T00:00:00Z">
+        <w:r>
+          <w:t xml:space="preserve"> </w:t>
+        </w:r>
+      </w:ins>
+      <w:bookmarkStart w:id="616" w:name="tbl-pr-comment-features"/>
+      <w:bookmarkEnd w:id="616"/>
+      <w:ins w:id="337" w:author="PR Preview" w:date="2024-01-01T00:00:00Z">
+        <w:r>
+          <w:t xml:space="preserve"> </w:t>
+        </w:r>
+      </w:ins>
+      <w:bookmarkStart w:id="617" w:name="choosing-the-right-action"/>
+      <w:bookmarkEnd w:id="617"/>
+      <w:ins w:id="337" w:author="PR Preview" w:date="2024-01-01T00:00:00Z">
+        <w:r>
+          <w:t xml:space="preserve"> </w:t>
+        </w:r>
+      </w:ins>
+      <w:bookmarkStart w:id="618" w:name="security-considerations"/>
+      <w:bookmarkEnd w:id="618"/>
+      <w:ins w:id="337" w:author="PR Preview" w:date="2024-01-01T00:00:00Z">
+        <w:r>
+          <w:t xml:space="preserve"> </w:t>
+        </w:r>
+      </w:ins>
+      <w:bookmarkStart w:id="619" w:name="fast-package-installation-with-r2u"/>
+      <w:bookmarkEnd w:id="619"/>
+      <w:ins w:id="337" w:author="PR Preview" w:date="2024-01-01T00:00:00Z">
+        <w:r>
+          <w:t xml:space="preserve"> </w:t>
+        </w:r>
+      </w:ins>
+      <w:bookmarkStart w:id="620" w:name="additional-resources"/>
+      <w:bookmarkEnd w:id="620"/>
     </w:p>
     <w:p>
       <w:pPr>
@@ -10899,7 +10955,7 @@
           <w:numId w:val="1039"/>
         </w:numPr>
       </w:pPr>
-      <w:hyperlink r:id="rId613">
+      <w:hyperlink r:id="rId621">
         <w:r>
           <w:rPr>
             <w:rStyle w:val="Hyperlink"/>
@@ -10916,7 +10972,7 @@
           <w:numId w:val="1039"/>
         </w:numPr>
       </w:pPr>
-      <w:hyperlink r:id="rId614">
+      <w:hyperlink r:id="rId622">
         <w:r>
           <w:rPr>
             <w:rStyle w:val="Hyperlink"/>
@@ -10933,7 +10989,7 @@
           <w:numId w:val="1039"/>
         </w:numPr>
       </w:pPr>
-      <w:hyperlink r:id="rId615">
+      <w:hyperlink r:id="rId623">
         <w:r>
           <w:rPr>
             <w:rStyle w:val="Hyperlink"/>
@@ -10950,7 +11006,7 @@
           <w:numId w:val="1039"/>
         </w:numPr>
       </w:pPr>
-      <w:hyperlink r:id="rId616">
+      <w:hyperlink r:id="rId624">
         <w:r>
           <w:rPr>
             <w:rStyle w:val="Hyperlink"/>
@@ -10967,7 +11023,7 @@
           <w:numId w:val="1039"/>
         </w:numPr>
       </w:pPr>
-      <w:hyperlink r:id="rId617">
+      <w:hyperlink r:id="rId625">
         <w:r>
           <w:rPr>
             <w:rStyle w:val="Hyperlink"/>
@@ -10984,7 +11040,7 @@
           <w:numId w:val="1039"/>
         </w:numPr>
       </w:pPr>
-      <w:hyperlink r:id="rId618">
+      <w:hyperlink r:id="rId626">
         <w:r>
           <w:rPr>
             <w:rStyle w:val="Hyperlink"/>
@@ -11001,7 +11057,7 @@
           <w:numId w:val="1039"/>
         </w:numPr>
       </w:pPr>
-      <w:hyperlink r:id="rId619">
+      <w:hyperlink r:id="rId627">
         <w:r>
           <w:rPr>
             <w:rStyle w:val="Hyperlink"/>
@@ -11018,7 +11074,7 @@
           <w:numId w:val="1039"/>
         </w:numPr>
       </w:pPr>
-      <w:hyperlink r:id="rId620">
+      <w:hyperlink r:id="rId628">
         <w:r>
           <w:rPr>
             <w:rStyle w:val="Hyperlink"/>
@@ -11035,7 +11091,7 @@
           <w:numId w:val="1039"/>
         </w:numPr>
       </w:pPr>
-      <w:hyperlink r:id="rId621">
+      <w:hyperlink r:id="rId629">
         <w:r>
           <w:rPr>
             <w:rStyle w:val="Hyperlink"/>
@@ -11052,7 +11108,7 @@
           <w:numId w:val="1039"/>
         </w:numPr>
       </w:pPr>
-      <w:hyperlink r:id="rId622">
+      <w:hyperlink r:id="rId630">
         <w:r>
           <w:rPr>
             <w:rStyle w:val="Hyperlink"/>
@@ -11102,12 +11158,12 @@
                 <wp:inline>
                   <wp:extent cx="152400" cy="152400"/>
                   <wp:effectExtent b="0" l="0" r="0" t="0"/>
-                  <wp:docPr descr="" title="" id="623" name="Picture"/>
+                  <wp:docPr descr="" title="" id="631" name="Picture"/>
                   <a:graphic>
                     <a:graphicData uri="http://schemas.openxmlformats.org/drawingml/2006/picture">
                       <pic:pic>
                         <pic:nvPicPr>
-                          <pic:cNvPr descr="/opt/quarto/share/formats/docx/note.png" id="624" name="Picture"/>
+                          <pic:cNvPr descr="/opt/quarto/share/formats/docx/note.png" id="632" name="Picture"/>
                           <pic:cNvPicPr>
                             <a:picLocks noChangeArrowheads="1" noChangeAspect="1"/>
                           </pic:cNvPicPr>
@@ -11236,8 +11292,8 @@
         <w:br w:type="page"/>
       </w:r>
     </w:p>
-    <w:bookmarkEnd w:id="625"/>
-    <w:bookmarkStart w:id="681" w:name="sec-unix"/>
+    <w:bookmarkEnd w:id="633"/>
+    <w:bookmarkStart w:id="697" w:name="sec-unix"/>
     <w:p>
       <w:pPr>
         <w:pStyle w:val="Heading1"/>
@@ -11290,7 +11346,7 @@
           <w:t xml:space="preserve"> </w:t>
         </w:r>
       </w:ins>
-      <w:hyperlink r:id="rId626">
+      <w:hyperlink r:id="rId634">
         <w:r>
           <w:rPr>
             <w:rStyle w:val="Hyperlink"/>
@@ -11333,288 +11389,344 @@
       <w:pPr>
         <w:pStyle w:val="BodyText"/>
       </w:pPr>
-      <w:bookmarkStart w:id="627" w:name="sec-cli-tui-gui"/>
-      <w:bookmarkEnd w:id="627"/>
-      <w:ins w:id="352" w:author="PR Preview" w:date="2024-01-01T00:00:00Z">
-        <w:r>
-          <w:t xml:space="preserve"> </w:t>
-        </w:r>
-      </w:ins>
-      <w:bookmarkStart w:id="628" w:name="sec-shell-style"/>
-      <w:bookmarkEnd w:id="628"/>
-      <w:ins w:id="352" w:author="PR Preview" w:date="2024-01-01T00:00:00Z">
-        <w:r>
-          <w:t xml:space="preserve"> </w:t>
-        </w:r>
-      </w:ins>
-      <w:bookmarkStart w:id="629" w:name="sec-terminal-emulators"/>
-      <w:bookmarkEnd w:id="629"/>
-      <w:ins w:id="352" w:author="PR Preview" w:date="2024-01-01T00:00:00Z">
-        <w:r>
-          <w:t xml:space="preserve"> </w:t>
-        </w:r>
-      </w:ins>
-      <w:bookmarkStart w:id="630" w:name="sec-zsh"/>
-      <w:bookmarkEnd w:id="630"/>
-      <w:ins w:id="352" w:author="PR Preview" w:date="2024-01-01T00:00:00Z">
-        <w:r>
-          <w:t xml:space="preserve"> </w:t>
-        </w:r>
-      </w:ins>
-      <w:bookmarkStart w:id="631" w:name="command-line-interfaces-cli"/>
-      <w:bookmarkEnd w:id="631"/>
-      <w:ins w:id="352" w:author="PR Preview" w:date="2024-01-01T00:00:00Z">
-        <w:r>
-          <w:t xml:space="preserve"> </w:t>
-        </w:r>
-      </w:ins>
-      <w:bookmarkStart w:id="632" w:name="terminal-user-interfaces-tui"/>
-      <w:bookmarkEnd w:id="632"/>
-      <w:ins w:id="352" w:author="PR Preview" w:date="2024-01-01T00:00:00Z">
-        <w:r>
-          <w:t xml:space="preserve"> </w:t>
-        </w:r>
-      </w:ins>
-      <w:bookmarkStart w:id="633" w:name="graphical-user-interfaces-gui"/>
-      <w:bookmarkEnd w:id="633"/>
-      <w:ins w:id="352" w:author="PR Preview" w:date="2024-01-01T00:00:00Z">
-        <w:r>
-          <w:t xml:space="preserve"> </w:t>
-        </w:r>
-      </w:ins>
-      <w:bookmarkStart w:id="634" w:name="summary-and-trade-offs"/>
-      <w:bookmarkEnd w:id="634"/>
-      <w:ins w:id="352" w:author="PR Preview" w:date="2024-01-01T00:00:00Z">
-        <w:r>
-          <w:t xml:space="preserve"> </w:t>
-        </w:r>
-      </w:ins>
-      <w:bookmarkStart w:id="635" w:name="basics"/>
+      <w:bookmarkStart w:id="635" w:name="sec-cli-tui-gui"/>
       <w:bookmarkEnd w:id="635"/>
       <w:ins w:id="352" w:author="PR Preview" w:date="2024-01-01T00:00:00Z">
         <w:r>
           <w:t xml:space="preserve"> </w:t>
         </w:r>
       </w:ins>
-      <w:bookmarkStart w:id="636" w:name="recommended-options"/>
+      <w:bookmarkStart w:id="636" w:name="sec-shell-style"/>
       <w:bookmarkEnd w:id="636"/>
       <w:ins w:id="352" w:author="PR Preview" w:date="2024-01-01T00:00:00Z">
         <w:r>
           <w:t xml:space="preserve"> </w:t>
         </w:r>
       </w:ins>
-      <w:bookmarkStart w:id="637" w:name="ghostty"/>
+      <w:bookmarkStart w:id="637" w:name="sec-terminal-emulators"/>
       <w:bookmarkEnd w:id="637"/>
       <w:ins w:id="352" w:author="PR Preview" w:date="2024-01-01T00:00:00Z">
         <w:r>
           <w:t xml:space="preserve"> </w:t>
         </w:r>
       </w:ins>
-      <w:bookmarkStart w:id="638" w:name="wezterm"/>
+      <w:bookmarkStart w:id="638" w:name="sec-zsh"/>
       <w:bookmarkEnd w:id="638"/>
       <w:ins w:id="352" w:author="PR Preview" w:date="2024-01-01T00:00:00Z">
         <w:r>
           <w:t xml:space="preserve"> </w:t>
         </w:r>
       </w:ins>
-      <w:bookmarkStart w:id="639" w:name="alacritty"/>
+      <w:bookmarkStart w:id="639" w:name="command-line-interfaces-cli"/>
       <w:bookmarkEnd w:id="639"/>
       <w:ins w:id="352" w:author="PR Preview" w:date="2024-01-01T00:00:00Z">
         <w:r>
           <w:t xml:space="preserve"> </w:t>
         </w:r>
       </w:ins>
-      <w:bookmarkStart w:id="640" w:name="kitty"/>
+      <w:bookmarkStart w:id="640" w:name="terminal-user-interfaces-tui"/>
       <w:bookmarkEnd w:id="640"/>
       <w:ins w:id="352" w:author="PR Preview" w:date="2024-01-01T00:00:00Z">
         <w:r>
           <w:t xml:space="preserve"> </w:t>
         </w:r>
       </w:ins>
-      <w:bookmarkStart w:id="641" w:name="iterm2"/>
+      <w:bookmarkStart w:id="641" w:name="graphical-user-interfaces-gui"/>
       <w:bookmarkEnd w:id="641"/>
       <w:ins w:id="352" w:author="PR Preview" w:date="2024-01-01T00:00:00Z">
         <w:r>
           <w:t xml:space="preserve"> </w:t>
         </w:r>
       </w:ins>
-      <w:bookmarkStart w:id="642" w:name="windows-terminal"/>
+      <w:bookmarkStart w:id="642" w:name="summary-and-trade-offs"/>
       <w:bookmarkEnd w:id="642"/>
       <w:ins w:id="352" w:author="PR Preview" w:date="2024-01-01T00:00:00Z">
         <w:r>
           <w:t xml:space="preserve"> </w:t>
         </w:r>
       </w:ins>
-      <w:bookmarkStart w:id="643" w:name="comparison-summary"/>
+      <w:bookmarkStart w:id="643" w:name="basics"/>
       <w:bookmarkEnd w:id="643"/>
       <w:ins w:id="352" w:author="PR Preview" w:date="2024-01-01T00:00:00Z">
         <w:r>
           <w:t xml:space="preserve"> </w:t>
         </w:r>
       </w:ins>
-      <w:bookmarkStart w:id="644" w:name="syntax-for-both-macwindows"/>
+      <w:bookmarkStart w:id="644" w:name="recommended-options"/>
       <w:bookmarkEnd w:id="644"/>
       <w:ins w:id="352" w:author="PR Preview" w:date="2024-01-01T00:00:00Z">
         <w:r>
           <w:t xml:space="preserve"> </w:t>
         </w:r>
       </w:ins>
-      <w:bookmarkStart w:id="645" w:name="installing-zsh"/>
+      <w:bookmarkStart w:id="645" w:name="ghostty"/>
       <w:bookmarkEnd w:id="645"/>
       <w:ins w:id="352" w:author="PR Preview" w:date="2024-01-01T00:00:00Z">
         <w:r>
           <w:t xml:space="preserve"> </w:t>
         </w:r>
       </w:ins>
-      <w:bookmarkStart w:id="646" w:name="installing-oh-my-zsh"/>
+      <w:bookmarkStart w:id="646" w:name="wezterm"/>
       <w:bookmarkEnd w:id="646"/>
       <w:ins w:id="352" w:author="PR Preview" w:date="2024-01-01T00:00:00Z">
         <w:r>
           <w:t xml:space="preserve"> </w:t>
         </w:r>
       </w:ins>
-      <w:bookmarkStart w:id="647" w:name="the-two-plugins-we-use"/>
+      <w:bookmarkStart w:id="647" w:name="alacritty"/>
       <w:bookmarkEnd w:id="647"/>
       <w:ins w:id="352" w:author="PR Preview" w:date="2024-01-01T00:00:00Z">
         <w:r>
           <w:t xml:space="preserve"> </w:t>
         </w:r>
       </w:ins>
-      <w:bookmarkStart w:id="648" w:name="more-plugins-at-no-install-cost"/>
+      <w:bookmarkStart w:id="648" w:name="kitty"/>
       <w:bookmarkEnd w:id="648"/>
       <w:ins w:id="352" w:author="PR Preview" w:date="2024-01-01T00:00:00Z">
         <w:r>
           <w:t xml:space="preserve"> </w:t>
         </w:r>
       </w:ins>
-      <w:bookmarkStart w:id="649" w:name="prompt-themes"/>
+      <w:bookmarkStart w:id="649" w:name="iterm2"/>
       <w:bookmarkEnd w:id="649"/>
       <w:ins w:id="352" w:author="PR Preview" w:date="2024-01-01T00:00:00Z">
         <w:r>
           <w:t xml:space="preserve"> </w:t>
         </w:r>
       </w:ins>
-      <w:bookmarkStart w:id="650" w:name="X011670ee6c6000a8cba5cb4c9eb89f7822efe26"/>
+      <w:bookmarkStart w:id="650" w:name="windows-terminal"/>
       <w:bookmarkEnd w:id="650"/>
       <w:ins w:id="352" w:author="PR Preview" w:date="2024-01-01T00:00:00Z">
         <w:r>
           <w:t xml:space="preserve"> </w:t>
         </w:r>
       </w:ins>
-      <w:bookmarkStart w:id="651" w:name="X78be3aeb742b1d2b9c7bd71a18d58f3a9503c9f"/>
+      <w:bookmarkStart w:id="651" w:name="comparison-summary"/>
       <w:bookmarkEnd w:id="651"/>
       <w:ins w:id="352" w:author="PR Preview" w:date="2024-01-01T00:00:00Z">
         <w:r>
           <w:t xml:space="preserve"> </w:t>
         </w:r>
       </w:ins>
-      <w:bookmarkStart w:id="652" w:name="running-bash-scripts"/>
+      <w:bookmarkStart w:id="652" w:name="syntax-for-both-macwindows"/>
       <w:bookmarkEnd w:id="652"/>
       <w:ins w:id="352" w:author="PR Preview" w:date="2024-01-01T00:00:00Z">
         <w:r>
           <w:t xml:space="preserve"> </w:t>
         </w:r>
       </w:ins>
-      <w:bookmarkStart w:id="653" w:name="error-handling"/>
+      <w:bookmarkStart w:id="653" w:name="installing-zsh"/>
       <w:bookmarkEnd w:id="653"/>
       <w:ins w:id="352" w:author="PR Preview" w:date="2024-01-01T00:00:00Z">
         <w:r>
           <w:t xml:space="preserve"> </w:t>
         </w:r>
       </w:ins>
-      <w:bookmarkStart w:id="654" w:name="functions-and-naming"/>
+      <w:bookmarkStart w:id="654" w:name="installing-oh-my-zsh"/>
       <w:bookmarkEnd w:id="654"/>
       <w:ins w:id="352" w:author="PR Preview" w:date="2024-01-01T00:00:00Z">
         <w:r>
           <w:t xml:space="preserve"> </w:t>
         </w:r>
       </w:ins>
-      <w:bookmarkStart w:id="655" w:name="comments"/>
+      <w:bookmarkStart w:id="655" w:name="the-two-plugins-we-use"/>
       <w:bookmarkEnd w:id="655"/>
       <w:ins w:id="352" w:author="PR Preview" w:date="2024-01-01T00:00:00Z">
         <w:r>
           <w:t xml:space="preserve"> </w:t>
         </w:r>
       </w:ins>
-      <w:bookmarkStart w:id="656" w:name="logging"/>
+      <w:bookmarkStart w:id="656" w:name="more-plugins-at-no-install-cost"/>
       <w:bookmarkEnd w:id="656"/>
       <w:ins w:id="352" w:author="PR Preview" w:date="2024-01-01T00:00:00Z">
         <w:r>
           <w:t xml:space="preserve"> </w:t>
         </w:r>
       </w:ins>
-      <w:bookmarkStart w:id="657" w:name="security"/>
+      <w:bookmarkStart w:id="657" w:name="prompt-themes"/>
       <w:bookmarkEnd w:id="657"/>
       <w:ins w:id="352" w:author="PR Preview" w:date="2024-01-01T00:00:00Z">
         <w:r>
           <w:t xml:space="preserve"> </w:t>
         </w:r>
       </w:ins>
-      <w:bookmarkStart w:id="658" w:name="linting"/>
+      <w:bookmarkStart w:id="658" w:name="X011670ee6c6000a8cba5cb4c9eb89f7822efe26"/>
       <w:bookmarkEnd w:id="658"/>
       <w:ins w:id="352" w:author="PR Preview" w:date="2024-01-01T00:00:00Z">
         <w:r>
           <w:t xml:space="preserve"> </w:t>
         </w:r>
       </w:ins>
-      <w:bookmarkStart w:id="659" w:name="portability"/>
+      <w:bookmarkStart w:id="659" w:name="X78be3aeb742b1d2b9c7bd71a18d58f3a9503c9f"/>
       <w:bookmarkEnd w:id="659"/>
       <w:ins w:id="352" w:author="PR Preview" w:date="2024-01-01T00:00:00Z">
         <w:r>
           <w:t xml:space="preserve"> </w:t>
         </w:r>
       </w:ins>
-      <w:bookmarkStart w:id="660" w:name="formatting"/>
+      <w:bookmarkStart w:id="660" w:name="running-bash-scripts"/>
       <w:bookmarkEnd w:id="660"/>
       <w:ins w:id="352" w:author="PR Preview" w:date="2024-01-01T00:00:00Z">
         <w:r>
           <w:t xml:space="preserve"> </w:t>
         </w:r>
       </w:ins>
-      <w:bookmarkStart w:id="661" w:name="running-rscripts-in-windows"/>
+      <w:bookmarkStart w:id="661" w:name="error-handling"/>
       <w:bookmarkEnd w:id="661"/>
       <w:ins w:id="352" w:author="PR Preview" w:date="2024-01-01T00:00:00Z">
         <w:r>
           <w:t xml:space="preserve"> </w:t>
         </w:r>
       </w:ins>
-      <w:bookmarkStart w:id="662" w:name="common-mistakes"/>
+      <w:bookmarkStart w:id="662" w:name="functions-and-naming"/>
       <w:bookmarkEnd w:id="662"/>
       <w:ins w:id="352" w:author="PR Preview" w:date="2024-01-01T00:00:00Z">
         <w:r>
           <w:t xml:space="preserve"> </w:t>
         </w:r>
       </w:ins>
-      <w:bookmarkStart w:id="663" w:name="checking-tasks-and-killing-jobs"/>
+      <w:bookmarkStart w:id="663" w:name="comments"/>
       <w:bookmarkEnd w:id="663"/>
       <w:ins w:id="352" w:author="PR Preview" w:date="2024-01-01T00:00:00Z">
         <w:r>
           <w:t xml:space="preserve"> </w:t>
         </w:r>
       </w:ins>
-      <w:bookmarkStart w:id="664" w:name="running-big-jobs"/>
+      <w:bookmarkStart w:id="664" w:name="logging"/>
       <w:bookmarkEnd w:id="664"/>
       <w:ins w:id="352" w:author="PR Preview" w:date="2024-01-01T00:00:00Z">
         <w:r>
           <w:t xml:space="preserve"> </w:t>
         </w:r>
       </w:ins>
-      <w:bookmarkStart w:id="665" w:name="example-code-for-runfilesavelogs"/>
+      <w:bookmarkStart w:id="665" w:name="security"/>
       <w:bookmarkEnd w:id="665"/>
       <w:ins w:id="352" w:author="PR Preview" w:date="2024-01-01T00:00:00Z">
         <w:r>
           <w:t xml:space="preserve"> </w:t>
         </w:r>
       </w:ins>
-      <w:bookmarkStart w:id="666" w:name="example-usage-for-runfilesavelogs"/>
+      <w:bookmarkStart w:id="666" w:name="linting"/>
       <w:bookmarkEnd w:id="666"/>
       <w:ins w:id="352" w:author="PR Preview" w:date="2024-01-01T00:00:00Z">
         <w:r>
           <w:t xml:space="preserve"> </w:t>
         </w:r>
       </w:ins>
-      <w:bookmarkStart w:id="667" w:name="external-resources"/>
+      <w:bookmarkStart w:id="667" w:name="portability"/>
       <w:bookmarkEnd w:id="667"/>
+      <w:ins w:id="352" w:author="PR Preview" w:date="2024-01-01T00:00:00Z">
+        <w:r>
+          <w:t xml:space="preserve"> </w:t>
+        </w:r>
+      </w:ins>
+      <w:bookmarkStart w:id="668" w:name="formatting"/>
+      <w:bookmarkEnd w:id="668"/>
+      <w:ins w:id="352" w:author="PR Preview" w:date="2024-01-01T00:00:00Z">
+        <w:r>
+          <w:t xml:space="preserve"> </w:t>
+        </w:r>
+      </w:ins>
+      <w:bookmarkStart w:id="669" w:name="running-rscripts-in-windows"/>
+      <w:bookmarkEnd w:id="669"/>
+      <w:ins w:id="352" w:author="PR Preview" w:date="2024-01-01T00:00:00Z">
+        <w:r>
+          <w:t xml:space="preserve"> </w:t>
+        </w:r>
+      </w:ins>
+      <w:bookmarkStart w:id="670" w:name="common-mistakes"/>
+      <w:bookmarkEnd w:id="670"/>
+      <w:ins w:id="352" w:author="PR Preview" w:date="2024-01-01T00:00:00Z">
+        <w:r>
+          <w:t xml:space="preserve"> </w:t>
+        </w:r>
+      </w:ins>
+      <w:bookmarkStart w:id="671" w:name="checking-tasks-and-killing-jobs"/>
+      <w:bookmarkEnd w:id="671"/>
+      <w:ins w:id="352" w:author="PR Preview" w:date="2024-01-01T00:00:00Z">
+        <w:r>
+          <w:t xml:space="preserve"> </w:t>
+        </w:r>
+      </w:ins>
+      <w:bookmarkStart w:id="672" w:name="running-big-jobs"/>
+      <w:bookmarkEnd w:id="672"/>
+      <w:ins w:id="352" w:author="PR Preview" w:date="2024-01-01T00:00:00Z">
+        <w:r>
+          <w:t xml:space="preserve"> </w:t>
+        </w:r>
+      </w:ins>
+      <w:bookmarkStart w:id="673" w:name="example-code-for-runfilesavelogs"/>
+      <w:bookmarkEnd w:id="673"/>
+      <w:ins w:id="352" w:author="PR Preview" w:date="2024-01-01T00:00:00Z">
+        <w:r>
+          <w:t xml:space="preserve"> </w:t>
+        </w:r>
+      </w:ins>
+      <w:bookmarkStart w:id="674" w:name="example-usage-for-runfilesavelogs"/>
+      <w:bookmarkEnd w:id="674"/>
+      <w:ins w:id="352" w:author="PR Preview" w:date="2024-01-01T00:00:00Z">
+        <w:r>
+          <w:t xml:space="preserve"> </w:t>
+        </w:r>
+      </w:ins>
+      <w:bookmarkStart w:id="675" w:name="external-resources"/>
+      <w:bookmarkEnd w:id="675"/>
+      <w:ins w:id="352" w:author="PR Preview" w:date="2024-01-01T00:00:00Z">
+        <w:r>
+          <w:t xml:space="preserve"> </w:t>
+        </w:r>
+      </w:ins>
+      <w:bookmarkStart w:id="676" w:name="tbl-cli-tui-gui"/>
+      <w:bookmarkEnd w:id="676"/>
+      <w:ins w:id="352" w:author="PR Preview" w:date="2024-01-01T00:00:00Z">
+        <w:r>
+          <w:t xml:space="preserve"> </w:t>
+        </w:r>
+      </w:ins>
+      <w:bookmarkStart w:id="677" w:name="fig-unix-desktop"/>
+      <w:bookmarkEnd w:id="677"/>
+      <w:ins w:id="352" w:author="PR Preview" w:date="2024-01-01T00:00:00Z">
+        <w:r>
+          <w:t xml:space="preserve"> </w:t>
+        </w:r>
+      </w:ins>
+      <w:bookmarkStart w:id="678" w:name="tbl-terminal-emulators"/>
+      <w:bookmarkEnd w:id="678"/>
+      <w:ins w:id="352" w:author="PR Preview" w:date="2024-01-01T00:00:00Z">
+        <w:r>
+          <w:t xml:space="preserve"> </w:t>
+        </w:r>
+      </w:ins>
+      <w:bookmarkStart w:id="679" w:name="tbl-unix-basic-commands"/>
+      <w:bookmarkEnd w:id="679"/>
+      <w:ins w:id="352" w:author="PR Preview" w:date="2024-01-01T00:00:00Z">
+        <w:r>
+          <w:t xml:space="preserve"> </w:t>
+        </w:r>
+      </w:ins>
+      <w:bookmarkStart w:id="680" w:name="fig-unix-terminal"/>
+      <w:bookmarkEnd w:id="680"/>
+      <w:ins w:id="352" w:author="PR Preview" w:date="2024-01-01T00:00:00Z">
+        <w:r>
+          <w:t xml:space="preserve"> </w:t>
+        </w:r>
+      </w:ins>
+      <w:bookmarkStart w:id="681" w:name="tbl-unix-omz-plugins"/>
+      <w:bookmarkEnd w:id="681"/>
+      <w:ins w:id="352" w:author="PR Preview" w:date="2024-01-01T00:00:00Z">
+        <w:r>
+          <w:t xml:space="preserve"> </w:t>
+        </w:r>
+      </w:ins>
+      <w:bookmarkStart w:id="682" w:name="tbl-unix-cli-tools"/>
+      <w:bookmarkEnd w:id="682"/>
+      <w:ins w:id="352" w:author="PR Preview" w:date="2024-01-01T00:00:00Z">
+        <w:r>
+          <w:t xml:space="preserve"> </w:t>
+        </w:r>
+      </w:ins>
+      <w:bookmarkStart w:id="683" w:name="tbl-unix-bash-scripts"/>
+      <w:bookmarkEnd w:id="683"/>
     </w:p>
     <w:p>
       <w:pPr>
@@ -11634,7 +11746,7 @@
           <w:numId w:val="1040"/>
         </w:numPr>
       </w:pPr>
-      <w:hyperlink r:id="rId668">
+      <w:hyperlink r:id="rId684">
         <w:r>
           <w:rPr>
             <w:rStyle w:val="Hyperlink"/>
@@ -11651,7 +11763,7 @@
           <w:numId w:val="1040"/>
         </w:numPr>
       </w:pPr>
-      <w:hyperlink r:id="rId669">
+      <w:hyperlink r:id="rId685">
         <w:r>
           <w:rPr>
             <w:rStyle w:val="Hyperlink"/>
@@ -11668,7 +11780,7 @@
           <w:numId w:val="1040"/>
         </w:numPr>
       </w:pPr>
-      <w:hyperlink r:id="rId670">
+      <w:hyperlink r:id="rId686">
         <w:r>
           <w:rPr>
             <w:rStyle w:val="Hyperlink"/>
@@ -11685,7 +11797,7 @@
           <w:numId w:val="1040"/>
         </w:numPr>
       </w:pPr>
-      <w:hyperlink r:id="rId671">
+      <w:hyperlink r:id="rId687">
         <w:r>
           <w:rPr>
             <w:rStyle w:val="Hyperlink"/>
@@ -11702,7 +11814,7 @@
           <w:numId w:val="1040"/>
         </w:numPr>
       </w:pPr>
-      <w:hyperlink r:id="rId672">
+      <w:hyperlink r:id="rId688">
         <w:r>
           <w:rPr>
             <w:rStyle w:val="Hyperlink"/>
@@ -11719,7 +11831,7 @@
           <w:numId w:val="1040"/>
         </w:numPr>
       </w:pPr>
-      <w:hyperlink r:id="rId673">
+      <w:hyperlink r:id="rId689">
         <w:r>
           <w:rPr>
             <w:rStyle w:val="Hyperlink"/>
@@ -11736,7 +11848,7 @@
           <w:numId w:val="1040"/>
         </w:numPr>
       </w:pPr>
-      <w:hyperlink r:id="rId674">
+      <w:hyperlink r:id="rId690">
         <w:r>
           <w:rPr>
             <w:rStyle w:val="Hyperlink"/>
@@ -11753,7 +11865,7 @@
           <w:numId w:val="1040"/>
         </w:numPr>
       </w:pPr>
-      <w:hyperlink r:id="rId675">
+      <w:hyperlink r:id="rId691">
         <w:r>
           <w:rPr>
             <w:rStyle w:val="Hyperlink"/>
@@ -11770,7 +11882,7 @@
           <w:numId w:val="1040"/>
         </w:numPr>
       </w:pPr>
-      <w:hyperlink r:id="rId676">
+      <w:hyperlink r:id="rId692">
         <w:r>
           <w:rPr>
             <w:rStyle w:val="Hyperlink"/>
@@ -11787,7 +11899,7 @@
           <w:numId w:val="1040"/>
         </w:numPr>
       </w:pPr>
-      <w:hyperlink r:id="rId677">
+      <w:hyperlink r:id="rId693">
         <w:r>
           <w:rPr>
             <w:rStyle w:val="Hyperlink"/>
@@ -11804,7 +11916,7 @@
           <w:numId w:val="1040"/>
         </w:numPr>
       </w:pPr>
-      <w:hyperlink r:id="rId678">
+      <w:hyperlink r:id="rId694">
         <w:r>
           <w:rPr>
             <w:rStyle w:val="Hyperlink"/>
@@ -11854,12 +11966,12 @@
                 <wp:inline>
                   <wp:extent cx="152400" cy="152400"/>
                   <wp:effectExtent b="0" l="0" r="0" t="0"/>
-                  <wp:docPr descr="" title="" id="679" name="Picture"/>
+                  <wp:docPr descr="" title="" id="695" name="Picture"/>
                   <a:graphic>
                     <a:graphicData uri="http://schemas.openxmlformats.org/drawingml/2006/picture">
                       <pic:pic>
                         <pic:nvPicPr>
-                          <pic:cNvPr descr="/opt/quarto/share/formats/docx/note.png" id="680" name="Picture"/>
+                          <pic:cNvPr descr="/opt/quarto/share/formats/docx/note.png" id="696" name="Picture"/>
                           <pic:cNvPicPr>
                             <a:picLocks noChangeArrowheads="1" noChangeAspect="1"/>
                           </pic:cNvPicPr>
@@ -11988,8 +12100,8 @@
         <w:br w:type="page"/>
       </w:r>
     </w:p>
-    <w:bookmarkEnd w:id="681"/>
-    <w:bookmarkStart w:id="696" w:name="sec-reproducible-environments"/>
+    <w:bookmarkEnd w:id="697"/>
+    <w:bookmarkStart w:id="712" w:name="sec-reproducible-environments"/>
     <w:p>
       <w:pPr>
         <w:pStyle w:val="Heading1"/>
@@ -12042,7 +12154,7 @@
           <w:t xml:space="preserve"> </w:t>
         </w:r>
       </w:ins>
-      <w:hyperlink r:id="rId682">
+      <w:hyperlink r:id="rId698">
         <w:r>
           <w:rPr>
             <w:rStyle w:val="Hyperlink"/>
@@ -12085,64 +12197,64 @@
       <w:pPr>
         <w:pStyle w:val="BodyText"/>
       </w:pPr>
-      <w:bookmarkStart w:id="683" w:name="package-version-control-with-renv"/>
-      <w:bookmarkEnd w:id="683"/>
+      <w:bookmarkStart w:id="699" w:name="package-version-control-with-renv"/>
+      <w:bookmarkEnd w:id="699"/>
       <w:ins w:id="368" w:author="PR Preview" w:date="2024-01-01T00:00:00Z">
         <w:r>
           <w:t xml:space="preserve"> </w:t>
         </w:r>
       </w:ins>
-      <w:bookmarkStart w:id="684" w:name="introduction"/>
-      <w:bookmarkEnd w:id="684"/>
+      <w:bookmarkStart w:id="700" w:name="introduction"/>
+      <w:bookmarkEnd w:id="700"/>
       <w:ins w:id="368" w:author="PR Preview" w:date="2024-01-01T00:00:00Z">
         <w:r>
           <w:t xml:space="preserve"> </w:t>
         </w:r>
       </w:ins>
-      <w:bookmarkStart w:id="685" w:name="implementing-renv-in-projects"/>
-      <w:bookmarkEnd w:id="685"/>
+      <w:bookmarkStart w:id="701" w:name="implementing-renv-in-projects"/>
+      <w:bookmarkEnd w:id="701"/>
       <w:ins w:id="368" w:author="PR Preview" w:date="2024-01-01T00:00:00Z">
         <w:r>
           <w:t xml:space="preserve"> </w:t>
         </w:r>
       </w:ins>
-      <w:bookmarkStart w:id="686" w:name="configuring-renv-settings"/>
-      <w:bookmarkEnd w:id="686"/>
+      <w:bookmarkStart w:id="702" w:name="configuring-renv-settings"/>
+      <w:bookmarkEnd w:id="702"/>
       <w:ins w:id="368" w:author="PR Preview" w:date="2024-01-01T00:00:00Z">
         <w:r>
           <w:t xml:space="preserve"> </w:t>
         </w:r>
       </w:ins>
-      <w:bookmarkStart w:id="687" w:name="reducing-startup-messages"/>
-      <w:bookmarkEnd w:id="687"/>
+      <w:bookmarkStart w:id="703" w:name="reducing-startup-messages"/>
+      <w:bookmarkEnd w:id="703"/>
       <w:ins w:id="368" w:author="PR Preview" w:date="2024-01-01T00:00:00Z">
         <w:r>
           <w:t xml:space="preserve"> </w:t>
         </w:r>
       </w:ins>
-      <w:bookmarkStart w:id="688" w:name="using-projects-with-renv"/>
-      <w:bookmarkEnd w:id="688"/>
+      <w:bookmarkStart w:id="704" w:name="using-projects-with-renv"/>
+      <w:bookmarkEnd w:id="704"/>
       <w:ins w:id="368" w:author="PR Preview" w:date="2024-01-01T00:00:00Z">
         <w:r>
           <w:t xml:space="preserve"> </w:t>
         </w:r>
       </w:ins>
-      <w:bookmarkStart w:id="689" w:name="X95323e1d396258fce1ce82f3a573e34bd494b0b"/>
-      <w:bookmarkEnd w:id="689"/>
+      <w:bookmarkStart w:id="705" w:name="X95323e1d396258fce1ce82f3a573e34bd494b0b"/>
+      <w:bookmarkEnd w:id="705"/>
       <w:ins w:id="368" w:author="PR Preview" w:date="2024-01-01T00:00:00Z">
         <w:r>
           <w:t xml:space="preserve"> </w:t>
         </w:r>
       </w:ins>
-      <w:bookmarkStart w:id="690" w:name="managing-r-versions-with-rig"/>
-      <w:bookmarkEnd w:id="690"/>
+      <w:bookmarkStart w:id="706" w:name="managing-r-versions-with-rig"/>
+      <w:bookmarkEnd w:id="706"/>
       <w:ins w:id="368" w:author="PR Preview" w:date="2024-01-01T00:00:00Z">
         <w:r>
           <w:t xml:space="preserve"> </w:t>
         </w:r>
       </w:ins>
-      <w:bookmarkStart w:id="691" w:name="clearing-docker-cache"/>
-      <w:bookmarkEnd w:id="691"/>
+      <w:bookmarkStart w:id="707" w:name="clearing-docker-cache"/>
+      <w:bookmarkEnd w:id="707"/>
     </w:p>
     <w:p>
       <w:pPr>
@@ -12162,7 +12274,7 @@
           <w:numId w:val="1041"/>
         </w:numPr>
       </w:pPr>
-      <w:hyperlink r:id="rId692">
+      <w:hyperlink r:id="rId708">
         <w:r>
           <w:rPr>
             <w:rStyle w:val="Hyperlink"/>
@@ -12179,7 +12291,7 @@
           <w:numId w:val="1041"/>
         </w:numPr>
       </w:pPr>
-      <w:hyperlink r:id="rId693">
+      <w:hyperlink r:id="rId709">
         <w:r>
           <w:rPr>
             <w:rStyle w:val="Hyperlink"/>
@@ -12196,7 +12308,7 @@
           <w:numId w:val="1041"/>
         </w:numPr>
       </w:pPr>
-      <w:hyperlink r:id="rId694">
+      <w:hyperlink r:id="rId710">
         <w:r>
           <w:rPr>
             <w:rStyle w:val="Hyperlink"/>
@@ -12213,7 +12325,7 @@
           <w:numId w:val="1041"/>
         </w:numPr>
       </w:pPr>
-      <w:hyperlink r:id="rId695">
+      <w:hyperlink r:id="rId711">
         <w:r>
           <w:rPr>
             <w:rStyle w:val="Hyperlink"/>
@@ -12227,8 +12339,8 @@
         <w:br w:type="page"/>
       </w:r>
     </w:p>
-    <w:bookmarkEnd w:id="696"/>
-    <w:bookmarkStart w:id="724" w:name="code-publication"/>
+    <w:bookmarkEnd w:id="712"/>
+    <w:bookmarkStart w:id="740" w:name="code-publication"/>
     <w:p>
       <w:pPr>
         <w:pStyle w:val="Heading1"/>
@@ -12281,7 +12393,7 @@
           <w:t xml:space="preserve"> </w:t>
         </w:r>
       </w:ins>
-      <w:hyperlink r:id="rId697">
+      <w:hyperlink r:id="rId713">
         <w:r>
           <w:rPr>
             <w:rStyle w:val="Hyperlink"/>
@@ -12324,99 +12436,99 @@
       <w:pPr>
         <w:pStyle w:val="BodyText"/>
       </w:pPr>
-      <w:bookmarkStart w:id="698" w:name="sec-cran-release"/>
-      <w:bookmarkEnd w:id="698"/>
+      <w:bookmarkStart w:id="714" w:name="sec-cran-release"/>
+      <w:bookmarkEnd w:id="714"/>
       <w:ins w:id="377" w:author="PR Preview" w:date="2024-01-01T00:00:00Z">
         <w:r>
           <w:t xml:space="preserve"> </w:t>
         </w:r>
       </w:ins>
-      <w:bookmarkStart w:id="699" w:name="sec-create-github-release"/>
-      <w:bookmarkEnd w:id="699"/>
+      <w:bookmarkStart w:id="715" w:name="sec-create-github-release"/>
+      <w:bookmarkEnd w:id="715"/>
       <w:ins w:id="377" w:author="PR Preview" w:date="2024-01-01T00:00:00Z">
         <w:r>
           <w:t xml:space="preserve"> </w:t>
         </w:r>
       </w:ins>
-      <w:bookmarkStart w:id="700" w:name="checklist-overview"/>
-      <w:bookmarkEnd w:id="700"/>
+      <w:bookmarkStart w:id="716" w:name="checklist-overview"/>
+      <w:bookmarkEnd w:id="716"/>
       <w:ins w:id="377" w:author="PR Preview" w:date="2024-01-01T00:00:00Z">
         <w:r>
           <w:t xml:space="preserve"> </w:t>
         </w:r>
       </w:ins>
-      <w:bookmarkStart w:id="701" w:name="fill-out-file-headers"/>
-      <w:bookmarkEnd w:id="701"/>
+      <w:bookmarkStart w:id="717" w:name="fill-out-file-headers"/>
+      <w:bookmarkEnd w:id="717"/>
       <w:ins w:id="377" w:author="PR Preview" w:date="2024-01-01T00:00:00Z">
         <w:r>
           <w:t xml:space="preserve"> </w:t>
         </w:r>
       </w:ins>
-      <w:bookmarkStart w:id="702" w:name="clean-up-comments"/>
-      <w:bookmarkEnd w:id="702"/>
+      <w:bookmarkStart w:id="718" w:name="clean-up-comments"/>
+      <w:bookmarkEnd w:id="718"/>
       <w:ins w:id="377" w:author="PR Preview" w:date="2024-01-01T00:00:00Z">
         <w:r>
           <w:t xml:space="preserve"> </w:t>
         </w:r>
       </w:ins>
-      <w:bookmarkStart w:id="703" w:name="document-functions"/>
-      <w:bookmarkEnd w:id="703"/>
+      <w:bookmarkStart w:id="719" w:name="document-functions"/>
+      <w:bookmarkEnd w:id="719"/>
       <w:ins w:id="377" w:author="PR Preview" w:date="2024-01-01T00:00:00Z">
         <w:r>
           <w:t xml:space="preserve"> </w:t>
         </w:r>
       </w:ins>
-      <w:bookmarkStart w:id="704" w:name="remove-deprecated-filepaths"/>
-      <w:bookmarkEnd w:id="704"/>
+      <w:bookmarkStart w:id="720" w:name="remove-deprecated-filepaths"/>
+      <w:bookmarkEnd w:id="720"/>
       <w:ins w:id="377" w:author="PR Preview" w:date="2024-01-01T00:00:00Z">
         <w:r>
           <w:t xml:space="preserve"> </w:t>
         </w:r>
       </w:ins>
-      <w:bookmarkStart w:id="705" w:name="ensure-project-runs-via-bash"/>
-      <w:bookmarkEnd w:id="705"/>
+      <w:bookmarkStart w:id="721" w:name="ensure-project-runs-via-bash"/>
+      <w:bookmarkEnd w:id="721"/>
       <w:ins w:id="377" w:author="PR Preview" w:date="2024-01-01T00:00:00Z">
         <w:r>
           <w:t xml:space="preserve"> </w:t>
         </w:r>
       </w:ins>
-      <w:bookmarkStart w:id="706" w:name="complete-the-readme"/>
-      <w:bookmarkEnd w:id="706"/>
+      <w:bookmarkStart w:id="722" w:name="complete-the-readme"/>
+      <w:bookmarkEnd w:id="722"/>
       <w:ins w:id="377" w:author="PR Preview" w:date="2024-01-01T00:00:00Z">
         <w:r>
           <w:t xml:space="preserve"> </w:t>
         </w:r>
       </w:ins>
-      <w:bookmarkStart w:id="707" w:name="clean-up-feature-branches"/>
-      <w:bookmarkEnd w:id="707"/>
+      <w:bookmarkStart w:id="723" w:name="clean-up-feature-branches"/>
+      <w:bookmarkEnd w:id="723"/>
       <w:ins w:id="377" w:author="PR Preview" w:date="2024-01-01T00:00:00Z">
         <w:r>
           <w:t xml:space="preserve"> </w:t>
         </w:r>
       </w:ins>
-      <w:bookmarkStart w:id="708" w:name="versioning"/>
-      <w:bookmarkEnd w:id="708"/>
+      <w:bookmarkStart w:id="724" w:name="versioning"/>
+      <w:bookmarkEnd w:id="724"/>
       <w:ins w:id="377" w:author="PR Preview" w:date="2024-01-01T00:00:00Z">
         <w:r>
           <w:t xml:space="preserve"> </w:t>
         </w:r>
       </w:ins>
-      <w:bookmarkStart w:id="709" w:name="pre-release-checklist"/>
-      <w:bookmarkEnd w:id="709"/>
+      <w:bookmarkStart w:id="725" w:name="pre-release-checklist"/>
+      <w:bookmarkEnd w:id="725"/>
       <w:ins w:id="377" w:author="PR Preview" w:date="2024-01-01T00:00:00Z">
         <w:r>
           <w:t xml:space="preserve"> </w:t>
         </w:r>
       </w:ins>
-      <w:bookmarkStart w:id="710" w:name="submitting-to-cran"/>
-      <w:bookmarkEnd w:id="710"/>
+      <w:bookmarkStart w:id="726" w:name="submitting-to-cran"/>
+      <w:bookmarkEnd w:id="726"/>
       <w:ins w:id="377" w:author="PR Preview" w:date="2024-01-01T00:00:00Z">
         <w:r>
           <w:t xml:space="preserve"> </w:t>
         </w:r>
       </w:ins>
-      <w:bookmarkStart w:id="711" w:name="after-cran-acceptance"/>
-      <w:bookmarkEnd w:id="711"/>
+      <w:bookmarkStart w:id="727" w:name="after-cran-acceptance"/>
+      <w:bookmarkEnd w:id="727"/>
     </w:p>
     <w:p>
       <w:pPr>
@@ -12436,7 +12548,7 @@
           <w:numId w:val="1042"/>
         </w:numPr>
       </w:pPr>
-      <w:hyperlink r:id="rId712">
+      <w:hyperlink r:id="rId728">
         <w:r>
           <w:rPr>
             <w:rStyle w:val="Hyperlink"/>
@@ -12453,7 +12565,7 @@
           <w:numId w:val="1042"/>
         </w:numPr>
       </w:pPr>
-      <w:hyperlink r:id="rId713">
+      <w:hyperlink r:id="rId729">
         <w:r>
           <w:rPr>
             <w:rStyle w:val="Hyperlink"/>
@@ -12470,7 +12582,7 @@
           <w:numId w:val="1042"/>
         </w:numPr>
       </w:pPr>
-      <w:hyperlink r:id="rId714">
+      <w:hyperlink r:id="rId730">
         <w:r>
           <w:rPr>
             <w:rStyle w:val="Hyperlink"/>
@@ -12487,7 +12599,7 @@
           <w:numId w:val="1042"/>
         </w:numPr>
       </w:pPr>
-      <w:hyperlink r:id="rId715">
+      <w:hyperlink r:id="rId731">
         <w:r>
           <w:rPr>
             <w:rStyle w:val="Hyperlink"/>
@@ -12504,7 +12616,7 @@
           <w:numId w:val="1042"/>
         </w:numPr>
       </w:pPr>
-      <w:hyperlink r:id="rId716">
+      <w:hyperlink r:id="rId732">
         <w:r>
           <w:rPr>
             <w:rStyle w:val="Hyperlink"/>
@@ -12521,7 +12633,7 @@
           <w:numId w:val="1042"/>
         </w:numPr>
       </w:pPr>
-      <w:hyperlink r:id="rId717">
+      <w:hyperlink r:id="rId733">
         <w:r>
           <w:rPr>
             <w:rStyle w:val="Hyperlink"/>
@@ -12538,7 +12650,7 @@
           <w:numId w:val="1042"/>
         </w:numPr>
       </w:pPr>
-      <w:hyperlink r:id="rId718">
+      <w:hyperlink r:id="rId734">
         <w:r>
           <w:rPr>
             <w:rStyle w:val="Hyperlink"/>
@@ -12555,7 +12667,7 @@
           <w:numId w:val="1042"/>
         </w:numPr>
       </w:pPr>
-      <w:hyperlink r:id="rId719">
+      <w:hyperlink r:id="rId735">
         <w:r>
           <w:rPr>
             <w:rStyle w:val="Hyperlink"/>
@@ -12572,7 +12684,7 @@
           <w:numId w:val="1042"/>
         </w:numPr>
       </w:pPr>
-      <w:hyperlink r:id="rId720">
+      <w:hyperlink r:id="rId736">
         <w:r>
           <w:rPr>
             <w:rStyle w:val="Hyperlink"/>
@@ -12589,7 +12701,7 @@
           <w:numId w:val="1042"/>
         </w:numPr>
       </w:pPr>
-      <w:hyperlink r:id="rId721">
+      <w:hyperlink r:id="rId737">
         <w:r>
           <w:rPr>
             <w:rStyle w:val="Hyperlink"/>
@@ -12639,12 +12751,12 @@
                 <wp:inline>
                   <wp:extent cx="152400" cy="152400"/>
                   <wp:effectExtent b="0" l="0" r="0" t="0"/>
-                  <wp:docPr descr="" title="" id="722" name="Picture"/>
+                  <wp:docPr descr="" title="" id="738" name="Picture"/>
                   <a:graphic>
                     <a:graphicData uri="http://schemas.openxmlformats.org/drawingml/2006/picture">
                       <pic:pic>
                         <pic:nvPicPr>
-                          <pic:cNvPr descr="/opt/quarto/share/formats/docx/note.png" id="723" name="Picture"/>
+                          <pic:cNvPr descr="/opt/quarto/share/formats/docx/note.png" id="739" name="Picture"/>
                           <pic:cNvPicPr>
                             <a:picLocks noChangeArrowheads="1" noChangeAspect="1"/>
                           </pic:cNvPicPr>
@@ -12773,8 +12885,8 @@
         <w:br w:type="page"/>
       </w:r>
     </w:p>
-    <w:bookmarkEnd w:id="724"/>
-    <w:bookmarkStart w:id="744" w:name="sec-data-publication"/>
+    <w:bookmarkEnd w:id="740"/>
+    <w:bookmarkStart w:id="760" w:name="sec-data-publication"/>
     <w:p>
       <w:pPr>
         <w:pStyle w:val="Heading1"/>
@@ -12783,7 +12895,7 @@
         <w:t xml:space="preserve">17. Data Publication</w:t>
       </w:r>
     </w:p>
-    <w:bookmarkStart w:id="725" w:name="overview"/>
+    <w:bookmarkStart w:id="741" w:name="overview"/>
     <w:p>
       <w:pPr>
         <w:pStyle w:val="Heading2"/>
@@ -13101,8 +13213,8 @@
         <w:t xml:space="preserve">6. Go live</w:t>
       </w:r>
     </w:p>
-    <w:bookmarkEnd w:id="725"/>
-    <w:bookmarkStart w:id="730" w:name="removing-phi"/>
+    <w:bookmarkEnd w:id="741"/>
+    <w:bookmarkStart w:id="746" w:name="removing-phi"/>
     <w:p>
       <w:pPr>
         <w:pStyle w:val="Heading2"/>
@@ -13119,7 +13231,7 @@
         <w:t xml:space="preserve">Once the data is finalized for analysis, the first step is to strip it of Protected Health Information (PHI), or any other data that could be used to link back to specific participants, such as names, birth dates, or GPS coordinates at the village/neighborhood level or below. PHI includes, but is not limited to:</w:t>
       </w:r>
     </w:p>
-    <w:bookmarkStart w:id="726" w:name="personal-information"/>
+    <w:bookmarkStart w:id="742" w:name="personal-information"/>
     <w:p>
       <w:pPr>
         <w:pStyle w:val="Heading3"/>
@@ -13148,8 +13260,8 @@
         <w:t xml:space="preserve">- A combination of age, sex, and geographic location (below population 20,000) is considered identifiable</w:t>
       </w:r>
     </w:p>
-    <w:bookmarkEnd w:id="726"/>
-    <w:bookmarkStart w:id="727" w:name="dates"/>
+    <w:bookmarkEnd w:id="742"/>
+    <w:bookmarkStart w:id="743" w:name="dates"/>
     <w:p>
       <w:pPr>
         <w:pStyle w:val="Heading3"/>
@@ -13227,8 +13339,8 @@
         </w:pict>
       </w:r>
     </w:p>
-    <w:bookmarkEnd w:id="727"/>
-    <w:bookmarkStart w:id="729" w:name="geographic-information"/>
+    <w:bookmarkEnd w:id="743"/>
+    <w:bookmarkStart w:id="745" w:name="geographic-information"/>
     <w:p>
       <w:pPr>
         <w:pStyle w:val="Heading3"/>
@@ -13295,7 +13407,7 @@
       <w:r>
         <w:t xml:space="preserve"> </w:t>
       </w:r>
-      <w:hyperlink r:id="rId728">
+      <w:hyperlink r:id="rId744">
         <w:r>
           <w:rPr>
             <w:rStyle w:val="Hyperlink"/>
@@ -13307,9 +13419,9 @@
         <w:t xml:space="preserve">, including resources on QGIS and spatial SQL.</w:t>
       </w:r>
     </w:p>
-    <w:bookmarkEnd w:id="729"/>
-    <w:bookmarkEnd w:id="730"/>
-    <w:bookmarkStart w:id="734" w:name="create-public-ids"/>
+    <w:bookmarkEnd w:id="745"/>
+    <w:bookmarkEnd w:id="746"/>
+    <w:bookmarkStart w:id="750" w:name="create-public-ids"/>
     <w:p>
       <w:pPr>
         <w:pStyle w:val="Heading2"/>
@@ -13318,7 +13430,7 @@
         <w:t xml:space="preserve">17.3 Create public IDs</w:t>
       </w:r>
     </w:p>
-    <w:bookmarkStart w:id="731" w:name="rationale"/>
+    <w:bookmarkStart w:id="747" w:name="rationale"/>
     <w:p>
       <w:pPr>
         <w:pStyle w:val="Heading3"/>
@@ -13335,8 +13447,8 @@
         <w:t xml:space="preserve">The UC Davis IRB requires that public datasets not include the original study IDs to identify participants or other units in the study. The reason is that those IDs are linked in our private datasets to PHI. By creating a new set of public IDs, the public dataset is one step further removed from the potential to link to PHI.</w:t>
       </w:r>
     </w:p>
-    <w:bookmarkEnd w:id="731"/>
-    <w:bookmarkStart w:id="732" w:name="X91487d910db01b024f2469582e46c6c56caa238"/>
+    <w:bookmarkEnd w:id="747"/>
+    <w:bookmarkStart w:id="748" w:name="X91487d910db01b024f2469582e46c6c56caa238"/>
     <w:p>
       <w:pPr>
         <w:pStyle w:val="Heading3"/>
@@ -13488,8 +13600,8 @@
         </w:pict>
       </w:r>
     </w:p>
-    <w:bookmarkEnd w:id="732"/>
-    <w:bookmarkStart w:id="733" w:name="example-scripts"/>
+    <w:bookmarkEnd w:id="748"/>
+    <w:bookmarkStart w:id="749" w:name="example-scripts"/>
     <w:p>
       <w:pPr>
         <w:pStyle w:val="Heading3"/>
@@ -13636,9 +13748,9 @@
         <w:t xml:space="preserve">The example workflow is accessible via GitHub: https://github.com/proctor-ucsf/dcc-handbook/tree/master/templates/making-data-public</w:t>
       </w:r>
     </w:p>
-    <w:bookmarkEnd w:id="733"/>
-    <w:bookmarkEnd w:id="734"/>
-    <w:bookmarkStart w:id="740" w:name="create-a-data-repository"/>
+    <w:bookmarkEnd w:id="749"/>
+    <w:bookmarkEnd w:id="750"/>
+    <w:bookmarkStart w:id="756" w:name="create-a-data-repository"/>
     <w:p>
       <w:pPr>
         <w:pStyle w:val="Heading2"/>
@@ -13660,7 +13772,7 @@
       <w:r>
         <w:t xml:space="preserve">(</w:t>
       </w:r>
-      <w:hyperlink r:id="rId735">
+      <w:hyperlink r:id="rId751">
         <w:r>
           <w:rPr>
             <w:rStyle w:val="Hyperlink"/>
@@ -13772,7 +13884,7 @@
       <w:r>
         <w:t xml:space="preserve"> </w:t>
       </w:r>
-      <w:hyperlink r:id="rId736">
+      <w:hyperlink r:id="rId752">
         <w:r>
           <w:rPr>
             <w:rStyle w:val="Hyperlink"/>
@@ -13905,7 +14017,7 @@
       <w:r>
         <w:t xml:space="preserve"> </w:t>
       </w:r>
-      <w:hyperlink r:id="rId737">
+      <w:hyperlink r:id="rId753">
         <w:r>
           <w:rPr>
             <w:rStyle w:val="Hyperlink"/>
@@ -13917,7 +14029,7 @@
         <w:t xml:space="preserve">.</w:t>
       </w:r>
     </w:p>
-    <w:bookmarkStart w:id="739" w:name="X659912a983e12070198566d6758f84b7c139c71"/>
+    <w:bookmarkStart w:id="755" w:name="X659912a983e12070198566d6758f84b7c139c71"/>
     <w:p>
       <w:pPr>
         <w:pStyle w:val="Heading3"/>
@@ -13988,7 +14100,7 @@
       <w:r>
         <w:t xml:space="preserve"> </w:t>
       </w:r>
-      <w:hyperlink r:id="rId738">
+      <w:hyperlink r:id="rId754">
         <w:r>
           <w:rPr>
             <w:rStyle w:val="Hyperlink"/>
@@ -14009,9 +14121,9 @@
         <w:t xml:space="preserve">Optional: Complete the software checklist and system requirement guide for the analysis to guide others. Include it on the GitHub README for the project: https://github.com/proctor-ucsf/mordor-antibody</w:t>
       </w:r>
     </w:p>
-    <w:bookmarkEnd w:id="739"/>
-    <w:bookmarkEnd w:id="740"/>
-    <w:bookmarkStart w:id="741" w:name="edit-and-test-analysis-scripts"/>
+    <w:bookmarkEnd w:id="755"/>
+    <w:bookmarkEnd w:id="756"/>
+    <w:bookmarkStart w:id="757" w:name="edit-and-test-analysis-scripts"/>
     <w:p>
       <w:pPr>
         <w:pStyle w:val="Heading2"/>
@@ -14046,8 +14158,8 @@
         <w:t xml:space="preserve">, when reading in the public data. Re-run all the analysis scripts to ensure that they still work with the public version of the dataset.</w:t>
       </w:r>
     </w:p>
-    <w:bookmarkEnd w:id="741"/>
-    <w:bookmarkStart w:id="742" w:name="X9e5a2e412be73507d832915a5b2807bcc43a531"/>
+    <w:bookmarkEnd w:id="757"/>
+    <w:bookmarkStart w:id="758" w:name="X9e5a2e412be73507d832915a5b2807bcc43a531"/>
     <w:p>
       <w:pPr>
         <w:pStyle w:val="Heading2"/>
@@ -14112,7 +14224,7 @@
           <w:t xml:space="preserve"> </w:t>
         </w:r>
       </w:ins>
-      <w:hyperlink r:id="rId682">
+      <w:hyperlink r:id="rId698">
         <w:r>
           <w:rPr>
             <w:rStyle w:val="Hyperlink"/>
@@ -14203,8 +14315,8 @@
         <w:t xml:space="preserve">Once a public GitHub page exists, you can create a new component on an OSF project (step 3, above) and link it to the public version of the GitHub repo.</w:t>
       </w:r>
     </w:p>
-    <w:bookmarkEnd w:id="742"/>
-    <w:bookmarkStart w:id="743" w:name="go-live"/>
+    <w:bookmarkEnd w:id="758"/>
+    <w:bookmarkStart w:id="759" w:name="go-live"/>
     <w:p>
       <w:pPr>
         <w:pStyle w:val="Heading2"/>
@@ -14315,9 +14427,9 @@
         <w:br w:type="page"/>
       </w:r>
     </w:p>
-    <w:bookmarkEnd w:id="743"/>
-    <w:bookmarkEnd w:id="744"/>
-    <w:bookmarkStart w:id="792" w:name="sec-slurm"/>
+    <w:bookmarkEnd w:id="759"/>
+    <w:bookmarkEnd w:id="760"/>
+    <w:bookmarkStart w:id="808" w:name="sec-slurm"/>
     <w:p>
       <w:pPr>
         <w:pStyle w:val="Heading1"/>
@@ -14334,7 +14446,7 @@
         <w:t xml:space="preserve">When you need to run a script that requires a large amount of RAM, large files, or that uses parallelization, UC Davis provides several high-performance computing (HPC) resources.</w:t>
       </w:r>
     </w:p>
-    <w:bookmarkStart w:id="748" w:name="uc-davis-computing-resources"/>
+    <w:bookmarkStart w:id="764" w:name="uc-davis-computing-resources"/>
     <w:p>
       <w:pPr>
         <w:pStyle w:val="Heading2"/>
@@ -14343,7 +14455,7 @@
         <w:t xml:space="preserve">18.1 UC Davis Computing Resources</w:t>
       </w:r>
     </w:p>
-    <w:bookmarkStart w:id="747" w:name="available-resources"/>
+    <w:bookmarkStart w:id="763" w:name="available-resources"/>
     <w:p>
       <w:pPr>
         <w:pStyle w:val="Heading3"/>
@@ -14385,7 +14497,7 @@
       <w:r>
         <w:t xml:space="preserve">(</w:t>
       </w:r>
-      <w:hyperlink r:id="rId745">
+      <w:hyperlink r:id="rId761">
         <w:r>
           <w:rPr>
             <w:rStyle w:val="Hyperlink"/>
@@ -14469,7 +14581,7 @@
       <w:r>
         <w:t xml:space="preserve"> </w:t>
       </w:r>
-      <w:hyperlink r:id="rId746">
+      <w:hyperlink r:id="rId762">
         <w:r>
           <w:rPr>
             <w:rStyle w:val="Hyperlink"/>
@@ -14507,9 +14619,9 @@
         <w:t xml:space="preserve">- Setting up your computing environment</w:t>
       </w:r>
     </w:p>
-    <w:bookmarkEnd w:id="747"/>
-    <w:bookmarkEnd w:id="748"/>
-    <w:bookmarkStart w:id="750" w:name="getting-started-with-slurm-clusters"/>
+    <w:bookmarkEnd w:id="763"/>
+    <w:bookmarkEnd w:id="764"/>
+    <w:bookmarkStart w:id="766" w:name="getting-started-with-slurm-clusters"/>
     <w:p>
       <w:pPr>
         <w:pStyle w:val="Heading2"/>
@@ -14651,7 +14763,7 @@
         <w:t xml:space="preserve"> clone https://github.com/jadebc/covid19-infections.git</w:t>
       </w:r>
     </w:p>
-    <w:bookmarkStart w:id="749" w:name="one-time-system-set-up"/>
+    <w:bookmarkStart w:id="765" w:name="one-time-system-set-up"/>
     <w:p>
       <w:pPr>
         <w:pStyle w:val="Heading3"/>
@@ -15568,9 +15680,9 @@
         <w:t xml:space="preserve">)</w:t>
       </w:r>
     </w:p>
-    <w:bookmarkEnd w:id="749"/>
-    <w:bookmarkEnd w:id="750"/>
-    <w:bookmarkStart w:id="751" w:name="moving-files-to-the-cluster"/>
+    <w:bookmarkEnd w:id="765"/>
+    <w:bookmarkEnd w:id="766"/>
+    <w:bookmarkStart w:id="767" w:name="moving-files-to-the-cluster"/>
     <w:p>
       <w:pPr>
         <w:pStyle w:val="Heading2"/>
@@ -15619,7 +15731,7 @@
       <w:r>
         <w:t xml:space="preserve"> </w:t>
       </w:r>
-      <w:hyperlink r:id="rId745">
+      <w:hyperlink r:id="rId761">
         <w:r>
           <w:rPr>
             <w:rStyle w:val="Hyperlink"/>
@@ -15816,8 +15928,8 @@
         <w:t xml:space="preserve"> USERNAME@shiva.ucdavis.edu:/scratch/group/GROUPNAME/</w:t>
       </w:r>
     </w:p>
-    <w:bookmarkEnd w:id="751"/>
-    <w:bookmarkStart w:id="752" w:name="installing-packages-on-the-cluster"/>
+    <w:bookmarkEnd w:id="767"/>
+    <w:bookmarkStart w:id="768" w:name="installing-packages-on-the-cluster"/>
     <w:p>
       <w:pPr>
         <w:pStyle w:val="Heading2"/>
@@ -16311,7 +16423,7 @@
       <w:r>
         <w:t xml:space="preserve"> </w:t>
       </w:r>
-      <w:hyperlink r:id="rId745">
+      <w:hyperlink r:id="rId761">
         <w:r>
           <w:rPr>
             <w:rStyle w:val="Hyperlink"/>
@@ -16326,8 +16438,8 @@
         <w:t xml:space="preserve">for support information.</w:t>
       </w:r>
     </w:p>
-    <w:bookmarkEnd w:id="752"/>
-    <w:bookmarkStart w:id="756" w:name="testing-your-code"/>
+    <w:bookmarkEnd w:id="768"/>
+    <w:bookmarkStart w:id="772" w:name="testing-your-code"/>
     <w:p>
       <w:pPr>
         <w:pStyle w:val="Heading2"/>
@@ -16344,7 +16456,7 @@
         <w:t xml:space="preserve">Both of the following ways to test code on a cluster are recommended for making small changes, such as editing file paths and making sure the packages and source files load. You should write and test the functionality of your script locally, only testing on the cluster once major bugs are out.</w:t>
       </w:r>
     </w:p>
-    <w:bookmarkStart w:id="753" w:name="the-command-line"/>
+    <w:bookmarkStart w:id="769" w:name="the-command-line"/>
     <w:p>
       <w:pPr>
         <w:pStyle w:val="Heading3"/>
@@ -16484,8 +16596,8 @@
         <w:t xml:space="preserve">*Note: for collaboration purposes, it’s best for everyone to work with one version of R. Check what version is being used for the project you are working on. Some packages only work with some versions of R, so it’s best to keep it consistent.</w:t>
       </w:r>
     </w:p>
-    <w:bookmarkEnd w:id="753"/>
-    <w:bookmarkStart w:id="754" w:name="rstudio-server"/>
+    <w:bookmarkEnd w:id="769"/>
+    <w:bookmarkStart w:id="770" w:name="rstudio-server"/>
     <w:p>
       <w:pPr>
         <w:pStyle w:val="Heading3"/>
@@ -16518,8 +16630,8 @@
         <w:t xml:space="preserve">When using RStudio Server, you can test your code interactively. However, do NOT use the RStudio Server’s Terminal to install packages and configure your environment for SLURM-based clusters, as you will likely need to re-do it for every session/project. For SLURM clusters, use the command line approach described earlier.</w:t>
       </w:r>
     </w:p>
-    <w:bookmarkEnd w:id="754"/>
-    <w:bookmarkStart w:id="755" w:name="filepaths-configuration-on-the-cluster"/>
+    <w:bookmarkEnd w:id="770"/>
+    <w:bookmarkStart w:id="771" w:name="filepaths-configuration-on-the-cluster"/>
     <w:p>
       <w:pPr>
         <w:pStyle w:val="Heading3"/>
@@ -16808,9 +16920,9 @@
         <w:t xml:space="preserve">}</w:t>
       </w:r>
     </w:p>
-    <w:bookmarkEnd w:id="755"/>
-    <w:bookmarkEnd w:id="756"/>
-    <w:bookmarkStart w:id="775" w:name="sec-x11-forwarding"/>
+    <w:bookmarkEnd w:id="771"/>
+    <w:bookmarkEnd w:id="772"/>
+    <w:bookmarkStart w:id="791" w:name="sec-x11-forwarding"/>
     <w:p>
       <w:pPr>
         <w:pStyle w:val="Heading2"/>
@@ -16873,7 +16985,7 @@
       <w:r>
         <w:t xml:space="preserve"> </w:t>
       </w:r>
-      <w:hyperlink r:id="rId757">
+      <w:hyperlink r:id="rId773">
         <w:r>
           <w:rPr>
             <w:rStyle w:val="Hyperlink"/>
@@ -16973,7 +17085,7 @@
         <w:t xml:space="preserve">because only the page data crosses the network rather than every repainted pixel.</w:t>
       </w:r>
     </w:p>
-    <w:bookmarkStart w:id="764" w:name="install-an-x-server-on-your-own-computer"/>
+    <w:bookmarkStart w:id="780" w:name="install-an-x-server-on-your-own-computer"/>
     <w:p>
       <w:pPr>
         <w:pStyle w:val="Heading3"/>
@@ -17038,7 +17150,7 @@
       <w:tr>
         <w:tc>
           <w:tcPr/>
-          <w:bookmarkStart w:id="763" w:name="tbl-x11-servers"/>
+          <w:bookmarkStart w:id="779" w:name="tbl-x11-servers"/>
           <w:p>
             <w:pPr>
               <w:jc w:val="center"/>
@@ -17112,7 +17224,7 @@
                     <w:pStyle w:val="Compact"/>
                     <w:jc w:val="center"/>
                   </w:pPr>
-                  <w:hyperlink r:id="rId758">
+                  <w:hyperlink r:id="rId774">
                     <w:r>
                       <w:rPr>
                         <w:rStyle w:val="Hyperlink"/>
@@ -17161,7 +17273,7 @@
                     <w:pStyle w:val="Compact"/>
                     <w:jc w:val="center"/>
                   </w:pPr>
-                  <w:hyperlink r:id="rId759">
+                  <w:hyperlink r:id="rId775">
                     <w:r>
                       <w:rPr>
                         <w:rStyle w:val="Hyperlink"/>
@@ -17175,7 +17287,7 @@
                   <w:r>
                     <w:t xml:space="preserve"> </w:t>
                   </w:r>
-                  <w:hyperlink r:id="rId760">
+                  <w:hyperlink r:id="rId776">
                     <w:r>
                       <w:rPr>
                         <w:rStyle w:val="Hyperlink"/>
@@ -17215,7 +17327,7 @@
                   <w:r>
                     <w:t xml:space="preserve"> </w:t>
                   </w:r>
-                  <w:hyperlink r:id="rId761">
+                  <w:hyperlink r:id="rId777">
                     <w:r>
                       <w:rPr>
                         <w:rStyle w:val="Hyperlink"/>
@@ -17258,7 +17370,7 @@
                   <w:r>
                     <w:t xml:space="preserve"> </w:t>
                   </w:r>
-                  <w:hyperlink r:id="rId762">
+                  <w:hyperlink r:id="rId778">
                     <w:r>
                       <w:rPr>
                         <w:rStyle w:val="Hyperlink"/>
@@ -17291,13 +17403,13 @@
               </w:tc>
             </w:tr>
           </w:tbl>
-          <w:bookmarkEnd w:id="763"/>
+          <w:bookmarkEnd w:id="779"/>
           <w:p/>
         </w:tc>
       </w:tr>
     </w:tbl>
-    <w:bookmarkEnd w:id="764"/>
-    <w:bookmarkStart w:id="765" w:name="connect-with-x11-forwarding-enabled"/>
+    <w:bookmarkEnd w:id="780"/>
+    <w:bookmarkStart w:id="781" w:name="connect-with-x11-forwarding-enabled"/>
     <w:p>
       <w:pPr>
         <w:pStyle w:val="Heading3"/>
@@ -17770,8 +17882,8 @@
         <w:t xml:space="preserve">is worth setting because X11 traffic compresses well over a slow link.</w:t>
       </w:r>
     </w:p>
-    <w:bookmarkEnd w:id="765"/>
-    <w:bookmarkStart w:id="766" w:name="check-that-the-forward-is-working"/>
+    <w:bookmarkEnd w:id="781"/>
+    <w:bookmarkStart w:id="782" w:name="check-that-the-forward-is-working"/>
     <w:p>
       <w:pPr>
         <w:pStyle w:val="Heading3"/>
@@ -18041,8 +18153,8 @@
         <w:t xml:space="preserve">(checked August 2026).</w:t>
       </w:r>
     </w:p>
-    <w:bookmarkEnd w:id="766"/>
-    <w:bookmarkStart w:id="769" w:name="install-graphical-programs-without-sudo"/>
+    <w:bookmarkEnd w:id="782"/>
+    <w:bookmarkStart w:id="785" w:name="install-graphical-programs-without-sudo"/>
     <w:p>
       <w:pPr>
         <w:pStyle w:val="Heading3"/>
@@ -18230,7 +18342,7 @@
       <w:r>
         <w:t xml:space="preserve"> </w:t>
       </w:r>
-      <w:hyperlink r:id="rId767">
+      <w:hyperlink r:id="rId783">
         <w:r>
           <w:rPr>
             <w:rStyle w:val="Hyperlink"/>
@@ -18262,7 +18374,7 @@
       <w:r>
         <w:t xml:space="preserve"> </w:t>
       </w:r>
-      <w:hyperlink r:id="rId768">
+      <w:hyperlink r:id="rId784">
         <w:r>
           <w:rPr>
             <w:rStyle w:val="Hyperlink"/>
@@ -18597,8 +18709,8 @@
         <w:t xml:space="preserve">saves typing the full path each time.</w:t>
       </w:r>
     </w:p>
-    <w:bookmarkEnd w:id="769"/>
-    <w:bookmarkStart w:id="774" w:name="limitations"/>
+    <w:bookmarkEnd w:id="785"/>
+    <w:bookmarkStart w:id="790" w:name="limitations"/>
     <w:p>
       <w:pPr>
         <w:pStyle w:val="Heading3"/>
@@ -18663,7 +18775,7 @@
       <w:r>
         <w:t xml:space="preserve"> </w:t>
       </w:r>
-      <w:hyperlink r:id="rId770">
+      <w:hyperlink r:id="rId786">
         <w:r>
           <w:rPr>
             <w:rStyle w:val="VerbatimChar"/>
@@ -18713,7 +18825,7 @@
       <w:r>
         <w:t xml:space="preserve"> </w:t>
       </w:r>
-      <w:hyperlink r:id="rId771">
+      <w:hyperlink r:id="rId787">
         <w:r>
           <w:rPr>
             <w:rStyle w:val="VerbatimChar"/>
@@ -18739,7 +18851,7 @@
       <w:r>
         <w:t xml:space="preserve"> </w:t>
       </w:r>
-      <w:hyperlink r:id="rId772">
+      <w:hyperlink r:id="rId788">
         <w:r>
           <w:rPr>
             <w:rStyle w:val="Hyperlink"/>
@@ -18753,7 +18865,7 @@
       <w:r>
         <w:t xml:space="preserve"> </w:t>
       </w:r>
-      <w:hyperlink r:id="rId773">
+      <w:hyperlink r:id="rId789">
         <w:r>
           <w:rPr>
             <w:rStyle w:val="Hyperlink"/>
@@ -18792,9 +18904,9 @@
         <w:t xml:space="preserve">Contact the cluster administrators if the performance of plain forwarding is blocking your work.</w:t>
       </w:r>
     </w:p>
-    <w:bookmarkEnd w:id="774"/>
-    <w:bookmarkEnd w:id="775"/>
-    <w:bookmarkStart w:id="785" w:name="X7880cdf8bb636dad42e7d655b4e5f617c2acb85"/>
+    <w:bookmarkEnd w:id="790"/>
+    <w:bookmarkEnd w:id="791"/>
+    <w:bookmarkStart w:id="801" w:name="X7880cdf8bb636dad42e7d655b4e5f617c2acb85"/>
     <w:p>
       <w:pPr>
         <w:pStyle w:val="Heading2"/>
@@ -18996,7 +19108,7 @@
         <w:t xml:space="preserve">shell inside it.</w:t>
       </w:r>
     </w:p>
-    <w:bookmarkStart w:id="778" w:name="X2976c747b22dda872c0e3492a1d308b95af7e0f"/>
+    <w:bookmarkStart w:id="794" w:name="X2976c747b22dda872c0e3492a1d308b95af7e0f"/>
     <w:p>
       <w:pPr>
         <w:pStyle w:val="Heading3"/>
@@ -19015,7 +19127,7 @@
       <w:r>
         <w:t xml:space="preserve"> </w:t>
       </w:r>
-      <w:hyperlink r:id="rId776">
+      <w:hyperlink r:id="rId792">
         <w:r>
           <w:rPr>
             <w:rStyle w:val="VerbatimChar"/>
@@ -19032,7 +19144,7 @@
       <w:r>
         <w:t xml:space="preserve"> </w:t>
       </w:r>
-      <w:hyperlink r:id="rId777">
+      <w:hyperlink r:id="rId793">
         <w:r>
           <w:rPr>
             <w:rStyle w:val="VerbatimChar"/>
@@ -19225,8 +19337,8 @@
         <w:t xml:space="preserve"># reattach to the most recent session</w:t>
       </w:r>
     </w:p>
-    <w:bookmarkEnd w:id="778"/>
-    <w:bookmarkStart w:id="784" w:name="reconnect-to-a-surviving-allocation"/>
+    <w:bookmarkEnd w:id="794"/>
+    <w:bookmarkStart w:id="800" w:name="reconnect-to-a-surviving-allocation"/>
     <w:p>
       <w:pPr>
         <w:pStyle w:val="Heading3"/>
@@ -19528,18 +19640,18 @@
                 <wp:inline>
                   <wp:extent cx="152400" cy="152400"/>
                   <wp:effectExtent b="0" l="0" r="0" t="0"/>
-                  <wp:docPr descr="" title="" id="780" name="Picture"/>
+                  <wp:docPr descr="" title="" id="796" name="Picture"/>
                   <a:graphic>
                     <a:graphicData uri="http://schemas.openxmlformats.org/drawingml/2006/picture">
                       <pic:pic>
                         <pic:nvPicPr>
-                          <pic:cNvPr descr="/opt/quarto/share/formats/docx/important.png" id="781" name="Picture"/>
+                          <pic:cNvPr descr="/opt/quarto/share/formats/docx/important.png" id="797" name="Picture"/>
                           <pic:cNvPicPr>
                             <a:picLocks noChangeArrowheads="1" noChangeAspect="1"/>
                           </pic:cNvPicPr>
                         </pic:nvPicPr>
                         <pic:blipFill>
-                          <a:blip r:embed="rId779"/>
+                          <a:blip r:embed="rId795"/>
                           <a:stretch>
                             <a:fillRect/>
                           </a:stretch>
@@ -19769,12 +19881,12 @@
                 <wp:inline>
                   <wp:extent cx="152400" cy="152400"/>
                   <wp:effectExtent b="0" l="0" r="0" t="0"/>
-                  <wp:docPr descr="" title="" id="782" name="Picture"/>
+                  <wp:docPr descr="" title="" id="798" name="Picture"/>
                   <a:graphic>
                     <a:graphicData uri="http://schemas.openxmlformats.org/drawingml/2006/picture">
                       <pic:pic>
                         <pic:nvPicPr>
-                          <pic:cNvPr descr="/opt/quarto/share/formats/docx/note.png" id="783" name="Picture"/>
+                          <pic:cNvPr descr="/opt/quarto/share/formats/docx/note.png" id="799" name="Picture"/>
                           <pic:cNvPicPr>
                             <a:picLocks noChangeArrowheads="1" noChangeAspect="1"/>
                           </pic:cNvPicPr>
@@ -19875,7 +19987,7 @@
             <w:r>
               <w:t xml:space="preserve"> </w:t>
             </w:r>
-            <w:hyperlink r:id="rId745">
+            <w:hyperlink r:id="rId761">
               <w:r>
                 <w:rPr>
                   <w:rStyle w:val="Hyperlink"/>
@@ -19894,9 +20006,9 @@
         </w:tc>
       </w:tr>
     </w:tbl>
-    <w:bookmarkEnd w:id="784"/>
-    <w:bookmarkEnd w:id="785"/>
-    <w:bookmarkStart w:id="790" w:name="storage-group-storage-access"/>
+    <w:bookmarkEnd w:id="800"/>
+    <w:bookmarkEnd w:id="801"/>
+    <w:bookmarkStart w:id="806" w:name="storage-group-storage-access"/>
     <w:p>
       <w:pPr>
         <w:pStyle w:val="Heading2"/>
@@ -19905,7 +20017,7 @@
         <w:t xml:space="preserve">18.8 Storage &amp; group storage access</w:t>
       </w:r>
     </w:p>
-    <w:bookmarkStart w:id="786" w:name="individual-storage"/>
+    <w:bookmarkStart w:id="802" w:name="individual-storage"/>
     <w:p>
       <w:pPr>
         <w:pStyle w:val="Heading3"/>
@@ -20127,7 +20239,7 @@
       <w:r>
         <w:t xml:space="preserve"> </w:t>
       </w:r>
-      <w:hyperlink r:id="rId745">
+      <w:hyperlink r:id="rId761">
         <w:r>
           <w:rPr>
             <w:rStyle w:val="Hyperlink"/>
@@ -20142,8 +20254,8 @@
         <w:t xml:space="preserve">for specific storage options and quotas.</w:t>
       </w:r>
     </w:p>
-    <w:bookmarkEnd w:id="786"/>
-    <w:bookmarkStart w:id="787" w:name="group-storage"/>
+    <w:bookmarkEnd w:id="802"/>
+    <w:bookmarkStart w:id="803" w:name="group-storage"/>
     <w:p>
       <w:pPr>
         <w:pStyle w:val="Heading3"/>
@@ -20287,8 +20399,8 @@
         <w:t xml:space="preserve">to see if you have permission to add files to group directories. Read the next section to ensure any directories you create have the right permissions.</w:t>
       </w:r>
     </w:p>
-    <w:bookmarkEnd w:id="787"/>
-    <w:bookmarkStart w:id="789" w:name="folder-permissions"/>
+    <w:bookmarkEnd w:id="803"/>
+    <w:bookmarkStart w:id="805" w:name="folder-permissions"/>
     <w:p>
       <w:pPr>
         <w:pStyle w:val="Heading3"/>
@@ -20448,7 +20560,7 @@
       <w:r>
         <w:t xml:space="preserve"> </w:t>
       </w:r>
-      <w:hyperlink r:id="rId788">
+      <w:hyperlink r:id="rId804">
         <w:r>
           <w:rPr>
             <w:rStyle w:val="Hyperlink"/>
@@ -20460,9 +20572,9 @@
         <w:t xml:space="preserve">.</w:t>
       </w:r>
     </w:p>
-    <w:bookmarkEnd w:id="789"/>
-    <w:bookmarkEnd w:id="790"/>
-    <w:bookmarkStart w:id="791" w:name="running-big-jobs"/>
+    <w:bookmarkEnd w:id="805"/>
+    <w:bookmarkEnd w:id="806"/>
+    <w:bookmarkStart w:id="807" w:name="running-big-jobs"/>
     <w:p>
       <w:pPr>
         <w:pStyle w:val="Heading2"/>
@@ -21063,9 +21175,9 @@
         <w:br w:type="page"/>
       </w:r>
     </w:p>
-    <w:bookmarkEnd w:id="791"/>
-    <w:bookmarkEnd w:id="792"/>
-    <w:bookmarkStart w:id="824" w:name="working-with-ai"/>
+    <w:bookmarkEnd w:id="807"/>
+    <w:bookmarkEnd w:id="808"/>
+    <w:bookmarkStart w:id="840" w:name="working-with-ai"/>
     <w:p>
       <w:pPr>
         <w:pStyle w:val="Heading1"/>
@@ -21090,7 +21202,7 @@
       <w:r>
         <w:t xml:space="preserve"> </w:t>
       </w:r>
-      <w:hyperlink r:id="rId793">
+      <w:hyperlink r:id="rId809">
         <w:r>
           <w:rPr>
             <w:rStyle w:val="Hyperlink"/>
@@ -21109,7 +21221,7 @@
       <w:r>
         <w:t xml:space="preserve"> </w:t>
       </w:r>
-      <w:hyperlink r:id="rId794">
+      <w:hyperlink r:id="rId810">
         <w:r>
           <w:rPr>
             <w:rStyle w:val="Hyperlink"/>
@@ -21131,60 +21243,60 @@
       <w:r>
         <w:t xml:space="preserve"> </w:t>
       </w:r>
-      <w:bookmarkStart w:id="795" w:name="sec-ai-disclosure"/>
-      <w:bookmarkEnd w:id="795"/>
-      <w:bookmarkStart w:id="796" w:name="sec-ai-journal-articles"/>
-      <w:bookmarkEnd w:id="796"/>
-      <w:r>
-        <w:t xml:space="preserve"> </w:t>
-      </w:r>
-      <w:bookmarkStart w:id="797" w:name="sec-ai-language-model"/>
-      <w:bookmarkEnd w:id="797"/>
-      <w:bookmarkStart w:id="798" w:name="sec-ai-harnesses"/>
-      <w:bookmarkEnd w:id="798"/>
-      <w:bookmarkStart w:id="799" w:name="sec-ai-agent-implementation"/>
-      <w:bookmarkEnd w:id="799"/>
-      <w:r>
-        <w:t xml:space="preserve"> </w:t>
-      </w:r>
-      <w:bookmarkStart w:id="800" w:name="sec-ai-harness-construction"/>
-      <w:bookmarkEnd w:id="800"/>
-      <w:bookmarkStart w:id="801" w:name="sec-ai-agent-program-kind"/>
-      <w:bookmarkEnd w:id="801"/>
-      <w:r>
-        <w:t xml:space="preserve"> </w:t>
-      </w:r>
-      <w:bookmarkStart w:id="802" w:name="sec-ai-harness-agent-relationship"/>
-      <w:bookmarkEnd w:id="802"/>
-      <w:bookmarkStart w:id="803" w:name="sec-ai-addressing-failing-workflows"/>
-      <w:bookmarkEnd w:id="803"/>
-      <w:r>
-        <w:t xml:space="preserve"> </w:t>
-      </w:r>
-      <w:bookmarkStart w:id="804" w:name="sec-ai-benefits-hazards"/>
-      <w:bookmarkEnd w:id="804"/>
-      <w:bookmarkStart w:id="805" w:name="sec-ai-best-practices"/>
-      <w:bookmarkEnd w:id="805"/>
-      <w:bookmarkStart w:id="806" w:name="sec-ai-offline"/>
-      <w:bookmarkEnd w:id="806"/>
-      <w:r>
-        <w:t xml:space="preserve"> </w:t>
-      </w:r>
-      <w:bookmarkStart w:id="807" w:name="sec-ai-copilot-settings"/>
-      <w:bookmarkEnd w:id="807"/>
-      <w:bookmarkStart w:id="808" w:name="sec-ai-agent-skills"/>
-      <w:bookmarkEnd w:id="808"/>
-      <w:bookmarkStart w:id="809" w:name="sec-ai-claude-cloud-env"/>
-      <w:bookmarkEnd w:id="809"/>
-      <w:r>
-        <w:t xml:space="preserve"> </w:t>
-      </w:r>
-      <w:bookmarkStart w:id="810" w:name="sec-ai-when-to-use"/>
-      <w:bookmarkEnd w:id="810"/>
-      <w:bookmarkStart w:id="811" w:name="sec-ai-claude-code-windows"/>
+      <w:bookmarkStart w:id="811" w:name="sec-ai-disclosure"/>
       <w:bookmarkEnd w:id="811"/>
-      <w:bookmarkStart w:id="812" w:name="sec-fully-clean"/>
+      <w:bookmarkStart w:id="812" w:name="sec-ai-journal-articles"/>
       <w:bookmarkEnd w:id="812"/>
+      <w:r>
+        <w:t xml:space="preserve"> </w:t>
+      </w:r>
+      <w:bookmarkStart w:id="813" w:name="sec-ai-language-model"/>
+      <w:bookmarkEnd w:id="813"/>
+      <w:bookmarkStart w:id="814" w:name="sec-ai-harnesses"/>
+      <w:bookmarkEnd w:id="814"/>
+      <w:bookmarkStart w:id="815" w:name="sec-ai-agent-implementation"/>
+      <w:bookmarkEnd w:id="815"/>
+      <w:r>
+        <w:t xml:space="preserve"> </w:t>
+      </w:r>
+      <w:bookmarkStart w:id="816" w:name="sec-ai-harness-construction"/>
+      <w:bookmarkEnd w:id="816"/>
+      <w:bookmarkStart w:id="817" w:name="sec-ai-agent-program-kind"/>
+      <w:bookmarkEnd w:id="817"/>
+      <w:r>
+        <w:t xml:space="preserve"> </w:t>
+      </w:r>
+      <w:bookmarkStart w:id="818" w:name="sec-ai-harness-agent-relationship"/>
+      <w:bookmarkEnd w:id="818"/>
+      <w:bookmarkStart w:id="819" w:name="sec-ai-addressing-failing-workflows"/>
+      <w:bookmarkEnd w:id="819"/>
+      <w:r>
+        <w:t xml:space="preserve"> </w:t>
+      </w:r>
+      <w:bookmarkStart w:id="820" w:name="sec-ai-benefits-hazards"/>
+      <w:bookmarkEnd w:id="820"/>
+      <w:bookmarkStart w:id="821" w:name="sec-ai-best-practices"/>
+      <w:bookmarkEnd w:id="821"/>
+      <w:bookmarkStart w:id="822" w:name="sec-ai-offline"/>
+      <w:bookmarkEnd w:id="822"/>
+      <w:r>
+        <w:t xml:space="preserve"> </w:t>
+      </w:r>
+      <w:bookmarkStart w:id="823" w:name="sec-ai-copilot-settings"/>
+      <w:bookmarkEnd w:id="823"/>
+      <w:bookmarkStart w:id="824" w:name="sec-ai-agent-skills"/>
+      <w:bookmarkEnd w:id="824"/>
+      <w:bookmarkStart w:id="825" w:name="sec-ai-claude-cloud-env"/>
+      <w:bookmarkEnd w:id="825"/>
+      <w:r>
+        <w:t xml:space="preserve"> </w:t>
+      </w:r>
+      <w:bookmarkStart w:id="826" w:name="sec-ai-when-to-use"/>
+      <w:bookmarkEnd w:id="826"/>
+      <w:bookmarkStart w:id="827" w:name="sec-ai-claude-code-windows"/>
+      <w:bookmarkEnd w:id="827"/>
+      <w:bookmarkStart w:id="828" w:name="sec-fully-clean"/>
+      <w:bookmarkEnd w:id="828"/>
     </w:p>
     <w:p>
       <w:pPr>
@@ -21193,7 +21305,7 @@
           <w:numId w:val="1048"/>
         </w:numPr>
       </w:pPr>
-      <w:hyperlink r:id="rId813">
+      <w:hyperlink r:id="rId829">
         <w:r>
           <w:rPr>
             <w:rStyle w:val="Hyperlink"/>
@@ -21226,7 +21338,7 @@
           <w:numId w:val="1048"/>
         </w:numPr>
       </w:pPr>
-      <w:hyperlink r:id="rId814">
+      <w:hyperlink r:id="rId830">
         <w:r>
           <w:rPr>
             <w:rStyle w:val="Hyperlink"/>
@@ -21265,7 +21377,7 @@
           <w:numId w:val="1048"/>
         </w:numPr>
       </w:pPr>
-      <w:hyperlink r:id="rId815">
+      <w:hyperlink r:id="rId831">
         <w:r>
           <w:rPr>
             <w:rStyle w:val="Hyperlink"/>
@@ -21346,12 +21458,12 @@
                 <wp:inline>
                   <wp:extent cx="152400" cy="152400"/>
                   <wp:effectExtent b="0" l="0" r="0" t="0"/>
-                  <wp:docPr descr="" title="" id="816" name="Picture"/>
+                  <wp:docPr descr="" title="" id="832" name="Picture"/>
                   <a:graphic>
                     <a:graphicData uri="http://schemas.openxmlformats.org/drawingml/2006/picture">
                       <pic:pic>
                         <pic:nvPicPr>
-                          <pic:cNvPr descr="/opt/quarto/share/formats/docx/note.png" id="817" name="Picture"/>
+                          <pic:cNvPr descr="/opt/quarto/share/formats/docx/note.png" id="833" name="Picture"/>
                           <pic:cNvPicPr>
                             <a:picLocks noChangeArrowheads="1" noChangeAspect="1"/>
                           </pic:cNvPicPr>
@@ -21463,7 +21575,7 @@
         </w:tc>
       </w:tr>
     </w:tbl>
-    <w:bookmarkStart w:id="823" w:name="sec-institutional-ai-access"/>
+    <w:bookmarkStart w:id="839" w:name="sec-institutional-ai-access"/>
     <w:p>
       <w:pPr>
         <w:pStyle w:val="Heading2"/>
@@ -21472,7 +21584,7 @@
         <w:t xml:space="preserve">19.1 Institutional AI account access</w:t>
       </w:r>
     </w:p>
-    <w:bookmarkStart w:id="819" w:name="uc-davis-health-openai-access"/>
+    <w:bookmarkStart w:id="835" w:name="uc-davis-health-openai-access"/>
     <w:p>
       <w:pPr>
         <w:pStyle w:val="Heading3"/>
@@ -21529,7 +21641,7 @@
       <w:r>
         <w:t xml:space="preserve"> </w:t>
       </w:r>
-      <w:hyperlink r:id="rId818">
+      <w:hyperlink r:id="rId834">
         <w:r>
           <w:rPr>
             <w:rStyle w:val="Hyperlink"/>
@@ -21589,8 +21701,8 @@
         <w:t xml:space="preserve">Once approved, follow the instructions in the confirmation email to join the UC Davis Health OpenAI workspace.</w:t>
       </w:r>
     </w:p>
-    <w:bookmarkEnd w:id="819"/>
-    <w:bookmarkStart w:id="821" w:name="uc-davis-campus-openai-access"/>
+    <w:bookmarkEnd w:id="835"/>
+    <w:bookmarkStart w:id="837" w:name="uc-davis-campus-openai-access"/>
     <w:p>
       <w:pPr>
         <w:pStyle w:val="Heading3"/>
@@ -21621,7 +21733,7 @@
       <w:r>
         <w:t xml:space="preserve"> </w:t>
       </w:r>
-      <w:hyperlink r:id="rId820">
+      <w:hyperlink r:id="rId836">
         <w:r>
           <w:rPr>
             <w:rStyle w:val="Hyperlink"/>
@@ -21636,8 +21748,8 @@
         <w:t xml:space="preserve">for setup instructions and eligibility details.</w:t>
       </w:r>
     </w:p>
-    <w:bookmarkEnd w:id="821"/>
-    <w:bookmarkStart w:id="822" w:name="data-security-and-compliance"/>
+    <w:bookmarkEnd w:id="837"/>
+    <w:bookmarkStart w:id="838" w:name="data-security-and-compliance"/>
     <w:p>
       <w:pPr>
         <w:pStyle w:val="Heading3"/>
@@ -21680,7 +21792,7 @@
       <w:r>
         <w:t xml:space="preserve"> </w:t>
       </w:r>
-      <w:hyperlink r:id="rId813">
+      <w:hyperlink r:id="rId829">
         <w:r>
           <w:rPr>
             <w:rStyle w:val="Hyperlink"/>
@@ -21697,10 +21809,10 @@
         <w:br w:type="page"/>
       </w:r>
     </w:p>
-    <w:bookmarkEnd w:id="822"/>
-    <w:bookmarkEnd w:id="823"/>
-    <w:bookmarkEnd w:id="824"/>
-    <w:bookmarkStart w:id="834" w:name="checklists"/>
+    <w:bookmarkEnd w:id="838"/>
+    <w:bookmarkEnd w:id="839"/>
+    <w:bookmarkEnd w:id="840"/>
+    <w:bookmarkStart w:id="850" w:name="checklists"/>
     <w:p>
       <w:pPr>
         <w:pStyle w:val="Heading1"/>
@@ -21709,7 +21821,7 @@
         <w:t xml:space="preserve">20. Checklists</w:t>
       </w:r>
     </w:p>
-    <w:bookmarkStart w:id="825" w:name="sec-onboarding-checklist"/>
+    <w:bookmarkStart w:id="841" w:name="sec-onboarding-checklist"/>
     <w:p>
       <w:pPr>
         <w:pStyle w:val="Heading2"/>
@@ -21855,7 +21967,7 @@
           <w:t xml:space="preserve"> </w:t>
         </w:r>
       </w:ins>
-      <w:hyperlink r:id="rId310">
+      <w:hyperlink r:id="rId312">
         <w:r>
           <w:rPr>
             <w:rStyle w:val="Hyperlink"/>
@@ -22059,8 +22171,8 @@
         <w:t xml:space="preserve">to align on project objectives, onboarding timeline, and initial milestones.</w:t>
       </w:r>
     </w:p>
-    <w:bookmarkEnd w:id="825"/>
-    <w:bookmarkStart w:id="826" w:name="pre-analysis-plan-checklist"/>
+    <w:bookmarkEnd w:id="841"/>
+    <w:bookmarkStart w:id="842" w:name="pre-analysis-plan-checklist"/>
     <w:p>
       <w:pPr>
         <w:pStyle w:val="Heading2"/>
@@ -22249,8 +22361,8 @@
         <w:t xml:space="preserve">Negative control analyses</w:t>
       </w:r>
     </w:p>
-    <w:bookmarkEnd w:id="826"/>
-    <w:bookmarkStart w:id="827" w:name="code-checklist"/>
+    <w:bookmarkEnd w:id="842"/>
+    <w:bookmarkStart w:id="843" w:name="code-checklist"/>
     <w:p>
       <w:pPr>
         <w:pStyle w:val="Heading2"/>
@@ -22333,7 +22445,7 @@
       <w:r>
         <w:t xml:space="preserve"> </w:t>
       </w:r>
-      <w:hyperlink r:id="rId310">
+      <w:hyperlink r:id="rId312">
         <w:r>
           <w:rPr>
             <w:rStyle w:val="Hyperlink"/>
@@ -22357,8 +22469,8 @@
         <w:t xml:space="preserve">Are all warnings ignorable? Should any warnings be intentionally suppressed or addressed?</w:t>
       </w:r>
     </w:p>
-    <w:bookmarkEnd w:id="827"/>
-    <w:bookmarkStart w:id="829" w:name="manuscript-checklist"/>
+    <w:bookmarkEnd w:id="843"/>
+    <w:bookmarkStart w:id="845" w:name="manuscript-checklist"/>
     <w:p>
       <w:pPr>
         <w:pStyle w:val="Heading2"/>
@@ -22687,7 +22799,7 @@
       <w:r>
         <w:t xml:space="preserve"> </w:t>
       </w:r>
-      <w:hyperlink r:id="rId828">
+      <w:hyperlink r:id="rId844">
         <w:r>
           <w:rPr>
             <w:rStyle w:val="Hyperlink"/>
@@ -22732,8 +22844,8 @@
         <w:t xml:space="preserve">for author contributions?</w:t>
       </w:r>
     </w:p>
-    <w:bookmarkEnd w:id="829"/>
-    <w:bookmarkStart w:id="832" w:name="figure-checklist"/>
+    <w:bookmarkEnd w:id="845"/>
+    <w:bookmarkStart w:id="848" w:name="figure-checklist"/>
     <w:p>
       <w:pPr>
         <w:pStyle w:val="Heading2"/>
@@ -22804,7 +22916,7 @@
       <w:r>
         <w:t xml:space="preserve"> </w:t>
       </w:r>
-      <w:hyperlink r:id="rId830">
+      <w:hyperlink r:id="rId846">
         <w:r>
           <w:rPr>
             <w:rStyle w:val="Hyperlink"/>
@@ -22818,7 +22930,7 @@
       <w:r>
         <w:t xml:space="preserve"> </w:t>
       </w:r>
-      <w:hyperlink r:id="rId831">
+      <w:hyperlink r:id="rId847">
         <w:r>
           <w:rPr>
             <w:rStyle w:val="Hyperlink"/>
@@ -22884,8 +22996,8 @@
         <w:t xml:space="preserve">Are 95% confidence intervals or other measures of precision shown, if applicable?</w:t>
       </w:r>
     </w:p>
-    <w:bookmarkEnd w:id="832"/>
-    <w:bookmarkStart w:id="833" w:name="sec-offboarding-checklist"/>
+    <w:bookmarkEnd w:id="848"/>
+    <w:bookmarkStart w:id="849" w:name="sec-offboarding-checklist"/>
     <w:p>
       <w:pPr>
         <w:pStyle w:val="Heading2"/>
@@ -23175,9 +23287,9 @@
         <w:br w:type="page"/>
       </w:r>
     </w:p>
-    <w:bookmarkEnd w:id="833"/>
-    <w:bookmarkEnd w:id="834"/>
-    <w:bookmarkStart w:id="926" w:name="resources"/>
+    <w:bookmarkEnd w:id="849"/>
+    <w:bookmarkEnd w:id="850"/>
+    <w:bookmarkStart w:id="942" w:name="resources"/>
     <w:p>
       <w:pPr>
         <w:pStyle w:val="Heading1"/>
@@ -23186,7 +23298,7 @@
         <w:t xml:space="preserve">21. Resources</w:t>
       </w:r>
     </w:p>
-    <w:bookmarkStart w:id="865" w:name="resources-for-r"/>
+    <w:bookmarkStart w:id="881" w:name="resources-for-r"/>
     <w:p>
       <w:pPr>
         <w:pStyle w:val="Heading2"/>
@@ -23195,7 +23307,7 @@
         <w:t xml:space="preserve">21.1 Resources for R</w:t>
       </w:r>
     </w:p>
-    <w:bookmarkStart w:id="839" w:name="books-and-comprehensive-guides"/>
+    <w:bookmarkStart w:id="855" w:name="books-and-comprehensive-guides"/>
     <w:p>
       <w:pPr>
         <w:pStyle w:val="Heading3"/>
@@ -23260,7 +23372,7 @@
           <w:numId w:val="1113"/>
         </w:numPr>
       </w:pPr>
-      <w:hyperlink r:id="rId835">
+      <w:hyperlink r:id="rId851">
         <w:r>
           <w:rPr>
             <w:rStyle w:val="Hyperlink"/>
@@ -23379,7 +23491,7 @@
           <w:numId w:val="1113"/>
         </w:numPr>
       </w:pPr>
-      <w:hyperlink r:id="rId836">
+      <w:hyperlink r:id="rId852">
         <w:r>
           <w:rPr>
             <w:rStyle w:val="Hyperlink"/>
@@ -23396,7 +23508,7 @@
       <w:r>
         <w:t xml:space="preserve"> </w:t>
       </w:r>
-      <w:hyperlink r:id="rId837">
+      <w:hyperlink r:id="rId853">
         <w:r>
           <w:rPr>
             <w:rStyle w:val="VerbatimChar"/>
@@ -23416,7 +23528,7 @@
           <w:numId w:val="1113"/>
         </w:numPr>
       </w:pPr>
-      <w:hyperlink r:id="rId838">
+      <w:hyperlink r:id="rId854">
         <w:r>
           <w:rPr>
             <w:rStyle w:val="Hyperlink"/>
@@ -23431,8 +23543,8 @@
         <w:t xml:space="preserve">- email Kristen for access</w:t>
       </w:r>
     </w:p>
-    <w:bookmarkEnd w:id="839"/>
-    <w:bookmarkStart w:id="844" w:name="uc-davis-datalab-workshops-and-tutorials"/>
+    <w:bookmarkEnd w:id="855"/>
+    <w:bookmarkStart w:id="860" w:name="uc-davis-datalab-workshops-and-tutorials"/>
     <w:p>
       <w:pPr>
         <w:pStyle w:val="Heading3"/>
@@ -23451,7 +23563,7 @@
       <w:r>
         <w:t xml:space="preserve"> </w:t>
       </w:r>
-      <w:hyperlink r:id="rId728">
+      <w:hyperlink r:id="rId744">
         <w:r>
           <w:rPr>
             <w:rStyle w:val="Hyperlink"/>
@@ -23474,7 +23586,7 @@
           <w:numId w:val="1114"/>
         </w:numPr>
       </w:pPr>
-      <w:hyperlink r:id="rId840">
+      <w:hyperlink r:id="rId856">
         <w:r>
           <w:rPr>
             <w:rStyle w:val="Hyperlink"/>
@@ -23497,7 +23609,7 @@
           <w:numId w:val="1114"/>
         </w:numPr>
       </w:pPr>
-      <w:hyperlink r:id="rId841">
+      <w:hyperlink r:id="rId857">
         <w:r>
           <w:rPr>
             <w:rStyle w:val="Hyperlink"/>
@@ -23520,7 +23632,7 @@
           <w:numId w:val="1114"/>
         </w:numPr>
       </w:pPr>
-      <w:hyperlink r:id="rId842">
+      <w:hyperlink r:id="rId858">
         <w:r>
           <w:rPr>
             <w:rStyle w:val="Hyperlink"/>
@@ -23543,7 +23655,7 @@
           <w:numId w:val="1114"/>
         </w:numPr>
       </w:pPr>
-      <w:hyperlink r:id="rId843">
+      <w:hyperlink r:id="rId859">
         <w:r>
           <w:rPr>
             <w:rStyle w:val="Hyperlink"/>
@@ -23558,8 +23670,8 @@
         <w:t xml:space="preserve">- setup instructions for data science software</w:t>
       </w:r>
     </w:p>
-    <w:bookmarkEnd w:id="844"/>
-    <w:bookmarkStart w:id="850" w:name="cheat-sheets"/>
+    <w:bookmarkEnd w:id="860"/>
+    <w:bookmarkStart w:id="866" w:name="cheat-sheets"/>
     <w:p>
       <w:pPr>
         <w:pStyle w:val="Heading3"/>
@@ -23576,7 +23688,7 @@
           <w:numId w:val="1115"/>
         </w:numPr>
       </w:pPr>
-      <w:hyperlink r:id="rId845">
+      <w:hyperlink r:id="rId861">
         <w:r>
           <w:rPr>
             <w:rStyle w:val="Hyperlink"/>
@@ -23593,7 +23705,7 @@
           <w:numId w:val="1115"/>
         </w:numPr>
       </w:pPr>
-      <w:hyperlink r:id="rId846">
+      <w:hyperlink r:id="rId862">
         <w:r>
           <w:rPr>
             <w:rStyle w:val="Hyperlink"/>
@@ -23610,7 +23722,7 @@
           <w:numId w:val="1115"/>
         </w:numPr>
       </w:pPr>
-      <w:hyperlink r:id="rId847">
+      <w:hyperlink r:id="rId863">
         <w:r>
           <w:rPr>
             <w:rStyle w:val="Hyperlink"/>
@@ -23627,7 +23739,7 @@
           <w:numId w:val="1115"/>
         </w:numPr>
       </w:pPr>
-      <w:hyperlink r:id="rId848">
+      <w:hyperlink r:id="rId864">
         <w:r>
           <w:rPr>
             <w:rStyle w:val="Hyperlink"/>
@@ -23644,7 +23756,7 @@
           <w:numId w:val="1115"/>
         </w:numPr>
       </w:pPr>
-      <w:hyperlink r:id="rId849">
+      <w:hyperlink r:id="rId865">
         <w:r>
           <w:rPr>
             <w:rStyle w:val="Hyperlink"/>
@@ -23653,8 +23765,8 @@
         </w:r>
       </w:hyperlink>
     </w:p>
-    <w:bookmarkEnd w:id="850"/>
-    <w:bookmarkStart w:id="852" w:name="style-and-best-practices"/>
+    <w:bookmarkEnd w:id="866"/>
+    <w:bookmarkStart w:id="868" w:name="style-and-best-practices"/>
     <w:p>
       <w:pPr>
         <w:pStyle w:val="Heading3"/>
@@ -23671,7 +23783,7 @@
           <w:numId w:val="1116"/>
         </w:numPr>
       </w:pPr>
-      <w:hyperlink r:id="rId851">
+      <w:hyperlink r:id="rId867">
         <w:r>
           <w:rPr>
             <w:rStyle w:val="Hyperlink"/>
@@ -23680,8 +23792,8 @@
         </w:r>
       </w:hyperlink>
     </w:p>
-    <w:bookmarkEnd w:id="852"/>
-    <w:bookmarkStart w:id="853" w:name="data-documentation-and-dictionaries"/>
+    <w:bookmarkEnd w:id="868"/>
+    <w:bookmarkStart w:id="869" w:name="data-documentation-and-dictionaries"/>
     <w:p>
       <w:pPr>
         <w:pStyle w:val="Heading3"/>
@@ -23698,7 +23810,7 @@
           <w:numId w:val="1117"/>
         </w:numPr>
       </w:pPr>
-      <w:hyperlink r:id="rId736">
+      <w:hyperlink r:id="rId752">
         <w:r>
           <w:rPr>
             <w:rStyle w:val="Hyperlink"/>
@@ -23713,8 +23825,8 @@
         <w:t xml:space="preserve">- open specification and CLI tool for creating, validating, and documenting data dictionaries in YAML format</w:t>
       </w:r>
     </w:p>
-    <w:bookmarkEnd w:id="853"/>
-    <w:bookmarkStart w:id="858" w:name="tidy-evaluation-resources"/>
+    <w:bookmarkEnd w:id="869"/>
+    <w:bookmarkStart w:id="874" w:name="tidy-evaluation-resources"/>
     <w:p>
       <w:pPr>
         <w:pStyle w:val="Heading3"/>
@@ -23731,7 +23843,7 @@
           <w:numId w:val="1118"/>
         </w:numPr>
       </w:pPr>
-      <w:hyperlink r:id="rId854">
+      <w:hyperlink r:id="rId870">
         <w:r>
           <w:rPr>
             <w:rStyle w:val="Hyperlink"/>
@@ -23754,7 +23866,7 @@
           <w:numId w:val="1118"/>
         </w:numPr>
       </w:pPr>
-      <w:hyperlink r:id="rId855">
+      <w:hyperlink r:id="rId871">
         <w:r>
           <w:rPr>
             <w:rStyle w:val="Hyperlink"/>
@@ -23777,7 +23889,7 @@
           <w:numId w:val="1118"/>
         </w:numPr>
       </w:pPr>
-      <w:hyperlink r:id="rId856">
+      <w:hyperlink r:id="rId872">
         <w:r>
           <w:rPr>
             <w:rStyle w:val="Hyperlink"/>
@@ -23800,7 +23912,7 @@
           <w:numId w:val="1118"/>
         </w:numPr>
       </w:pPr>
-      <w:hyperlink r:id="rId857">
+      <w:hyperlink r:id="rId873">
         <w:r>
           <w:rPr>
             <w:rStyle w:val="Hyperlink"/>
@@ -23823,7 +23935,7 @@
           <w:numId w:val="1118"/>
         </w:numPr>
       </w:pPr>
-      <w:hyperlink r:id="rId855">
+      <w:hyperlink r:id="rId871">
         <w:r>
           <w:rPr>
             <w:rStyle w:val="Hyperlink"/>
@@ -23838,8 +23950,8 @@
         <w:t xml:space="preserve">(package vignette)</w:t>
       </w:r>
     </w:p>
-    <w:bookmarkEnd w:id="858"/>
-    <w:bookmarkStart w:id="864" w:name="continuous-integration-for-r"/>
+    <w:bookmarkEnd w:id="874"/>
+    <w:bookmarkStart w:id="880" w:name="continuous-integration-for-r"/>
     <w:p>
       <w:pPr>
         <w:pStyle w:val="Heading3"/>
@@ -23856,7 +23968,7 @@
           <w:numId w:val="1119"/>
         </w:numPr>
       </w:pPr>
-      <w:hyperlink r:id="rId859">
+      <w:hyperlink r:id="rId875">
         <w:r>
           <w:rPr>
             <w:rStyle w:val="Hyperlink"/>
@@ -23891,7 +24003,7 @@
           <w:numId w:val="1119"/>
         </w:numPr>
       </w:pPr>
-      <w:hyperlink r:id="rId860">
+      <w:hyperlink r:id="rId876">
         <w:r>
           <w:rPr>
             <w:rStyle w:val="Hyperlink"/>
@@ -23920,7 +24032,7 @@
       <w:r>
         <w:t xml:space="preserve"> </w:t>
       </w:r>
-      <w:hyperlink r:id="rId861">
+      <w:hyperlink r:id="rId877">
         <w:r>
           <w:rPr>
             <w:rStyle w:val="Hyperlink"/>
@@ -23943,7 +24055,7 @@
           <w:numId w:val="1119"/>
         </w:numPr>
       </w:pPr>
-      <w:hyperlink r:id="rId862">
+      <w:hyperlink r:id="rId878">
         <w:r>
           <w:rPr>
             <w:rStyle w:val="Hyperlink"/>
@@ -23984,7 +24096,7 @@
           <w:numId w:val="1119"/>
         </w:numPr>
       </w:pPr>
-      <w:hyperlink r:id="rId863">
+      <w:hyperlink r:id="rId879">
         <w:r>
           <w:rPr>
             <w:rStyle w:val="Hyperlink"/>
@@ -24011,9 +24123,9 @@
         <w:t xml:space="preserve">for testing the Shiny ecosystem across GitHub Actions runner environments</w:t>
       </w:r>
     </w:p>
-    <w:bookmarkEnd w:id="864"/>
-    <w:bookmarkEnd w:id="865"/>
-    <w:bookmarkStart w:id="877" w:name="resources-for-git-github"/>
+    <w:bookmarkEnd w:id="880"/>
+    <w:bookmarkEnd w:id="881"/>
+    <w:bookmarkStart w:id="893" w:name="resources-for-git-github"/>
     <w:p>
       <w:pPr>
         <w:pStyle w:val="Heading2"/>
@@ -24054,7 +24166,7 @@
           <w:numId w:val="1120"/>
         </w:numPr>
       </w:pPr>
-      <w:hyperlink r:id="rId866">
+      <w:hyperlink r:id="rId882">
         <w:r>
           <w:rPr>
             <w:rStyle w:val="Hyperlink"/>
@@ -24083,7 +24195,7 @@
           <w:numId w:val="1120"/>
         </w:numPr>
       </w:pPr>
-      <w:hyperlink r:id="rId867">
+      <w:hyperlink r:id="rId883">
         <w:r>
           <w:rPr>
             <w:rStyle w:val="Hyperlink"/>
@@ -24100,7 +24212,7 @@
           <w:numId w:val="1120"/>
         </w:numPr>
       </w:pPr>
-      <w:hyperlink r:id="rId868">
+      <w:hyperlink r:id="rId884">
         <w:r>
           <w:rPr>
             <w:rStyle w:val="Hyperlink"/>
@@ -24123,7 +24235,7 @@
           <w:numId w:val="1120"/>
         </w:numPr>
       </w:pPr>
-      <w:hyperlink r:id="rId869">
+      <w:hyperlink r:id="rId885">
         <w:r>
           <w:rPr>
             <w:rStyle w:val="Hyperlink"/>
@@ -24140,7 +24252,7 @@
       <w:r>
         <w:t xml:space="preserve"> </w:t>
       </w:r>
-      <w:hyperlink r:id="rId870">
+      <w:hyperlink r:id="rId886">
         <w:r>
           <w:rPr>
             <w:rStyle w:val="Hyperlink"/>
@@ -24163,7 +24275,7 @@
           <w:numId w:val="1120"/>
         </w:numPr>
       </w:pPr>
-      <w:hyperlink r:id="rId871">
+      <w:hyperlink r:id="rId887">
         <w:r>
           <w:rPr>
             <w:rStyle w:val="Hyperlink"/>
@@ -24186,7 +24298,7 @@
           <w:numId w:val="1120"/>
         </w:numPr>
       </w:pPr>
-      <w:hyperlink r:id="rId872">
+      <w:hyperlink r:id="rId888">
         <w:r>
           <w:rPr>
             <w:rStyle w:val="Hyperlink"/>
@@ -24215,7 +24327,7 @@
           <w:numId w:val="1120"/>
         </w:numPr>
       </w:pPr>
-      <w:hyperlink r:id="rId873">
+      <w:hyperlink r:id="rId889">
         <w:r>
           <w:rPr>
             <w:rStyle w:val="Hyperlink"/>
@@ -24244,7 +24356,7 @@
           <w:numId w:val="1120"/>
         </w:numPr>
       </w:pPr>
-      <w:hyperlink r:id="rId874">
+      <w:hyperlink r:id="rId890">
         <w:r>
           <w:rPr>
             <w:rStyle w:val="Hyperlink"/>
@@ -24273,7 +24385,7 @@
       <w:r>
         <w:t xml:space="preserve"> </w:t>
       </w:r>
-      <w:hyperlink r:id="rId875">
+      <w:hyperlink r:id="rId891">
         <w:r>
           <w:rPr>
             <w:rStyle w:val="Hyperlink"/>
@@ -24290,7 +24402,7 @@
       <w:r>
         <w:t xml:space="preserve"> </w:t>
       </w:r>
-      <w:hyperlink r:id="rId876">
+      <w:hyperlink r:id="rId892">
         <w:r>
           <w:rPr>
             <w:rStyle w:val="Hyperlink"/>
@@ -24302,8 +24414,8 @@
         <w:t xml:space="preserve">)</w:t>
       </w:r>
     </w:p>
-    <w:bookmarkEnd w:id="877"/>
-    <w:bookmarkStart w:id="880" w:name="practical-computing-and-command-line"/>
+    <w:bookmarkEnd w:id="893"/>
+    <w:bookmarkStart w:id="896" w:name="practical-computing-and-command-line"/>
     <w:p>
       <w:pPr>
         <w:pStyle w:val="Heading2"/>
@@ -24320,7 +24432,7 @@
           <w:numId w:val="1121"/>
         </w:numPr>
       </w:pPr>
-      <w:hyperlink r:id="rId878">
+      <w:hyperlink r:id="rId894">
         <w:r>
           <w:rPr>
             <w:rStyle w:val="Hyperlink"/>
@@ -24358,7 +24470,7 @@
       <w:r>
         <w:t xml:space="preserve">(</w:t>
       </w:r>
-      <w:hyperlink r:id="rId879">
+      <w:hyperlink r:id="rId895">
         <w:r>
           <w:rPr>
             <w:rStyle w:val="Hyperlink"/>
@@ -24370,8 +24482,8 @@
         <w:t xml:space="preserve">)</w:t>
       </w:r>
     </w:p>
-    <w:bookmarkEnd w:id="880"/>
-    <w:bookmarkStart w:id="884" w:name="resources-for-python"/>
+    <w:bookmarkEnd w:id="896"/>
+    <w:bookmarkStart w:id="900" w:name="resources-for-python"/>
     <w:p>
       <w:pPr>
         <w:pStyle w:val="Heading2"/>
@@ -24388,7 +24500,7 @@
           <w:numId w:val="1122"/>
         </w:numPr>
       </w:pPr>
-      <w:hyperlink r:id="rId881">
+      <w:hyperlink r:id="rId897">
         <w:r>
           <w:rPr>
             <w:rStyle w:val="Hyperlink"/>
@@ -24411,7 +24523,7 @@
           <w:numId w:val="1122"/>
         </w:numPr>
       </w:pPr>
-      <w:hyperlink r:id="rId882">
+      <w:hyperlink r:id="rId898">
         <w:r>
           <w:rPr>
             <w:rStyle w:val="Hyperlink"/>
@@ -24434,7 +24546,7 @@
           <w:numId w:val="1122"/>
         </w:numPr>
       </w:pPr>
-      <w:hyperlink r:id="rId883">
+      <w:hyperlink r:id="rId899">
         <w:r>
           <w:rPr>
             <w:rStyle w:val="Hyperlink"/>
@@ -24467,8 +24579,8 @@
         <w:t xml:space="preserve">and strategies for sharing executed notebooks</w:t>
       </w:r>
     </w:p>
-    <w:bookmarkEnd w:id="884"/>
-    <w:bookmarkStart w:id="886" w:name="resources-for-julia"/>
+    <w:bookmarkEnd w:id="900"/>
+    <w:bookmarkStart w:id="902" w:name="resources-for-julia"/>
     <w:p>
       <w:pPr>
         <w:pStyle w:val="Heading2"/>
@@ -24485,7 +24597,7 @@
           <w:numId w:val="1123"/>
         </w:numPr>
       </w:pPr>
-      <w:hyperlink r:id="rId885">
+      <w:hyperlink r:id="rId901">
         <w:r>
           <w:rPr>
             <w:rStyle w:val="Hyperlink"/>
@@ -24500,8 +24612,8 @@
         <w:t xml:space="preserve">- foundational Julia programming</w:t>
       </w:r>
     </w:p>
-    <w:bookmarkEnd w:id="886"/>
-    <w:bookmarkStart w:id="889" w:name="artificial-intelligence-coding-agents"/>
+    <w:bookmarkEnd w:id="902"/>
+    <w:bookmarkStart w:id="905" w:name="artificial-intelligence-coding-agents"/>
     <w:p>
       <w:pPr>
         <w:pStyle w:val="Heading2"/>
@@ -24518,7 +24630,7 @@
           <w:numId w:val="1124"/>
         </w:numPr>
       </w:pPr>
-      <w:hyperlink r:id="rId793">
+      <w:hyperlink r:id="rId809">
         <w:r>
           <w:rPr>
             <w:rStyle w:val="Hyperlink"/>
@@ -24547,7 +24659,7 @@
           <w:numId w:val="1124"/>
         </w:numPr>
       </w:pPr>
-      <w:hyperlink r:id="rId887">
+      <w:hyperlink r:id="rId903">
         <w:r>
           <w:rPr>
             <w:rStyle w:val="Hyperlink"/>
@@ -24576,7 +24688,7 @@
           <w:numId w:val="1124"/>
         </w:numPr>
       </w:pPr>
-      <w:hyperlink r:id="rId888">
+      <w:hyperlink r:id="rId904">
         <w:r>
           <w:rPr>
             <w:rStyle w:val="VerbatimChar"/>
@@ -24597,8 +24709,8 @@
         <w:t xml:space="preserve">providing a unified LLM API, interactive TUI, and terminal coding agent CLI</w:t>
       </w:r>
     </w:p>
-    <w:bookmarkEnd w:id="889"/>
-    <w:bookmarkStart w:id="891" w:name="scientific-figures"/>
+    <w:bookmarkEnd w:id="905"/>
+    <w:bookmarkStart w:id="907" w:name="scientific-figures"/>
     <w:p>
       <w:pPr>
         <w:pStyle w:val="Heading2"/>
@@ -24633,7 +24745,7 @@
           <w:numId w:val="1125"/>
         </w:numPr>
       </w:pPr>
-      <w:hyperlink r:id="rId890">
+      <w:hyperlink r:id="rId906">
         <w:r>
           <w:rPr>
             <w:rStyle w:val="Hyperlink"/>
@@ -24654,8 +24766,8 @@
         <w:t xml:space="preserve">with sidenotes, typography, and tight integration of graphics with text</w:t>
       </w:r>
     </w:p>
-    <w:bookmarkEnd w:id="891"/>
-    <w:bookmarkStart w:id="895" w:name="writing"/>
+    <w:bookmarkEnd w:id="907"/>
+    <w:bookmarkStart w:id="911" w:name="writing"/>
     <w:p>
       <w:pPr>
         <w:pStyle w:val="Heading2"/>
@@ -24726,7 +24838,7 @@
           <w:numId w:val="1126"/>
         </w:numPr>
       </w:pPr>
-      <w:hyperlink r:id="rId892">
+      <w:hyperlink r:id="rId908">
         <w:r>
           <w:rPr>
             <w:rStyle w:val="Hyperlink"/>
@@ -24743,7 +24855,7 @@
           <w:numId w:val="1126"/>
         </w:numPr>
       </w:pPr>
-      <w:hyperlink r:id="rId893">
+      <w:hyperlink r:id="rId909">
         <w:r>
           <w:rPr>
             <w:rStyle w:val="Hyperlink"/>
@@ -24766,7 +24878,7 @@
           <w:numId w:val="1126"/>
         </w:numPr>
       </w:pPr>
-      <w:hyperlink r:id="rId894">
+      <w:hyperlink r:id="rId910">
         <w:r>
           <w:rPr>
             <w:rStyle w:val="Hyperlink"/>
@@ -24775,8 +24887,8 @@
         </w:r>
       </w:hyperlink>
     </w:p>
-    <w:bookmarkEnd w:id="895"/>
-    <w:bookmarkStart w:id="899" w:name="presentations"/>
+    <w:bookmarkEnd w:id="911"/>
+    <w:bookmarkStart w:id="915" w:name="presentations"/>
     <w:p>
       <w:pPr>
         <w:pStyle w:val="Heading2"/>
@@ -24811,7 +24923,7 @@
           <w:numId w:val="1127"/>
         </w:numPr>
       </w:pPr>
-      <w:hyperlink r:id="rId896">
+      <w:hyperlink r:id="rId912">
         <w:r>
           <w:rPr>
             <w:rStyle w:val="Hyperlink"/>
@@ -24828,7 +24940,7 @@
           <w:numId w:val="1127"/>
         </w:numPr>
       </w:pPr>
-      <w:hyperlink r:id="rId897">
+      <w:hyperlink r:id="rId913">
         <w:r>
           <w:rPr>
             <w:rStyle w:val="Hyperlink"/>
@@ -24845,7 +24957,7 @@
           <w:numId w:val="1127"/>
         </w:numPr>
       </w:pPr>
-      <w:hyperlink r:id="rId898">
+      <w:hyperlink r:id="rId914">
         <w:r>
           <w:rPr>
             <w:rStyle w:val="Hyperlink"/>
@@ -24854,8 +24966,8 @@
         </w:r>
       </w:hyperlink>
     </w:p>
-    <w:bookmarkEnd w:id="899"/>
-    <w:bookmarkStart w:id="902" w:name="professional-advice"/>
+    <w:bookmarkEnd w:id="915"/>
+    <w:bookmarkStart w:id="918" w:name="professional-advice"/>
     <w:p>
       <w:pPr>
         <w:pStyle w:val="Heading2"/>
@@ -24872,7 +24984,7 @@
           <w:numId w:val="1128"/>
         </w:numPr>
       </w:pPr>
-      <w:hyperlink r:id="rId900">
+      <w:hyperlink r:id="rId916">
         <w:r>
           <w:rPr>
             <w:rStyle w:val="Hyperlink"/>
@@ -24889,7 +25001,7 @@
           <w:numId w:val="1128"/>
         </w:numPr>
       </w:pPr>
-      <w:hyperlink r:id="rId901">
+      <w:hyperlink r:id="rId917">
         <w:r>
           <w:rPr>
             <w:rStyle w:val="Hyperlink"/>
@@ -24898,8 +25010,8 @@
         </w:r>
       </w:hyperlink>
     </w:p>
-    <w:bookmarkEnd w:id="902"/>
-    <w:bookmarkStart w:id="905" w:name="funding"/>
+    <w:bookmarkEnd w:id="918"/>
+    <w:bookmarkStart w:id="921" w:name="funding"/>
     <w:p>
       <w:pPr>
         <w:pStyle w:val="Heading2"/>
@@ -24916,7 +25028,7 @@
           <w:numId w:val="1129"/>
         </w:numPr>
       </w:pPr>
-      <w:hyperlink r:id="rId903">
+      <w:hyperlink r:id="rId919">
         <w:r>
           <w:rPr>
             <w:rStyle w:val="Hyperlink"/>
@@ -24933,7 +25045,7 @@
           <w:numId w:val="1129"/>
         </w:numPr>
       </w:pPr>
-      <w:hyperlink r:id="rId904">
+      <w:hyperlink r:id="rId920">
         <w:r>
           <w:rPr>
             <w:rStyle w:val="Hyperlink"/>
@@ -24942,8 +25054,8 @@
         </w:r>
       </w:hyperlink>
     </w:p>
-    <w:bookmarkEnd w:id="905"/>
-    <w:bookmarkStart w:id="908" w:name="ethics-and-global-health-research"/>
+    <w:bookmarkEnd w:id="921"/>
+    <w:bookmarkStart w:id="924" w:name="ethics-and-global-health-research"/>
     <w:p>
       <w:pPr>
         <w:pStyle w:val="Heading2"/>
@@ -24960,7 +25072,7 @@
           <w:numId w:val="1130"/>
         </w:numPr>
       </w:pPr>
-      <w:hyperlink r:id="rId906">
+      <w:hyperlink r:id="rId922">
         <w:r>
           <w:rPr>
             <w:rStyle w:val="Hyperlink"/>
@@ -25004,7 +25116,7 @@
           <w:numId w:val="1130"/>
         </w:numPr>
       </w:pPr>
-      <w:hyperlink r:id="rId907">
+      <w:hyperlink r:id="rId923">
         <w:r>
           <w:rPr>
             <w:rStyle w:val="Hyperlink"/>
@@ -25013,8 +25125,8 @@
         </w:r>
       </w:hyperlink>
     </w:p>
-    <w:bookmarkEnd w:id="908"/>
-    <w:bookmarkStart w:id="912" w:name="X951a5c013bfaeeb3379a0aa152a80b856716558"/>
+    <w:bookmarkEnd w:id="924"/>
+    <w:bookmarkStart w:id="928" w:name="X951a5c013bfaeeb3379a0aa152a80b856716558"/>
     <w:p>
       <w:pPr>
         <w:pStyle w:val="Heading2"/>
@@ -25031,7 +25143,7 @@
           <w:numId w:val="1131"/>
         </w:numPr>
       </w:pPr>
-      <w:hyperlink r:id="rId909">
+      <w:hyperlink r:id="rId925">
         <w:r>
           <w:rPr>
             <w:rStyle w:val="Hyperlink"/>
@@ -25054,7 +25166,7 @@
       <w:r>
         <w:t xml:space="preserve"> </w:t>
       </w:r>
-      <w:hyperlink r:id="rId910">
+      <w:hyperlink r:id="rId926">
         <w:r>
           <w:rPr>
             <w:rStyle w:val="Hyperlink"/>
@@ -25095,7 +25207,7 @@
           <w:numId w:val="1131"/>
         </w:numPr>
       </w:pPr>
-      <w:hyperlink r:id="rId911">
+      <w:hyperlink r:id="rId927">
         <w:r>
           <w:rPr>
             <w:rStyle w:val="Hyperlink"/>
@@ -25134,8 +25246,8 @@
         <w:t xml:space="preserve">and shared open tooling.</w:t>
       </w:r>
     </w:p>
-    <w:bookmarkEnd w:id="912"/>
-    <w:bookmarkStart w:id="923" w:name="comparable-lab-manuals"/>
+    <w:bookmarkEnd w:id="928"/>
+    <w:bookmarkStart w:id="939" w:name="comparable-lab-manuals"/>
     <w:p>
       <w:pPr>
         <w:pStyle w:val="Heading2"/>
@@ -25172,7 +25284,7 @@
           <w:numId w:val="1132"/>
         </w:numPr>
       </w:pPr>
-      <w:hyperlink r:id="rId913">
+      <w:hyperlink r:id="rId929">
         <w:r>
           <w:rPr>
             <w:rStyle w:val="Hyperlink"/>
@@ -25186,7 +25298,7 @@
       <w:r>
         <w:t xml:space="preserve">(</w:t>
       </w:r>
-      <w:hyperlink r:id="rId914">
+      <w:hyperlink r:id="rId930">
         <w:r>
           <w:rPr>
             <w:rStyle w:val="Hyperlink"/>
@@ -25230,7 +25342,7 @@
           <w:numId w:val="1132"/>
         </w:numPr>
       </w:pPr>
-      <w:hyperlink r:id="rId915">
+      <w:hyperlink r:id="rId931">
         <w:r>
           <w:rPr>
             <w:rStyle w:val="Hyperlink"/>
@@ -25244,7 +25356,7 @@
       <w:r>
         <w:t xml:space="preserve">(</w:t>
       </w:r>
-      <w:hyperlink r:id="rId916">
+      <w:hyperlink r:id="rId932">
         <w:r>
           <w:rPr>
             <w:rStyle w:val="Hyperlink"/>
@@ -25288,7 +25400,7 @@
           <w:numId w:val="1132"/>
         </w:numPr>
       </w:pPr>
-      <w:hyperlink r:id="rId917">
+      <w:hyperlink r:id="rId933">
         <w:r>
           <w:rPr>
             <w:rStyle w:val="Hyperlink"/>
@@ -25302,7 +25414,7 @@
       <w:r>
         <w:t xml:space="preserve">(</w:t>
       </w:r>
-      <w:hyperlink r:id="rId918">
+      <w:hyperlink r:id="rId934">
         <w:r>
           <w:rPr>
             <w:rStyle w:val="Hyperlink"/>
@@ -25340,7 +25452,7 @@
           <w:numId w:val="1132"/>
         </w:numPr>
       </w:pPr>
-      <w:hyperlink r:id="rId919">
+      <w:hyperlink r:id="rId935">
         <w:r>
           <w:rPr>
             <w:rStyle w:val="Hyperlink"/>
@@ -25354,7 +25466,7 @@
       <w:r>
         <w:t xml:space="preserve">(</w:t>
       </w:r>
-      <w:hyperlink r:id="rId920">
+      <w:hyperlink r:id="rId936">
         <w:r>
           <w:rPr>
             <w:rStyle w:val="Hyperlink"/>
@@ -25404,7 +25516,7 @@
           <w:numId w:val="1132"/>
         </w:numPr>
       </w:pPr>
-      <w:hyperlink r:id="rId921">
+      <w:hyperlink r:id="rId937">
         <w:r>
           <w:rPr>
             <w:rStyle w:val="Hyperlink"/>
@@ -25418,7 +25530,7 @@
       <w:r>
         <w:t xml:space="preserve">(</w:t>
       </w:r>
-      <w:hyperlink r:id="rId922">
+      <w:hyperlink r:id="rId938">
         <w:r>
           <w:rPr>
             <w:rStyle w:val="Hyperlink"/>
@@ -25448,8 +25560,8 @@
         <w:t xml:space="preserve">and curated reading lists organized by career stage.</w:t>
       </w:r>
     </w:p>
-    <w:bookmarkEnd w:id="923"/>
-    <w:bookmarkStart w:id="925" w:name="sec-reading-watching-list"/>
+    <w:bookmarkEnd w:id="939"/>
+    <w:bookmarkStart w:id="941" w:name="sec-reading-watching-list"/>
     <w:p>
       <w:pPr>
         <w:pStyle w:val="Heading2"/>
@@ -25466,7 +25578,7 @@
           <w:numId w:val="1133"/>
         </w:numPr>
       </w:pPr>
-      <w:hyperlink r:id="rId924">
+      <w:hyperlink r:id="rId940">
         <w:r>
           <w:rPr>
             <w:rStyle w:val="Hyperlink"/>
@@ -25506,9 +25618,9 @@
         <w:br w:type="page"/>
       </w:r>
     </w:p>
-    <w:bookmarkEnd w:id="925"/>
-    <w:bookmarkEnd w:id="926"/>
-    <w:bookmarkStart w:id="961" w:name="professional-development"/>
+    <w:bookmarkEnd w:id="941"/>
+    <w:bookmarkEnd w:id="942"/>
+    <w:bookmarkStart w:id="977" w:name="professional-development"/>
     <w:p>
       <w:pPr>
         <w:pStyle w:val="Heading1"/>
@@ -25517,7 +25629,7 @@
         <w:t xml:space="preserve">22. Professional Development</w:t>
       </w:r>
     </w:p>
-    <w:bookmarkStart w:id="927" w:name="mentoring-philosophy"/>
+    <w:bookmarkStart w:id="943" w:name="mentoring-philosophy"/>
     <w:p>
       <w:pPr>
         <w:pStyle w:val="Heading2"/>
@@ -25594,8 +25706,8 @@
         <w:t xml:space="preserve">Support for both research and career development</w:t>
       </w:r>
     </w:p>
-    <w:bookmarkEnd w:id="927"/>
-    <w:bookmarkStart w:id="930" w:name="individual-development-plans"/>
+    <w:bookmarkEnd w:id="943"/>
+    <w:bookmarkStart w:id="946" w:name="individual-development-plans"/>
     <w:p>
       <w:pPr>
         <w:pStyle w:val="Heading2"/>
@@ -25688,7 +25800,7 @@
           <w:numId w:val="1136"/>
         </w:numPr>
       </w:pPr>
-      <w:hyperlink r:id="rId928">
+      <w:hyperlink r:id="rId944">
         <w:r>
           <w:rPr>
             <w:rStyle w:val="Hyperlink"/>
@@ -25705,7 +25817,7 @@
           <w:numId w:val="1136"/>
         </w:numPr>
       </w:pPr>
-      <w:hyperlink r:id="rId929">
+      <w:hyperlink r:id="rId945">
         <w:r>
           <w:rPr>
             <w:rStyle w:val="Hyperlink"/>
@@ -25714,8 +25826,8 @@
         </w:r>
       </w:hyperlink>
     </w:p>
-    <w:bookmarkEnd w:id="930"/>
-    <w:bookmarkStart w:id="935" w:name="sec-hidden-curriculum"/>
+    <w:bookmarkEnd w:id="946"/>
+    <w:bookmarkStart w:id="951" w:name="sec-hidden-curriculum"/>
     <w:p>
       <w:pPr>
         <w:pStyle w:val="Heading2"/>
@@ -25780,7 +25892,7 @@
         <w:t xml:space="preserve">to academic opportunities for scholars from all backgrounds.</w:t>
       </w:r>
     </w:p>
-    <w:bookmarkStart w:id="931" w:name="sec-managing-up"/>
+    <w:bookmarkStart w:id="947" w:name="sec-managing-up"/>
     <w:p>
       <w:pPr>
         <w:pStyle w:val="Heading3"/>
@@ -25896,8 +26008,8 @@
         <w:t xml:space="preserve">No single mentor can meet all training, professional, and personal needs.</w:t>
       </w:r>
     </w:p>
-    <w:bookmarkEnd w:id="931"/>
-    <w:bookmarkStart w:id="932" w:name="sec-imposter-feelings"/>
+    <w:bookmarkEnd w:id="947"/>
+    <w:bookmarkStart w:id="948" w:name="sec-imposter-feelings"/>
     <w:p>
       <w:pPr>
         <w:pStyle w:val="Heading3"/>
@@ -26025,8 +26137,8 @@
         <w:t xml:space="preserve">Seek out campus health and counseling resources when facing persistent stress.</w:t>
       </w:r>
     </w:p>
-    <w:bookmarkEnd w:id="932"/>
-    <w:bookmarkStart w:id="933" w:name="sec-demystifying-publishing"/>
+    <w:bookmarkEnd w:id="948"/>
+    <w:bookmarkStart w:id="949" w:name="sec-demystifying-publishing"/>
     <w:p>
       <w:pPr>
         <w:pStyle w:val="Heading3"/>
@@ -26156,8 +26268,8 @@
         <w:t xml:space="preserve">and contribution roles early in every project and revisit them regularly.</w:t>
       </w:r>
     </w:p>
-    <w:bookmarkEnd w:id="933"/>
-    <w:bookmarkStart w:id="934" w:name="sec-strategic-networking"/>
+    <w:bookmarkEnd w:id="949"/>
+    <w:bookmarkStart w:id="950" w:name="sec-strategic-networking"/>
     <w:p>
       <w:pPr>
         <w:pStyle w:val="Heading3"/>
@@ -26255,9 +26367,9 @@
         <w:t xml:space="preserve">reviewers, and lifelong allies.</w:t>
       </w:r>
     </w:p>
-    <w:bookmarkEnd w:id="934"/>
-    <w:bookmarkEnd w:id="935"/>
-    <w:bookmarkStart w:id="941" w:name="presentations-and-conferences"/>
+    <w:bookmarkEnd w:id="950"/>
+    <w:bookmarkEnd w:id="951"/>
+    <w:bookmarkStart w:id="957" w:name="presentations-and-conferences"/>
     <w:p>
       <w:pPr>
         <w:pStyle w:val="Heading2"/>
@@ -26324,7 +26436,7 @@
       <w:r>
         <w:t xml:space="preserve"> </w:t>
       </w:r>
-      <w:hyperlink r:id="rId936">
+      <w:hyperlink r:id="rId952">
         <w:r>
           <w:rPr>
             <w:rStyle w:val="Hyperlink"/>
@@ -26351,7 +26463,7 @@
         <w:t xml:space="preserve">Funding for conferences depends on availability and should be discussed in advance</w:t>
       </w:r>
     </w:p>
-    <w:bookmarkStart w:id="937" w:name="sec-slide-deck-guidelines"/>
+    <w:bookmarkStart w:id="953" w:name="sec-slide-deck-guidelines"/>
     <w:p>
       <w:pPr>
         <w:pStyle w:val="Heading3"/>
@@ -26610,8 +26722,8 @@
         <w:t xml:space="preserve">from the back of a large room or on low-resolution projector displays.</w:t>
       </w:r>
     </w:p>
-    <w:bookmarkEnd w:id="937"/>
-    <w:bookmarkStart w:id="940" w:name="sec-presentation-resources"/>
+    <w:bookmarkEnd w:id="953"/>
+    <w:bookmarkStart w:id="956" w:name="sec-presentation-resources"/>
     <w:p>
       <w:pPr>
         <w:pStyle w:val="Heading3"/>
@@ -26628,7 +26740,7 @@
           <w:numId w:val="1143"/>
         </w:numPr>
       </w:pPr>
-      <w:hyperlink r:id="rId938">
+      <w:hyperlink r:id="rId954">
         <w:r>
           <w:rPr>
             <w:rStyle w:val="Hyperlink"/>
@@ -26645,7 +26757,7 @@
           <w:numId w:val="1143"/>
         </w:numPr>
       </w:pPr>
-      <w:hyperlink r:id="rId896">
+      <w:hyperlink r:id="rId912">
         <w:r>
           <w:rPr>
             <w:rStyle w:val="Hyperlink"/>
@@ -26662,7 +26774,7 @@
           <w:numId w:val="1143"/>
         </w:numPr>
       </w:pPr>
-      <w:hyperlink r:id="rId939">
+      <w:hyperlink r:id="rId955">
         <w:r>
           <w:rPr>
             <w:rStyle w:val="Hyperlink"/>
@@ -26679,7 +26791,7 @@
           <w:numId w:val="1143"/>
         </w:numPr>
       </w:pPr>
-      <w:hyperlink r:id="rId898">
+      <w:hyperlink r:id="rId914">
         <w:r>
           <w:rPr>
             <w:rStyle w:val="Hyperlink"/>
@@ -26688,9 +26800,9 @@
         </w:r>
       </w:hyperlink>
     </w:p>
-    <w:bookmarkEnd w:id="940"/>
-    <w:bookmarkEnd w:id="941"/>
-    <w:bookmarkStart w:id="945" w:name="scientific-figures-1"/>
+    <w:bookmarkEnd w:id="956"/>
+    <w:bookmarkEnd w:id="957"/>
+    <w:bookmarkStart w:id="961" w:name="scientific-figures-1"/>
     <w:p>
       <w:pPr>
         <w:pStyle w:val="Heading2"/>
@@ -26769,7 +26881,7 @@
       <w:r>
         <w:t xml:space="preserve"> </w:t>
       </w:r>
-      <w:hyperlink r:id="rId942">
+      <w:hyperlink r:id="rId958">
         <w:r>
           <w:rPr>
             <w:rStyle w:val="Hyperlink"/>
@@ -26786,7 +26898,7 @@
       <w:r>
         <w:t xml:space="preserve"> </w:t>
       </w:r>
-      <w:hyperlink r:id="rId943">
+      <w:hyperlink r:id="rId959">
         <w:r>
           <w:rPr>
             <w:rStyle w:val="Hyperlink"/>
@@ -26866,7 +26978,7 @@
           <w:numId w:val="1145"/>
         </w:numPr>
       </w:pPr>
-      <w:hyperlink r:id="rId944">
+      <w:hyperlink r:id="rId960">
         <w:r>
           <w:rPr>
             <w:rStyle w:val="Hyperlink"/>
@@ -26875,8 +26987,8 @@
         </w:r>
       </w:hyperlink>
     </w:p>
-    <w:bookmarkEnd w:id="945"/>
-    <w:bookmarkStart w:id="947" w:name="grant-writing"/>
+    <w:bookmarkEnd w:id="961"/>
+    <w:bookmarkStart w:id="963" w:name="grant-writing"/>
     <w:p>
       <w:pPr>
         <w:pStyle w:val="Heading2"/>
@@ -26953,7 +27065,7 @@
           <w:numId w:val="1147"/>
         </w:numPr>
       </w:pPr>
-      <w:hyperlink r:id="rId903">
+      <w:hyperlink r:id="rId919">
         <w:r>
           <w:rPr>
             <w:rStyle w:val="Hyperlink"/>
@@ -26970,7 +27082,7 @@
           <w:numId w:val="1147"/>
         </w:numPr>
       </w:pPr>
-      <w:hyperlink r:id="rId946">
+      <w:hyperlink r:id="rId962">
         <w:r>
           <w:rPr>
             <w:rStyle w:val="Hyperlink"/>
@@ -26987,7 +27099,7 @@
           <w:numId w:val="1147"/>
         </w:numPr>
       </w:pPr>
-      <w:hyperlink r:id="rId904">
+      <w:hyperlink r:id="rId920">
         <w:r>
           <w:rPr>
             <w:rStyle w:val="Hyperlink"/>
@@ -26996,8 +27108,8 @@
         </w:r>
       </w:hyperlink>
     </w:p>
-    <w:bookmarkEnd w:id="947"/>
-    <w:bookmarkStart w:id="958" w:name="sec-dissertation-requirements"/>
+    <w:bookmarkEnd w:id="963"/>
+    <w:bookmarkStart w:id="974" w:name="sec-dissertation-requirements"/>
     <w:p>
       <w:pPr>
         <w:pStyle w:val="Heading2"/>
@@ -27026,7 +27138,7 @@
         <w:t xml:space="preserve">but it doesn’t need to be your magnum opus.</w:t>
       </w:r>
     </w:p>
-    <w:bookmarkStart w:id="948" w:name="review-previous-dissertations"/>
+    <w:bookmarkStart w:id="964" w:name="review-previous-dissertations"/>
     <w:p>
       <w:pPr>
         <w:pStyle w:val="Heading3"/>
@@ -27117,8 +27229,8 @@
         <w:t xml:space="preserve">making it easy to access recent examples from your program.</w:t>
       </w:r>
     </w:p>
-    <w:bookmarkEnd w:id="948"/>
-    <w:bookmarkStart w:id="949" w:name="publication-requirements"/>
+    <w:bookmarkEnd w:id="964"/>
+    <w:bookmarkStart w:id="965" w:name="publication-requirements"/>
     <w:p>
       <w:pPr>
         <w:pStyle w:val="Heading3"/>
@@ -27221,8 +27333,8 @@
         <w:t xml:space="preserve">Readiness for an academic or research career</w:t>
       </w:r>
     </w:p>
-    <w:bookmarkEnd w:id="949"/>
-    <w:bookmarkStart w:id="950" w:name="external-validation-and-fast-tracking"/>
+    <w:bookmarkEnd w:id="965"/>
+    <w:bookmarkStart w:id="966" w:name="external-validation-and-fast-tracking"/>
     <w:p>
       <w:pPr>
         <w:pStyle w:val="Heading3"/>
@@ -27301,8 +27413,8 @@
         <w:t xml:space="preserve">or nonprofit sectors.</w:t>
       </w:r>
     </w:p>
-    <w:bookmarkEnd w:id="950"/>
-    <w:bookmarkStart w:id="954" w:name="Xf7e5f1b0b64a3c55df6fef626e920eee1335225"/>
+    <w:bookmarkEnd w:id="966"/>
+    <w:bookmarkStart w:id="970" w:name="Xf7e5f1b0b64a3c55df6fef626e920eee1335225"/>
     <w:p>
       <w:pPr>
         <w:pStyle w:val="Heading3"/>
@@ -27321,7 +27433,7 @@
       <w:r>
         <w:t xml:space="preserve"> </w:t>
       </w:r>
-      <w:hyperlink r:id="rId951">
+      <w:hyperlink r:id="rId967">
         <w:r>
           <w:rPr>
             <w:rStyle w:val="Hyperlink"/>
@@ -27344,7 +27456,7 @@
       <w:r>
         <w:t xml:space="preserve"> </w:t>
       </w:r>
-      <w:hyperlink r:id="rId952">
+      <w:hyperlink r:id="rId968">
         <w:r>
           <w:rPr>
             <w:rStyle w:val="Hyperlink"/>
@@ -27364,7 +27476,7 @@
       <w:r>
         <w:t xml:space="preserve"> </w:t>
       </w:r>
-      <w:hyperlink r:id="rId953">
+      <w:hyperlink r:id="rId969">
         <w:r>
           <w:rPr>
             <w:rStyle w:val="Hyperlink"/>
@@ -27489,8 +27601,8 @@
         <w:t xml:space="preserve">It just needs to constitute incremental progress in your field</w:t>
       </w:r>
     </w:p>
-    <w:bookmarkEnd w:id="954"/>
-    <w:bookmarkStart w:id="955" w:name="setting-realistic-expectations"/>
+    <w:bookmarkEnd w:id="970"/>
+    <w:bookmarkStart w:id="971" w:name="setting-realistic-expectations"/>
     <w:p>
       <w:pPr>
         <w:pStyle w:val="Heading3"/>
@@ -27605,8 +27717,8 @@
         <w:t xml:space="preserve">no less.</w:t>
       </w:r>
     </w:p>
-    <w:bookmarkEnd w:id="955"/>
-    <w:bookmarkStart w:id="957" w:name="resources-1"/>
+    <w:bookmarkEnd w:id="971"/>
+    <w:bookmarkStart w:id="973" w:name="resources-1"/>
     <w:p>
       <w:pPr>
         <w:pStyle w:val="Heading3"/>
@@ -27635,7 +27747,7 @@
           <w:numId w:val="1152"/>
         </w:numPr>
       </w:pPr>
-      <w:hyperlink r:id="rId956">
+      <w:hyperlink r:id="rId972">
         <w:r>
           <w:rPr>
             <w:rStyle w:val="Hyperlink"/>
@@ -27650,9 +27762,9 @@
         <w:t xml:space="preserve">- Quarto extension for creating masters or PhD theses with professional LaTeX formatting</w:t>
       </w:r>
     </w:p>
-    <w:bookmarkEnd w:id="957"/>
-    <w:bookmarkEnd w:id="958"/>
-    <w:bookmarkStart w:id="959" w:name="teaching-and-outreach"/>
+    <w:bookmarkEnd w:id="973"/>
+    <w:bookmarkEnd w:id="974"/>
+    <w:bookmarkStart w:id="975" w:name="teaching-and-outreach"/>
     <w:p>
       <w:pPr>
         <w:pStyle w:val="Heading2"/>
@@ -27715,7 +27827,7 @@
       <w:r>
         <w:t xml:space="preserve"> </w:t>
       </w:r>
-      <w:hyperlink r:id="rId728">
+      <w:hyperlink r:id="rId744">
         <w:r>
           <w:rPr>
             <w:rStyle w:val="Hyperlink"/>
@@ -27732,7 +27844,7 @@
       <w:r>
         <w:t xml:space="preserve"> </w:t>
       </w:r>
-      <w:hyperlink r:id="rId840">
+      <w:hyperlink r:id="rId856">
         <w:r>
           <w:rPr>
             <w:rStyle w:val="Hyperlink"/>
@@ -27747,8 +27859,8 @@
         <w:t xml:space="preserve">provides a comprehensive catalog of available resources.</w:t>
       </w:r>
     </w:p>
-    <w:bookmarkEnd w:id="959"/>
-    <w:bookmarkStart w:id="960" w:name="networking"/>
+    <w:bookmarkEnd w:id="975"/>
+    <w:bookmarkStart w:id="976" w:name="networking"/>
     <w:p>
       <w:pPr>
         <w:pStyle w:val="Heading2"/>
@@ -27818,9 +27930,9 @@
         <w:br w:type="page"/>
       </w:r>
     </w:p>
-    <w:bookmarkEnd w:id="960"/>
-    <w:bookmarkEnd w:id="961"/>
-    <w:bookmarkStart w:id="969" w:name="sec-writing"/>
+    <w:bookmarkEnd w:id="976"/>
+    <w:bookmarkEnd w:id="977"/>
+    <w:bookmarkStart w:id="985" w:name="sec-writing"/>
     <w:p>
       <w:pPr>
         <w:pStyle w:val="Heading1"/>
@@ -27829,7 +27941,7 @@
         <w:t xml:space="preserve">23. Writing</w:t>
       </w:r>
     </w:p>
-    <w:bookmarkStart w:id="962" w:name="writing-to-clarify-your-thinking"/>
+    <w:bookmarkStart w:id="978" w:name="writing-to-clarify-your-thinking"/>
     <w:p>
       <w:pPr>
         <w:pStyle w:val="Heading2"/>
@@ -27947,8 +28059,8 @@
         <w:t xml:space="preserve">.</w:t>
       </w:r>
     </w:p>
-    <w:bookmarkEnd w:id="962"/>
-    <w:bookmarkStart w:id="964" w:name="sec-plain-prose"/>
+    <w:bookmarkEnd w:id="978"/>
+    <w:bookmarkStart w:id="980" w:name="sec-plain-prose"/>
     <w:p>
       <w:pPr>
         <w:pStyle w:val="Heading2"/>
@@ -28000,7 +28112,7 @@
       <w:r>
         <w:t xml:space="preserve"> </w:t>
       </w:r>
-      <w:hyperlink r:id="rId963">
+      <w:hyperlink r:id="rId979">
         <w:r>
           <w:rPr>
             <w:rStyle w:val="Hyperlink"/>
@@ -28319,8 +28431,8 @@
         <w:t xml:space="preserve">Never trade an honest hedge for false confidence.</w:t>
       </w:r>
     </w:p>
-    <w:bookmarkEnd w:id="964"/>
-    <w:bookmarkStart w:id="965" w:name="sec-ai-tells"/>
+    <w:bookmarkEnd w:id="980"/>
+    <w:bookmarkStart w:id="981" w:name="sec-ai-tells"/>
     <w:p>
       <w:pPr>
         <w:pStyle w:val="Heading2"/>
@@ -28624,8 +28736,8 @@
         <w:t xml:space="preserve">Code, terse status lines, and short conversational replies are exempt.</w:t>
       </w:r>
     </w:p>
-    <w:bookmarkEnd w:id="965"/>
-    <w:bookmarkStart w:id="968" w:name="sec-show-dont-tell"/>
+    <w:bookmarkEnd w:id="981"/>
+    <w:bookmarkStart w:id="984" w:name="sec-show-dont-tell"/>
     <w:p>
       <w:pPr>
         <w:pStyle w:val="Heading2"/>
@@ -28713,7 +28825,7 @@
         <w:t xml:space="preserve">favor concrete visual evidence and direct demonstration over dense verbal exposition.</w:t>
       </w:r>
     </w:p>
-    <w:bookmarkStart w:id="966" w:name="in-scientific-manuscripts-and-reports"/>
+    <w:bookmarkStart w:id="982" w:name="in-scientific-manuscripts-and-reports"/>
     <w:p>
       <w:pPr>
         <w:pStyle w:val="Heading3"/>
@@ -28812,8 +28924,8 @@
         <w:t xml:space="preserve">and workflow schematics clarify methodological structures much faster than textual descriptions alone.</w:t>
       </w:r>
     </w:p>
-    <w:bookmarkEnd w:id="966"/>
-    <w:bookmarkStart w:id="967" w:name="in-conference-and-lab-presentations"/>
+    <w:bookmarkEnd w:id="982"/>
+    <w:bookmarkStart w:id="983" w:name="in-conference-and-lab-presentations"/>
     <w:p>
       <w:pPr>
         <w:pStyle w:val="Heading3"/>
@@ -28941,10 +29053,10 @@
         <w:br w:type="page"/>
       </w:r>
     </w:p>
-    <w:bookmarkEnd w:id="967"/>
-    <w:bookmarkEnd w:id="968"/>
-    <w:bookmarkEnd w:id="969"/>
-    <w:bookmarkStart w:id="985" w:name="manuscript-preparation-and-publication"/>
+    <w:bookmarkEnd w:id="983"/>
+    <w:bookmarkEnd w:id="984"/>
+    <w:bookmarkEnd w:id="985"/>
+    <w:bookmarkStart w:id="1001" w:name="manuscript-preparation-and-publication"/>
     <w:p>
       <w:pPr>
         <w:pStyle w:val="Heading1"/>
@@ -28953,7 +29065,7 @@
         <w:t xml:space="preserve">24. Manuscript Preparation and Publication</w:t>
       </w:r>
     </w:p>
-    <w:bookmarkStart w:id="970" w:name="publication-process"/>
+    <w:bookmarkStart w:id="986" w:name="publication-process"/>
     <w:p>
       <w:pPr>
         <w:pStyle w:val="Heading2"/>
@@ -29122,8 +29234,8 @@
         <w:t xml:space="preserve">: Celebrate and share!</w:t>
       </w:r>
     </w:p>
-    <w:bookmarkEnd w:id="970"/>
-    <w:bookmarkStart w:id="973" w:name="sec-responding-to-peer-review"/>
+    <w:bookmarkEnd w:id="986"/>
+    <w:bookmarkStart w:id="989" w:name="sec-responding-to-peer-review"/>
     <w:p>
       <w:pPr>
         <w:pStyle w:val="Heading2"/>
@@ -29154,7 +29266,7 @@
       <w:r>
         <w:t xml:space="preserve"> </w:t>
       </w:r>
-      <w:hyperlink r:id="rId971">
+      <w:hyperlink r:id="rId987">
         <w:r>
           <w:rPr>
             <w:rStyle w:val="Hyperlink"/>
@@ -29397,7 +29509,7 @@
       <w:r>
         <w:t xml:space="preserve"> </w:t>
       </w:r>
-      <w:hyperlink r:id="rId972">
+      <w:hyperlink r:id="rId988">
         <w:r>
           <w:rPr>
             <w:rStyle w:val="Hyperlink"/>
@@ -29481,8 +29593,8 @@
         <w:t xml:space="preserve">If you make changes beyond what the reviewer requested, mention them briefly</w:t>
       </w:r>
     </w:p>
-    <w:bookmarkEnd w:id="973"/>
-    <w:bookmarkStart w:id="976" w:name="preprints-and-open-access"/>
+    <w:bookmarkEnd w:id="989"/>
+    <w:bookmarkStart w:id="992" w:name="preprints-and-open-access"/>
     <w:p>
       <w:pPr>
         <w:pStyle w:val="Heading2"/>
@@ -29505,7 +29617,7 @@
       <w:r>
         <w:t xml:space="preserve"> </w:t>
       </w:r>
-      <w:hyperlink r:id="rId974">
+      <w:hyperlink r:id="rId990">
         <w:r>
           <w:rPr>
             <w:rStyle w:val="Hyperlink"/>
@@ -29522,7 +29634,7 @@
       <w:r>
         <w:t xml:space="preserve"> </w:t>
       </w:r>
-      <w:hyperlink r:id="rId975">
+      <w:hyperlink r:id="rId991">
         <w:r>
           <w:rPr>
             <w:rStyle w:val="Hyperlink"/>
@@ -29577,7 +29689,7 @@
       <w:r>
         <w:t xml:space="preserve"> </w:t>
       </w:r>
-      <w:hyperlink r:id="rId974">
+      <w:hyperlink r:id="rId990">
         <w:r>
           <w:rPr>
             <w:rStyle w:val="Hyperlink"/>
@@ -29589,8 +29701,8 @@
         <w:t xml:space="preserve">.</w:t>
       </w:r>
     </w:p>
-    <w:bookmarkEnd w:id="976"/>
-    <w:bookmarkStart w:id="977" w:name="reporting-checklists"/>
+    <w:bookmarkEnd w:id="992"/>
+    <w:bookmarkStart w:id="993" w:name="reporting-checklists"/>
     <w:p>
       <w:pPr>
         <w:pStyle w:val="Heading2"/>
@@ -29669,8 +29781,8 @@
         <w:t xml:space="preserve">)</w:t>
       </w:r>
     </w:p>
-    <w:bookmarkEnd w:id="977"/>
-    <w:bookmarkStart w:id="978" w:name="manuscript-checklist-1"/>
+    <w:bookmarkEnd w:id="993"/>
+    <w:bookmarkStart w:id="994" w:name="manuscript-checklist-1"/>
     <w:p>
       <w:pPr>
         <w:pStyle w:val="Heading2"/>
@@ -29909,8 +30021,8 @@
         <w:t xml:space="preserve">Author contributions drafted using CRediT Taxonomy</w:t>
       </w:r>
     </w:p>
-    <w:bookmarkEnd w:id="978"/>
-    <w:bookmarkStart w:id="982" w:name="X601c277811850b6b996e665d440b29e734b34e7"/>
+    <w:bookmarkEnd w:id="994"/>
+    <w:bookmarkStart w:id="998" w:name="X601c277811850b6b996e665d440b29e734b34e7"/>
     <w:p>
       <w:pPr>
         <w:pStyle w:val="Heading2"/>
@@ -29968,7 +30080,7 @@
       <w:r>
         <w:t xml:space="preserve"> </w:t>
       </w:r>
-      <w:hyperlink r:id="rId979">
+      <w:hyperlink r:id="rId995">
         <w:r>
           <w:rPr>
             <w:rStyle w:val="VerbatimChar"/>
@@ -29991,7 +30103,7 @@
       <w:r>
         <w:t xml:space="preserve"> </w:t>
       </w:r>
-      <w:hyperlink r:id="rId980">
+      <w:hyperlink r:id="rId996">
         <w:r>
           <w:rPr>
             <w:rStyle w:val="VerbatimChar"/>
@@ -30014,7 +30126,7 @@
       <w:r>
         <w:t xml:space="preserve"> </w:t>
       </w:r>
-      <w:hyperlink r:id="rId981">
+      <w:hyperlink r:id="rId997">
         <w:r>
           <w:rPr>
             <w:rStyle w:val="VerbatimChar"/>
@@ -30387,8 +30499,8 @@
         <w:t xml:space="preserve">while preserving your R workflow.</w:t>
       </w:r>
     </w:p>
-    <w:bookmarkEnd w:id="982"/>
-    <w:bookmarkStart w:id="984" w:name="scientific-writing-claims-and-evidence"/>
+    <w:bookmarkEnd w:id="998"/>
+    <w:bookmarkStart w:id="1000" w:name="scientific-writing-claims-and-evidence"/>
     <w:p>
       <w:pPr>
         <w:pStyle w:val="Heading2"/>
@@ -30690,7 +30802,7 @@
       <w:r>
         <w:t xml:space="preserve"> </w:t>
       </w:r>
-      <w:hyperlink r:id="rId983">
+      <w:hyperlink r:id="rId999">
         <w:r>
           <w:rPr>
             <w:rStyle w:val="Hyperlink"/>
@@ -30746,9 +30858,9 @@
         <w:br w:type="page"/>
       </w:r>
     </w:p>
-    <w:bookmarkEnd w:id="984"/>
-    <w:bookmarkEnd w:id="985"/>
-    <w:bookmarkStart w:id="1049" w:name="references"/>
+    <w:bookmarkEnd w:id="1000"/>
+    <w:bookmarkEnd w:id="1001"/>
+    <w:bookmarkStart w:id="1065" w:name="references"/>
     <w:p>
       <w:pPr>
         <w:pStyle w:val="Heading1"/>
@@ -30757,8 +30869,8 @@
         <w:t xml:space="preserve">References</w:t>
       </w:r>
     </w:p>
-    <w:bookmarkStart w:id="1048" w:name="refs"/>
-    <w:bookmarkStart w:id="987" w:name="ref-abimbola2022"/>
+    <w:bookmarkStart w:id="1064" w:name="refs"/>
+    <w:bookmarkStart w:id="1003" w:name="ref-abimbola2022"/>
     <w:p>
       <w:pPr>
         <w:pStyle w:val="Bibliography"/>
@@ -30794,7 +30906,7 @@
       <w:r>
         <w:t xml:space="preserve"> </w:t>
       </w:r>
-      <w:hyperlink r:id="rId986">
+      <w:hyperlink r:id="rId1002">
         <w:r>
           <w:rPr>
             <w:rStyle w:val="Hyperlink"/>
@@ -30806,8 +30918,8 @@
         <w:t xml:space="preserve">.</w:t>
       </w:r>
     </w:p>
-    <w:bookmarkEnd w:id="987"/>
-    <w:bookmarkStart w:id="989" w:name="ref-baker2019"/>
+    <w:bookmarkEnd w:id="1003"/>
+    <w:bookmarkStart w:id="1005" w:name="ref-baker2019"/>
     <w:p>
       <w:pPr>
         <w:pStyle w:val="Bibliography"/>
@@ -30837,7 +30949,7 @@
       <w:r>
         <w:t xml:space="preserve"> </w:t>
       </w:r>
-      <w:hyperlink r:id="rId988">
+      <w:hyperlink r:id="rId1004">
         <w:r>
           <w:rPr>
             <w:rStyle w:val="Hyperlink"/>
@@ -30849,8 +30961,8 @@
         <w:t xml:space="preserve">.</w:t>
       </w:r>
     </w:p>
-    <w:bookmarkEnd w:id="989"/>
-    <w:bookmarkStart w:id="990" w:name="ref-benjaminchunglab"/>
+    <w:bookmarkEnd w:id="1005"/>
+    <w:bookmarkStart w:id="1006" w:name="ref-benjaminchunglab"/>
     <w:p>
       <w:pPr>
         <w:pStyle w:val="Bibliography"/>
@@ -30874,7 +30986,7 @@
       <w:r>
         <w:t xml:space="preserve"> </w:t>
       </w:r>
-      <w:hyperlink r:id="rId913">
+      <w:hyperlink r:id="rId929">
         <w:r>
           <w:rPr>
             <w:rStyle w:val="Hyperlink"/>
@@ -30886,8 +30998,8 @@
         <w:t xml:space="preserve">.</w:t>
       </w:r>
     </w:p>
-    <w:bookmarkEnd w:id="990"/>
-    <w:bookmarkStart w:id="992" w:name="ref-bryan2023happygit"/>
+    <w:bookmarkEnd w:id="1006"/>
+    <w:bookmarkStart w:id="1008" w:name="ref-bryan2023happygit"/>
     <w:p>
       <w:pPr>
         <w:pStyle w:val="Bibliography"/>
@@ -30911,7 +31023,7 @@
       <w:r>
         <w:t xml:space="preserve"> </w:t>
       </w:r>
-      <w:hyperlink r:id="rId991">
+      <w:hyperlink r:id="rId1007">
         <w:r>
           <w:rPr>
             <w:rStyle w:val="Hyperlink"/>
@@ -30923,8 +31035,8 @@
         <w:t xml:space="preserve">.</w:t>
       </w:r>
     </w:p>
-    <w:bookmarkEnd w:id="992"/>
-    <w:bookmarkStart w:id="994" w:name="ref-crameri2020"/>
+    <w:bookmarkEnd w:id="1008"/>
+    <w:bookmarkStart w:id="1010" w:name="ref-crameri2020"/>
     <w:p>
       <w:pPr>
         <w:pStyle w:val="Bibliography"/>
@@ -30957,7 +31069,7 @@
       <w:r>
         <w:t xml:space="preserve"> </w:t>
       </w:r>
-      <w:hyperlink r:id="rId993">
+      <w:hyperlink r:id="rId1009">
         <w:r>
           <w:rPr>
             <w:rStyle w:val="Hyperlink"/>
@@ -30969,8 +31081,8 @@
         <w:t xml:space="preserve">.</w:t>
       </w:r>
     </w:p>
-    <w:bookmarkEnd w:id="994"/>
-    <w:bookmarkStart w:id="996" w:name="ref-creativecommons"/>
+    <w:bookmarkEnd w:id="1010"/>
+    <w:bookmarkStart w:id="1012" w:name="ref-creativecommons"/>
     <w:p>
       <w:pPr>
         <w:pStyle w:val="Bibliography"/>
@@ -30987,7 +31099,7 @@
       <w:r>
         <w:t xml:space="preserve"> </w:t>
       </w:r>
-      <w:hyperlink r:id="rId995">
+      <w:hyperlink r:id="rId1011">
         <w:r>
           <w:rPr>
             <w:rStyle w:val="Hyperlink"/>
@@ -30999,8 +31111,8 @@
         <w:t xml:space="preserve">.</w:t>
       </w:r>
     </w:p>
-    <w:bookmarkEnd w:id="996"/>
-    <w:bookmarkStart w:id="998" w:name="ref-credit"/>
+    <w:bookmarkEnd w:id="1012"/>
+    <w:bookmarkStart w:id="1014" w:name="ref-credit"/>
     <w:p>
       <w:pPr>
         <w:pStyle w:val="Bibliography"/>
@@ -31017,7 +31129,7 @@
       <w:r>
         <w:t xml:space="preserve"> </w:t>
       </w:r>
-      <w:hyperlink r:id="rId997">
+      <w:hyperlink r:id="rId1013">
         <w:r>
           <w:rPr>
             <w:rStyle w:val="Hyperlink"/>
@@ -31029,8 +31141,8 @@
         <w:t xml:space="preserve">.</w:t>
       </w:r>
     </w:p>
-    <w:bookmarkEnd w:id="998"/>
-    <w:bookmarkStart w:id="1000" w:name="ref-dryad"/>
+    <w:bookmarkEnd w:id="1014"/>
+    <w:bookmarkStart w:id="1016" w:name="ref-dryad"/>
     <w:p>
       <w:pPr>
         <w:pStyle w:val="Bibliography"/>
@@ -31047,7 +31159,7 @@
       <w:r>
         <w:t xml:space="preserve"> </w:t>
       </w:r>
-      <w:hyperlink r:id="rId999">
+      <w:hyperlink r:id="rId1015">
         <w:r>
           <w:rPr>
             <w:rStyle w:val="Hyperlink"/>
@@ -31059,8 +31171,8 @@
         <w:t xml:space="preserve">.</w:t>
       </w:r>
     </w:p>
-    <w:bookmarkEnd w:id="1000"/>
-    <w:bookmarkStart w:id="1001" w:name="ref-equatornetwork"/>
+    <w:bookmarkEnd w:id="1016"/>
+    <w:bookmarkStart w:id="1017" w:name="ref-equatornetwork"/>
     <w:p>
       <w:pPr>
         <w:pStyle w:val="Bibliography"/>
@@ -31089,8 +31201,8 @@
         <w:t xml:space="preserve">.</w:t>
       </w:r>
     </w:p>
-    <w:bookmarkEnd w:id="1001"/>
-    <w:bookmarkStart w:id="1003" w:name="ref-fay2021engineering"/>
+    <w:bookmarkEnd w:id="1017"/>
+    <w:bookmarkStart w:id="1019" w:name="ref-fay2021engineering"/>
     <w:p>
       <w:pPr>
         <w:pStyle w:val="Bibliography"/>
@@ -31114,7 +31226,7 @@
       <w:r>
         <w:t xml:space="preserve"> </w:t>
       </w:r>
-      <w:hyperlink r:id="rId1002">
+      <w:hyperlink r:id="rId1018">
         <w:r>
           <w:rPr>
             <w:rStyle w:val="Hyperlink"/>
@@ -31126,8 +31238,8 @@
         <w:t xml:space="preserve">.</w:t>
       </w:r>
     </w:p>
-    <w:bookmarkEnd w:id="1003"/>
-    <w:bookmarkStart w:id="1005" w:name="ref-plos_data"/>
+    <w:bookmarkEnd w:id="1019"/>
+    <w:bookmarkStart w:id="1021" w:name="ref-plos_data"/>
     <w:p>
       <w:pPr>
         <w:pStyle w:val="Bibliography"/>
@@ -31144,7 +31256,7 @@
       <w:r>
         <w:t xml:space="preserve"> </w:t>
       </w:r>
-      <w:hyperlink r:id="rId1004">
+      <w:hyperlink r:id="rId1020">
         <w:r>
           <w:rPr>
             <w:rStyle w:val="Hyperlink"/>
@@ -31156,8 +31268,8 @@
         <w:t xml:space="preserve">.</w:t>
       </w:r>
     </w:p>
-    <w:bookmarkEnd w:id="1005"/>
-    <w:bookmarkStart w:id="1006" w:name="ref-icmje"/>
+    <w:bookmarkEnd w:id="1021"/>
+    <w:bookmarkStart w:id="1022" w:name="ref-icmje"/>
     <w:p>
       <w:pPr>
         <w:pStyle w:val="Bibliography"/>
@@ -31192,8 +31304,8 @@
         <w:t xml:space="preserve">.</w:t>
       </w:r>
     </w:p>
-    <w:bookmarkEnd w:id="1006"/>
-    <w:bookmarkStart w:id="1008" w:name="ref-lamport2019think"/>
+    <w:bookmarkEnd w:id="1022"/>
+    <w:bookmarkStart w:id="1024" w:name="ref-lamport2019think"/>
     <w:p>
       <w:pPr>
         <w:pStyle w:val="Bibliography"/>
@@ -31217,7 +31329,7 @@
       <w:r>
         <w:t xml:space="preserve"> </w:t>
       </w:r>
-      <w:hyperlink r:id="rId1007">
+      <w:hyperlink r:id="rId1023">
         <w:r>
           <w:rPr>
             <w:rStyle w:val="Hyperlink"/>
@@ -31229,8 +31341,8 @@
         <w:t xml:space="preserve">.</w:t>
       </w:r>
     </w:p>
-    <w:bookmarkEnd w:id="1008"/>
-    <w:bookmarkStart w:id="1009" w:name="ref-medRxiv"/>
+    <w:bookmarkEnd w:id="1024"/>
+    <w:bookmarkStart w:id="1025" w:name="ref-medRxiv"/>
     <w:p>
       <w:pPr>
         <w:pStyle w:val="Bibliography"/>
@@ -31247,7 +31359,7 @@
       <w:r>
         <w:t xml:space="preserve"> </w:t>
       </w:r>
-      <w:hyperlink r:id="rId974">
+      <w:hyperlink r:id="rId990">
         <w:r>
           <w:rPr>
             <w:rStyle w:val="Hyperlink"/>
@@ -31259,8 +31371,8 @@
         <w:t xml:space="preserve">.</w:t>
       </w:r>
     </w:p>
-    <w:bookmarkEnd w:id="1009"/>
-    <w:bookmarkStart w:id="1011" w:name="ref-merali2010"/>
+    <w:bookmarkEnd w:id="1025"/>
+    <w:bookmarkStart w:id="1027" w:name="ref-merali2010"/>
     <w:p>
       <w:pPr>
         <w:pStyle w:val="Bibliography"/>
@@ -31293,7 +31405,7 @@
       <w:r>
         <w:t xml:space="preserve"> </w:t>
       </w:r>
-      <w:hyperlink r:id="rId1010">
+      <w:hyperlink r:id="rId1026">
         <w:r>
           <w:rPr>
             <w:rStyle w:val="Hyperlink"/>
@@ -31305,8 +31417,8 @@
         <w:t xml:space="preserve">.</w:t>
       </w:r>
     </w:p>
-    <w:bookmarkEnd w:id="1011"/>
-    <w:bookmarkStart w:id="1013" w:name="ref-munafo2017"/>
+    <w:bookmarkEnd w:id="1027"/>
+    <w:bookmarkStart w:id="1029" w:name="ref-munafo2017"/>
     <w:p>
       <w:pPr>
         <w:pStyle w:val="Bibliography"/>
@@ -31339,7 +31451,7 @@
       <w:r>
         <w:t xml:space="preserve"> </w:t>
       </w:r>
-      <w:hyperlink r:id="rId1012">
+      <w:hyperlink r:id="rId1028">
         <w:r>
           <w:rPr>
             <w:rStyle w:val="Hyperlink"/>
@@ -31351,8 +31463,8 @@
         <w:t xml:space="preserve">.</w:t>
       </w:r>
     </w:p>
-    <w:bookmarkEnd w:id="1013"/>
-    <w:bookmarkStart w:id="1015" w:name="ref-nuzzo2015"/>
+    <w:bookmarkEnd w:id="1029"/>
+    <w:bookmarkStart w:id="1031" w:name="ref-nuzzo2015"/>
     <w:p>
       <w:pPr>
         <w:pStyle w:val="Bibliography"/>
@@ -31385,7 +31497,7 @@
       <w:r>
         <w:t xml:space="preserve"> </w:t>
       </w:r>
-      <w:hyperlink r:id="rId1014">
+      <w:hyperlink r:id="rId1030">
         <w:r>
           <w:rPr>
             <w:rStyle w:val="Hyperlink"/>
@@ -31397,8 +31509,8 @@
         <w:t xml:space="preserve">.</w:t>
       </w:r>
     </w:p>
-    <w:bookmarkEnd w:id="1015"/>
-    <w:bookmarkStart w:id="1017" w:name="ref-osf"/>
+    <w:bookmarkEnd w:id="1031"/>
+    <w:bookmarkStart w:id="1033" w:name="ref-osf"/>
     <w:p>
       <w:pPr>
         <w:pStyle w:val="Bibliography"/>
@@ -31415,7 +31527,7 @@
       <w:r>
         <w:t xml:space="preserve"> </w:t>
       </w:r>
-      <w:hyperlink r:id="rId1016">
+      <w:hyperlink r:id="rId1032">
         <w:r>
           <w:rPr>
             <w:rStyle w:val="Hyperlink"/>
@@ -31427,8 +31539,8 @@
         <w:t xml:space="preserve">.</w:t>
       </w:r>
     </w:p>
-    <w:bookmarkEnd w:id="1017"/>
-    <w:bookmarkStart w:id="1019" w:name="ref-rougier2014"/>
+    <w:bookmarkEnd w:id="1033"/>
+    <w:bookmarkStart w:id="1035" w:name="ref-rougier2014"/>
     <w:p>
       <w:pPr>
         <w:pStyle w:val="Bibliography"/>
@@ -31461,7 +31573,7 @@
       <w:r>
         <w:t xml:space="preserve"> </w:t>
       </w:r>
-      <w:hyperlink r:id="rId1018">
+      <w:hyperlink r:id="rId1034">
         <w:r>
           <w:rPr>
             <w:rStyle w:val="Hyperlink"/>
@@ -31473,8 +31585,8 @@
         <w:t xml:space="preserve">.</w:t>
       </w:r>
     </w:p>
-    <w:bookmarkEnd w:id="1019"/>
-    <w:bookmarkStart w:id="1021" w:name="ref-silbiger2019"/>
+    <w:bookmarkEnd w:id="1035"/>
+    <w:bookmarkStart w:id="1037" w:name="ref-silbiger2019"/>
     <w:p>
       <w:pPr>
         <w:pStyle w:val="Bibliography"/>
@@ -31504,7 +31616,7 @@
       <w:r>
         <w:t xml:space="preserve"> </w:t>
       </w:r>
-      <w:hyperlink r:id="rId1020">
+      <w:hyperlink r:id="rId1036">
         <w:r>
           <w:rPr>
             <w:rStyle w:val="Hyperlink"/>
@@ -31516,8 +31628,8 @@
         <w:t xml:space="preserve">.</w:t>
       </w:r>
     </w:p>
-    <w:bookmarkEnd w:id="1021"/>
-    <w:bookmarkStart w:id="1023" w:name="ref-slurm-salloc"/>
+    <w:bookmarkEnd w:id="1037"/>
+    <w:bookmarkStart w:id="1039" w:name="ref-slurm-salloc"/>
     <w:p>
       <w:pPr>
         <w:pStyle w:val="Bibliography"/>
@@ -31534,7 +31646,7 @@
       <w:r>
         <w:t xml:space="preserve"> </w:t>
       </w:r>
-      <w:hyperlink r:id="rId1022">
+      <w:hyperlink r:id="rId1038">
         <w:r>
           <w:rPr>
             <w:rStyle w:val="Hyperlink"/>
@@ -31546,8 +31658,8 @@
         <w:t xml:space="preserve">.</w:t>
       </w:r>
     </w:p>
-    <w:bookmarkEnd w:id="1023"/>
-    <w:bookmarkStart w:id="1025" w:name="ref-slurm-sattach"/>
+    <w:bookmarkEnd w:id="1039"/>
+    <w:bookmarkStart w:id="1041" w:name="ref-slurm-sattach"/>
     <w:p>
       <w:pPr>
         <w:pStyle w:val="Bibliography"/>
@@ -31564,7 +31676,7 @@
       <w:r>
         <w:t xml:space="preserve"> </w:t>
       </w:r>
-      <w:hyperlink r:id="rId1024">
+      <w:hyperlink r:id="rId1040">
         <w:r>
           <w:rPr>
             <w:rStyle w:val="Hyperlink"/>
@@ -31576,8 +31688,8 @@
         <w:t xml:space="preserve">.</w:t>
       </w:r>
     </w:p>
-    <w:bookmarkEnd w:id="1025"/>
-    <w:bookmarkStart w:id="1027" w:name="ref-slurm"/>
+    <w:bookmarkEnd w:id="1041"/>
+    <w:bookmarkStart w:id="1043" w:name="ref-slurm"/>
     <w:p>
       <w:pPr>
         <w:pStyle w:val="Bibliography"/>
@@ -31594,7 +31706,7 @@
       <w:r>
         <w:t xml:space="preserve"> </w:t>
       </w:r>
-      <w:hyperlink r:id="rId1026">
+      <w:hyperlink r:id="rId1042">
         <w:r>
           <w:rPr>
             <w:rStyle w:val="Hyperlink"/>
@@ -31606,8 +31718,8 @@
         <w:t xml:space="preserve">.</w:t>
       </w:r>
     </w:p>
-    <w:bookmarkEnd w:id="1027"/>
-    <w:bookmarkStart w:id="1029" w:name="ref-slurm-squeue"/>
+    <w:bookmarkEnd w:id="1043"/>
+    <w:bookmarkStart w:id="1045" w:name="ref-slurm-squeue"/>
     <w:p>
       <w:pPr>
         <w:pStyle w:val="Bibliography"/>
@@ -31624,7 +31736,7 @@
       <w:r>
         <w:t xml:space="preserve"> </w:t>
       </w:r>
-      <w:hyperlink r:id="rId1028">
+      <w:hyperlink r:id="rId1044">
         <w:r>
           <w:rPr>
             <w:rStyle w:val="Hyperlink"/>
@@ -31636,8 +31748,8 @@
         <w:t xml:space="preserve">.</w:t>
       </w:r>
     </w:p>
-    <w:bookmarkEnd w:id="1029"/>
-    <w:bookmarkStart w:id="1031" w:name="ref-slurm-srun"/>
+    <w:bookmarkEnd w:id="1045"/>
+    <w:bookmarkStart w:id="1047" w:name="ref-slurm-srun"/>
     <w:p>
       <w:pPr>
         <w:pStyle w:val="Bibliography"/>
@@ -31654,7 +31766,7 @@
       <w:r>
         <w:t xml:space="preserve"> </w:t>
       </w:r>
-      <w:hyperlink r:id="rId1030">
+      <w:hyperlink r:id="rId1046">
         <w:r>
           <w:rPr>
             <w:rStyle w:val="Hyperlink"/>
@@ -31666,8 +31778,8 @@
         <w:t xml:space="preserve">.</w:t>
       </w:r>
     </w:p>
-    <w:bookmarkEnd w:id="1031"/>
-    <w:bookmarkStart w:id="1033" w:name="ref-openssh-ssh-config"/>
+    <w:bookmarkEnd w:id="1047"/>
+    <w:bookmarkStart w:id="1049" w:name="ref-openssh-ssh-config"/>
     <w:p>
       <w:pPr>
         <w:pStyle w:val="Bibliography"/>
@@ -31684,7 +31796,7 @@
       <w:r>
         <w:t xml:space="preserve"> </w:t>
       </w:r>
-      <w:hyperlink r:id="rId1032">
+      <w:hyperlink r:id="rId1048">
         <w:r>
           <w:rPr>
             <w:rStyle w:val="Hyperlink"/>
@@ -31696,8 +31808,8 @@
         <w:t xml:space="preserve">.</w:t>
       </w:r>
     </w:p>
-    <w:bookmarkEnd w:id="1033"/>
-    <w:bookmarkStart w:id="1035" w:name="ref-openssh-ssh-config-debian"/>
+    <w:bookmarkEnd w:id="1049"/>
+    <w:bookmarkStart w:id="1051" w:name="ref-openssh-ssh-config-debian"/>
     <w:p>
       <w:pPr>
         <w:pStyle w:val="Bibliography"/>
@@ -31714,7 +31826,7 @@
       <w:r>
         <w:t xml:space="preserve"> </w:t>
       </w:r>
-      <w:hyperlink r:id="rId1034">
+      <w:hyperlink r:id="rId1050">
         <w:r>
           <w:rPr>
             <w:rStyle w:val="Hyperlink"/>
@@ -31726,8 +31838,8 @@
         <w:t xml:space="preserve">.</w:t>
       </w:r>
     </w:p>
-    <w:bookmarkEnd w:id="1035"/>
-    <w:bookmarkStart w:id="1037" w:name="ref-stoddart2019"/>
+    <w:bookmarkEnd w:id="1051"/>
+    <w:bookmarkStart w:id="1053" w:name="ref-stoddart2019"/>
     <w:p>
       <w:pPr>
         <w:pStyle w:val="Bibliography"/>
@@ -31757,7 +31869,7 @@
       <w:r>
         <w:t xml:space="preserve"> </w:t>
       </w:r>
-      <w:hyperlink r:id="rId1036">
+      <w:hyperlink r:id="rId1052">
         <w:r>
           <w:rPr>
             <w:rStyle w:val="Hyperlink"/>
@@ -31769,8 +31881,8 @@
         <w:t xml:space="preserve">.</w:t>
       </w:r>
     </w:p>
-    <w:bookmarkEnd w:id="1037"/>
-    <w:bookmarkStart w:id="1039" w:name="ref-vannoorden2021"/>
+    <w:bookmarkEnd w:id="1053"/>
+    <w:bookmarkStart w:id="1055" w:name="ref-vannoorden2021"/>
     <w:p>
       <w:pPr>
         <w:pStyle w:val="Bibliography"/>
@@ -31800,7 +31912,7 @@
       <w:r>
         <w:t xml:space="preserve"> </w:t>
       </w:r>
-      <w:hyperlink r:id="rId1038">
+      <w:hyperlink r:id="rId1054">
         <w:r>
           <w:rPr>
             <w:rStyle w:val="Hyperlink"/>
@@ -31812,8 +31924,8 @@
         <w:t xml:space="preserve">.</w:t>
       </w:r>
     </w:p>
-    <w:bookmarkEnd w:id="1039"/>
-    <w:bookmarkStart w:id="1041" w:name="ref-wickham2019advr"/>
+    <w:bookmarkEnd w:id="1055"/>
+    <w:bookmarkStart w:id="1057" w:name="ref-wickham2019advr"/>
     <w:p>
       <w:pPr>
         <w:pStyle w:val="Bibliography"/>
@@ -31837,7 +31949,7 @@
       <w:r>
         <w:t xml:space="preserve"> </w:t>
       </w:r>
-      <w:hyperlink r:id="rId1040">
+      <w:hyperlink r:id="rId1056">
         <w:r>
           <w:rPr>
             <w:rStyle w:val="Hyperlink"/>
@@ -31849,8 +31961,8 @@
         <w:t xml:space="preserve">.</w:t>
       </w:r>
     </w:p>
-    <w:bookmarkEnd w:id="1041"/>
-    <w:bookmarkStart w:id="1043" w:name="ref-wickham2021shiny"/>
+    <w:bookmarkEnd w:id="1057"/>
+    <w:bookmarkStart w:id="1059" w:name="ref-wickham2021shiny"/>
     <w:p>
       <w:pPr>
         <w:pStyle w:val="Bibliography"/>
@@ -31874,7 +31986,7 @@
       <w:r>
         <w:t xml:space="preserve"> </w:t>
       </w:r>
-      <w:hyperlink r:id="rId1042">
+      <w:hyperlink r:id="rId1058">
         <w:r>
           <w:rPr>
             <w:rStyle w:val="Hyperlink"/>
@@ -31886,8 +31998,8 @@
         <w:t xml:space="preserve">.</w:t>
       </w:r>
     </w:p>
-    <w:bookmarkEnd w:id="1043"/>
-    <w:bookmarkStart w:id="1045" w:name="ref-wickham2023rpkgs"/>
+    <w:bookmarkEnd w:id="1059"/>
+    <w:bookmarkStart w:id="1061" w:name="ref-wickham2023rpkgs"/>
     <w:p>
       <w:pPr>
         <w:pStyle w:val="Bibliography"/>
@@ -31911,7 +32023,7 @@
       <w:r>
         <w:t xml:space="preserve"> </w:t>
       </w:r>
-      <w:hyperlink r:id="rId1044">
+      <w:hyperlink r:id="rId1060">
         <w:r>
           <w:rPr>
             <w:rStyle w:val="Hyperlink"/>
@@ -31923,8 +32035,8 @@
         <w:t xml:space="preserve">.</w:t>
       </w:r>
     </w:p>
-    <w:bookmarkEnd w:id="1045"/>
-    <w:bookmarkStart w:id="1047" w:name="ref-wickham2023r4ds"/>
+    <w:bookmarkEnd w:id="1061"/>
+    <w:bookmarkStart w:id="1063" w:name="ref-wickham2023r4ds"/>
     <w:p>
       <w:pPr>
         <w:pStyle w:val="Bibliography"/>
@@ -31948,7 +32060,7 @@
       <w:r>
         <w:t xml:space="preserve"> </w:t>
       </w:r>
-      <w:hyperlink r:id="rId1046">
+      <w:hyperlink r:id="rId1062">
         <w:r>
           <w:rPr>
             <w:rStyle w:val="Hyperlink"/>
@@ -31960,15 +32072,15 @@
         <w:t xml:space="preserve">.</w:t>
       </w:r>
     </w:p>
-    <w:bookmarkEnd w:id="1047"/>
-    <w:bookmarkEnd w:id="1048"/>
+    <w:bookmarkEnd w:id="1063"/>
+    <w:bookmarkEnd w:id="1064"/>
     <w:p>
       <w:r>
         <w:br w:type="page"/>
       </w:r>
     </w:p>
-    <w:bookmarkEnd w:id="1049"/>
-    <w:bookmarkStart w:id="1051" w:name="sec-appendix-copilot-instructions"/>
+    <w:bookmarkEnd w:id="1065"/>
+    <w:bookmarkStart w:id="1067" w:name="sec-appendix-copilot-instructions"/>
     <w:p>
       <w:pPr>
         <w:pStyle w:val="Heading1"/>
@@ -32008,7 +32120,7 @@
       <w:r>
         <w:t xml:space="preserve"> </w:t>
       </w:r>
-      <w:hyperlink r:id="rId1050">
+      <w:hyperlink r:id="rId1066">
         <w:r>
           <w:rPr>
             <w:rStyle w:val="Hyperlink"/>
@@ -32022,8 +32134,8 @@
         <w:br w:type="page"/>
       </w:r>
     </w:p>
-    <w:bookmarkEnd w:id="1051"/>
-    <w:bookmarkStart w:id="1053" w:name="sec-appendix-copilot-setup-steps"/>
+    <w:bookmarkEnd w:id="1067"/>
+    <w:bookmarkStart w:id="1069" w:name="sec-appendix-copilot-setup-steps"/>
     <w:p>
       <w:pPr>
         <w:pStyle w:val="Heading1"/>
@@ -32063,7 +32175,7 @@
       <w:r>
         <w:t xml:space="preserve"> </w:t>
       </w:r>
-      <w:hyperlink r:id="rId1052">
+      <w:hyperlink r:id="rId1068">
         <w:r>
           <w:rPr>
             <w:rStyle w:val="Hyperlink"/>
@@ -32077,8 +32189,8 @@
         <w:br w:type="page"/>
       </w:r>
     </w:p>
-    <w:bookmarkEnd w:id="1053"/>
-    <w:bookmarkStart w:id="1054" w:name="document-generation-metadata"/>
+    <w:bookmarkEnd w:id="1069"/>
+    <w:bookmarkStart w:id="1070" w:name="document-generation-metadata"/>
     <w:p>
       <w:pPr>
         <w:pStyle w:val="Heading1"/>
@@ -32147,7 +32259,7 @@
       </w:ins>
       <w:ins w:id="1088" w:author="PR Preview" w:date="2024-01-01T00:00:00Z">
         <w:r>
-          <w:t xml:space="preserve">eed3f0d</w:t>
+          <w:t xml:space="preserve">de33cbe</w:t>
         </w:r>
       </w:ins>
     </w:p>
@@ -32175,7 +32287,7 @@
       </w:ins>
       <w:ins w:id="1089" w:author="PR Preview" w:date="2024-01-01T00:00:00Z">
         <w:r>
-          <w:t xml:space="preserve">eed3f0dcd22587724462b1cb9f9c75c328e5e7d1</w:t>
+          <w:t xml:space="preserve">de33cbe0ccf22472f9f0d8a07f378e2d2eb21acb</w:t>
         </w:r>
       </w:ins>
     </w:p>
@@ -32203,7 +32315,7 @@
       </w:ins>
       <w:ins w:id="1090" w:author="PR Preview" w:date="2024-01-01T00:00:00Z">
         <w:r>
-          <w:t xml:space="preserve">2026-10-10 08:50:44 +0000</w:t>
+          <w:t xml:space="preserve">2026-10-10 09:15:22 +0000</w:t>
         </w:r>
       </w:ins>
     </w:p>
@@ -32221,7 +32333,7 @@
         <w:t xml:space="preserve">use this commit information to set up the PR correctly and account for any commits that have been added since this document was generated.</w:t>
       </w:r>
     </w:p>
-    <w:bookmarkEnd w:id="1054"/>
+    <w:bookmarkEnd w:id="1070"/>
     <w:sectPr>
       <w:footnotePr>
         <w:numRestart w:val="eachSect"/>

--- a/pr-preview/pr-551/UCD-SeRG-Lab-Manual-tracked-changes.docx
+++ b/pr-preview/pr-551/UCD-SeRG-Lab-Manual-tracked-changes.docx
@@ -32259,7 +32259,7 @@
       </w:ins>
       <w:ins w:id="1088" w:author="PR Preview" w:date="2024-01-01T00:00:00Z">
         <w:r>
-          <w:t xml:space="preserve">de33cbe</w:t>
+          <w:t xml:space="preserve">54907b8</w:t>
         </w:r>
       </w:ins>
     </w:p>
@@ -32287,7 +32287,7 @@
       </w:ins>
       <w:ins w:id="1089" w:author="PR Preview" w:date="2024-01-01T00:00:00Z">
         <w:r>
-          <w:t xml:space="preserve">de33cbe0ccf22472f9f0d8a07f378e2d2eb21acb</w:t>
+          <w:t xml:space="preserve">54907b802e28c125ef72e3ed5aa98aefa82c227f</w:t>
         </w:r>
       </w:ins>
     </w:p>
@@ -32315,7 +32315,7 @@
       </w:ins>
       <w:ins w:id="1090" w:author="PR Preview" w:date="2024-01-01T00:00:00Z">
         <w:r>
-          <w:t xml:space="preserve">2026-10-10 09:15:22 +0000</w:t>
+          <w:t xml:space="preserve">2026-10-10 18:57:36 +0000</w:t>
         </w:r>
       </w:ins>
     </w:p>
